--- a/results/nansen-edu-2025-znu/smartgrid-variants/variant-c/DigiTwin-Energy-Project-Description-UA.docx
+++ b/results/nansen-edu-2025-znu/smartgrid-variants/variant-c/DigiTwin-Energy-Project-Description-UA.docx
@@ -257,32 +257,50 @@
       </w:pPr>
     </w:p>
     <w:p>
-      <w:pPr/>
-      <w:r>
-        <w:rPr>
-          <w:rFonts w:ascii="Arial" w:hAnsi="Arial"/>
-          <w:color w:val="000000"/>
-          <w:sz w:val="22"/>
-        </w:rPr>
-        <w:t>## 1.1 Обґрунтування та потреби проєкту</w:t>
-      </w:r>
-    </w:p>
-    <w:p>
-      <w:pPr/>
-      <w:r>
-        <w:rPr>
-          <w:rFonts w:ascii="Arial" w:hAnsi="Arial"/>
-          <w:color w:val="000000"/>
-          <w:sz w:val="22"/>
-        </w:rPr>
-        <w:t>### Критична руйнація енергетичної інфраструктури України та виклики відновлення</w:t>
-      </w:r>
-    </w:p>
-    <w:p>
-      <w:pPr/>
-      <w:r>
-        <w:rPr>
-          <w:rFonts w:ascii="Arial" w:hAnsi="Arial"/>
+      <w:pPr>
+        <w:pStyle w:val="Ingenmellomrom"/>
+      </w:pPr>
+      <w:r/>
+    </w:p>
+    <w:p>
+      <w:pPr>
+        <w:spacing w:before="160" w:after="80"/>
+      </w:pPr>
+      <w:r>
+        <w:rPr>
+          <w:rFonts w:ascii="Arial" w:hAnsi="Arial"/>
+          <w:b/>
+          <w:i w:val="0"/>
+          <w:color w:val="000000"/>
+          <w:sz w:val="22"/>
+        </w:rPr>
+        <w:t>Обґрунтування та потреби проєкту</w:t>
+      </w:r>
+    </w:p>
+    <w:p>
+      <w:pPr>
+        <w:spacing w:before="160" w:after="80"/>
+      </w:pPr>
+      <w:r>
+        <w:rPr>
+          <w:rFonts w:ascii="Arial" w:hAnsi="Arial"/>
+          <w:b/>
+          <w:i w:val="0"/>
+          <w:color w:val="000000"/>
+          <w:sz w:val="22"/>
+        </w:rPr>
+        <w:t>Критична руйнація енергетичної інфраструктури України та виклики відновлення</w:t>
+      </w:r>
+    </w:p>
+    <w:p>
+      <w:pPr>
+        <w:spacing w:before="0" w:after="120"/>
+      </w:pPr>
+      <w:r>
+        <w:rPr>
+          <w:rFonts w:ascii="Arial" w:hAnsi="Arial"/>
+          <w:b w:val="0"/>
+          <w:i w:val="0"/>
           <w:color w:val="000000"/>
           <w:sz w:val="22"/>
         </w:rPr>
@@ -290,10 +308,14 @@
       </w:r>
     </w:p>
     <w:p>
-      <w:pPr/>
-      <w:r>
-        <w:rPr>
-          <w:rFonts w:ascii="Arial" w:hAnsi="Arial"/>
+      <w:pPr>
+        <w:spacing w:before="0" w:after="120"/>
+      </w:pPr>
+      <w:r>
+        <w:rPr>
+          <w:rFonts w:ascii="Arial" w:hAnsi="Arial"/>
+          <w:b w:val="0"/>
+          <w:i w:val="0"/>
           <w:color w:val="000000"/>
           <w:sz w:val="22"/>
         </w:rPr>
@@ -301,21 +323,29 @@
       </w:r>
     </w:p>
     <w:p>
-      <w:pPr/>
-      <w:r>
-        <w:rPr>
-          <w:rFonts w:ascii="Arial" w:hAnsi="Arial"/>
-          <w:color w:val="000000"/>
-          <w:sz w:val="22"/>
-        </w:rPr>
-        <w:t>### Кадровий дефіцит у сфері цифрових двійників для енергетики</w:t>
-      </w:r>
-    </w:p>
-    <w:p>
-      <w:pPr/>
-      <w:r>
-        <w:rPr>
-          <w:rFonts w:ascii="Arial" w:hAnsi="Arial"/>
+      <w:pPr>
+        <w:spacing w:before="160" w:after="80"/>
+      </w:pPr>
+      <w:r>
+        <w:rPr>
+          <w:rFonts w:ascii="Arial" w:hAnsi="Arial"/>
+          <w:b/>
+          <w:i w:val="0"/>
+          <w:color w:val="000000"/>
+          <w:sz w:val="22"/>
+        </w:rPr>
+        <w:t>Кадровий дефіцит у сфері цифрових двійників для енергетики</w:t>
+      </w:r>
+    </w:p>
+    <w:p>
+      <w:pPr>
+        <w:spacing w:before="0" w:after="120"/>
+      </w:pPr>
+      <w:r>
+        <w:rPr>
+          <w:rFonts w:ascii="Arial" w:hAnsi="Arial"/>
+          <w:b w:val="0"/>
+          <w:i w:val="0"/>
           <w:color w:val="000000"/>
           <w:sz w:val="22"/>
         </w:rPr>
@@ -323,10 +353,14 @@
       </w:r>
     </w:p>
     <w:p>
-      <w:pPr/>
-      <w:r>
-        <w:rPr>
-          <w:rFonts w:ascii="Arial" w:hAnsi="Arial"/>
+      <w:pPr>
+        <w:spacing w:before="0" w:after="120"/>
+      </w:pPr>
+      <w:r>
+        <w:rPr>
+          <w:rFonts w:ascii="Arial" w:hAnsi="Arial"/>
+          <w:b w:val="0"/>
+          <w:i w:val="0"/>
           <w:color w:val="000000"/>
           <w:sz w:val="22"/>
         </w:rPr>
@@ -334,76 +368,180 @@
       </w:r>
     </w:p>
     <w:p>
-      <w:pPr/>
-      <w:r>
-        <w:rPr>
-          <w:rFonts w:ascii="Arial" w:hAnsi="Arial"/>
-          <w:color w:val="000000"/>
-          <w:sz w:val="22"/>
-        </w:rPr>
-        <w:t>### Цільові групи та їхні потреби</w:t>
-      </w:r>
-    </w:p>
-    <w:p>
-      <w:pPr/>
-      <w:r>
-        <w:rPr>
-          <w:rFonts w:ascii="Arial" w:hAnsi="Arial"/>
-          <w:color w:val="000000"/>
-          <w:sz w:val="22"/>
-        </w:rPr>
-        <w:t>**Студенти бакалаврату та магістратури (основна цільова група):** Щорічно понад 2 400 студентів технічних спеціальностей ЗНУ (інженерія, комп'ютерні науки, фізика, математика) та університету-партнера завершують навчання без компетентностей у галузі цифрового моделювання, фізично обґрунтованих нейромереж та промислового IoT. Ці студенти є потенційними фахівцями для відновлення енергетичного сектору, однак не мають необхідних інструментальних знань.</w:t>
-      </w:r>
-    </w:p>
-    <w:p>
-      <w:pPr/>
-      <w:r>
-        <w:rPr>
-          <w:rFonts w:ascii="Arial" w:hAnsi="Arial"/>
-          <w:color w:val="000000"/>
-          <w:sz w:val="22"/>
-        </w:rPr>
-        <w:t>**Науково-педагогічні працівники (НПП):** 535 науковців ЗНУ та їхні колеги з університету-партнера потребують структурованого підвищення кваліфікації у сфері новітніх методологій розробки цифрових двійників, інструментів симуляції (MATLAB/Simulink, Modelica, Python-based frameworks) та хмарних платформ (Microsoft Azure IoT Hub, AWS IoT Twin Maker), щоб бути здатними викладати ці дисципліни та вести відповідні дослідження.</w:t>
-      </w:r>
-    </w:p>
-    <w:p>
-      <w:pPr/>
-      <w:r>
-        <w:rPr>
-          <w:rFonts w:ascii="Arial" w:hAnsi="Arial"/>
-          <w:color w:val="000000"/>
-          <w:sz w:val="22"/>
-        </w:rPr>
-        <w:t>**Представники енергетичної промисловості регіону:** Залишкові підприємства Запорізької та суміжних областей (операторів систем розподілу, малі ГЕС, підприємства відновлюваної енергетики), а також фахівці, задіяні у відновленні зруйнованої інфраструктури, потребують прикладних компетентностей у розгортанні та обслуговуванні цифрових двійників підстанцій і розподільних мереж.</w:t>
-      </w:r>
-    </w:p>
-    <w:p>
-      <w:pPr/>
-      <w:r>
-        <w:rPr>
-          <w:rFonts w:ascii="Arial" w:hAnsi="Arial"/>
-          <w:color w:val="000000"/>
-          <w:sz w:val="22"/>
-        </w:rPr>
-        <w:t>**Вимушено переміщені студенти та персонал:** Більша частина студентів і персоналу ЗНУ — це вимушені переселенці або особи, які навчаються/працюють в умовах прифронтової зони. Цифровий формат підготовки є для них не лише методологічним вибором, а й умовою безпеки та доступності освіти.</w:t>
-      </w:r>
-    </w:p>
-    <w:p>
-      <w:pPr/>
-      <w:r>
-        <w:rPr>
-          <w:rFonts w:ascii="Arial" w:hAnsi="Arial"/>
-          <w:color w:val="000000"/>
-          <w:sz w:val="22"/>
-        </w:rPr>
-        <w:t>### Заплановані результати (SMART-цілі)</w:t>
-      </w:r>
-    </w:p>
-    <w:p>
-      <w:pPr/>
-      <w:r>
-        <w:rPr>
-          <w:rFonts w:ascii="Arial" w:hAnsi="Arial"/>
+      <w:pPr>
+        <w:spacing w:before="160" w:after="80"/>
+      </w:pPr>
+      <w:r>
+        <w:rPr>
+          <w:rFonts w:ascii="Arial" w:hAnsi="Arial"/>
+          <w:b/>
+          <w:i w:val="0"/>
+          <w:color w:val="000000"/>
+          <w:sz w:val="22"/>
+        </w:rPr>
+        <w:t>Цільові групи та їхні потреби</w:t>
+      </w:r>
+    </w:p>
+    <w:p>
+      <w:pPr>
+        <w:spacing w:before="0" w:after="120"/>
+      </w:pPr>
+      <w:r>
+        <w:rPr>
+          <w:rFonts w:ascii="Arial" w:hAnsi="Arial"/>
+          <w:b w:val="0"/>
+          <w:i w:val="0"/>
+          <w:color w:val="000000"/>
+          <w:sz w:val="22"/>
+        </w:rPr>
+      </w:r>
+      <w:r>
+        <w:rPr>
+          <w:rFonts w:ascii="Arial" w:hAnsi="Arial"/>
+          <w:b/>
+          <w:i w:val="0"/>
+          <w:color w:val="000000"/>
+          <w:sz w:val="22"/>
+        </w:rPr>
+        <w:t>Студенти бакалаврату та магістратури (основна цільова група):</w:t>
+      </w:r>
+      <w:r>
+        <w:rPr>
+          <w:rFonts w:ascii="Arial" w:hAnsi="Arial"/>
+          <w:b w:val="0"/>
+          <w:i w:val="0"/>
+          <w:color w:val="000000"/>
+          <w:sz w:val="22"/>
+        </w:rPr>
+        <w:t xml:space="preserve"> Щорічно понад 2 400 студентів технічних спеціальностей ЗНУ (інженерія, комп'ютерні науки, фізика, математика) та університету-партнера завершують навчання без компетентностей у галузі цифрового моделювання, фізично обґрунтованих нейромереж та промислового IoT. Ці студенти є потенційними фахівцями для відновлення енергетичного сектору, однак не мають необхідних інструментальних знань.</w:t>
+      </w:r>
+    </w:p>
+    <w:p>
+      <w:pPr>
+        <w:spacing w:before="0" w:after="120"/>
+      </w:pPr>
+      <w:r>
+        <w:rPr>
+          <w:rFonts w:ascii="Arial" w:hAnsi="Arial"/>
+          <w:b w:val="0"/>
+          <w:i w:val="0"/>
+          <w:color w:val="000000"/>
+          <w:sz w:val="22"/>
+        </w:rPr>
+      </w:r>
+      <w:r>
+        <w:rPr>
+          <w:rFonts w:ascii="Arial" w:hAnsi="Arial"/>
+          <w:b/>
+          <w:i w:val="0"/>
+          <w:color w:val="000000"/>
+          <w:sz w:val="22"/>
+        </w:rPr>
+        <w:t>Науково-педагогічні працівники (НПП):</w:t>
+      </w:r>
+      <w:r>
+        <w:rPr>
+          <w:rFonts w:ascii="Arial" w:hAnsi="Arial"/>
+          <w:b w:val="0"/>
+          <w:i w:val="0"/>
+          <w:color w:val="000000"/>
+          <w:sz w:val="22"/>
+        </w:rPr>
+        <w:t xml:space="preserve"> 535 науковців ЗНУ та їхні колеги з університету-партнера потребують структурованого підвищення кваліфікації у сфері новітніх методологій розробки цифрових двійників, інструментів симуляції (MATLAB/Simulink, Modelica, Python-based frameworks) та хмарних платформ (Microsoft Azure IoT Hub, AWS IoT Twin Maker), щоб бути здатними викладати ці дисципліни та вести відповідні дослідження.</w:t>
+      </w:r>
+    </w:p>
+    <w:p>
+      <w:pPr>
+        <w:spacing w:before="0" w:after="120"/>
+      </w:pPr>
+      <w:r>
+        <w:rPr>
+          <w:rFonts w:ascii="Arial" w:hAnsi="Arial"/>
+          <w:b w:val="0"/>
+          <w:i w:val="0"/>
+          <w:color w:val="000000"/>
+          <w:sz w:val="22"/>
+        </w:rPr>
+      </w:r>
+      <w:r>
+        <w:rPr>
+          <w:rFonts w:ascii="Arial" w:hAnsi="Arial"/>
+          <w:b/>
+          <w:i w:val="0"/>
+          <w:color w:val="000000"/>
+          <w:sz w:val="22"/>
+        </w:rPr>
+        <w:t>Представники енергетичної промисловості регіону:</w:t>
+      </w:r>
+      <w:r>
+        <w:rPr>
+          <w:rFonts w:ascii="Arial" w:hAnsi="Arial"/>
+          <w:b w:val="0"/>
+          <w:i w:val="0"/>
+          <w:color w:val="000000"/>
+          <w:sz w:val="22"/>
+        </w:rPr>
+        <w:t xml:space="preserve"> Залишкові підприємства Запорізької та суміжних областей (операторів систем розподілу, малі ГЕС, підприємства відновлюваної енергетики), а також фахівці, задіяні у відновленні зруйнованої інфраструктури, потребують прикладних компетентностей у розгортанні та обслуговуванні цифрових двійників підстанцій і розподільних мереж.</w:t>
+      </w:r>
+    </w:p>
+    <w:p>
+      <w:pPr>
+        <w:spacing w:before="0" w:after="120"/>
+      </w:pPr>
+      <w:r>
+        <w:rPr>
+          <w:rFonts w:ascii="Arial" w:hAnsi="Arial"/>
+          <w:b w:val="0"/>
+          <w:i w:val="0"/>
+          <w:color w:val="000000"/>
+          <w:sz w:val="22"/>
+        </w:rPr>
+      </w:r>
+      <w:r>
+        <w:rPr>
+          <w:rFonts w:ascii="Arial" w:hAnsi="Arial"/>
+          <w:b/>
+          <w:i w:val="0"/>
+          <w:color w:val="000000"/>
+          <w:sz w:val="22"/>
+        </w:rPr>
+        <w:t>Вимушено переміщені студенти та персонал:</w:t>
+      </w:r>
+      <w:r>
+        <w:rPr>
+          <w:rFonts w:ascii="Arial" w:hAnsi="Arial"/>
+          <w:b w:val="0"/>
+          <w:i w:val="0"/>
+          <w:color w:val="000000"/>
+          <w:sz w:val="22"/>
+        </w:rPr>
+        <w:t xml:space="preserve"> Більша частина студентів і персоналу ЗНУ — це вимушені переселенці або особи, які навчаються/працюють в умовах прифронтової зони. Цифровий формат підготовки є для них не лише методологічним вибором, а й умовою безпеки та доступності освіти.</w:t>
+      </w:r>
+    </w:p>
+    <w:p>
+      <w:pPr>
+        <w:spacing w:before="160" w:after="80"/>
+      </w:pPr>
+      <w:r>
+        <w:rPr>
+          <w:rFonts w:ascii="Arial" w:hAnsi="Arial"/>
+          <w:b/>
+          <w:i w:val="0"/>
+          <w:color w:val="000000"/>
+          <w:sz w:val="22"/>
+        </w:rPr>
+        <w:t>Заплановані результати (SMART-цілі)</w:t>
+      </w:r>
+    </w:p>
+    <w:p>
+      <w:pPr>
+        <w:spacing w:before="0" w:after="120"/>
+      </w:pPr>
+      <w:r>
+        <w:rPr>
+          <w:rFonts w:ascii="Arial" w:hAnsi="Arial"/>
+          <w:b w:val="0"/>
+          <w:i w:val="0"/>
           <w:color w:val="000000"/>
           <w:sz w:val="22"/>
         </w:rPr>
@@ -411,58 +549,173 @@
       </w:r>
     </w:p>
     <w:p>
-      <w:pPr/>
-      <w:r>
-        <w:rPr>
-          <w:rFonts w:ascii="Arial" w:hAnsi="Arial"/>
-          <w:color w:val="000000"/>
-          <w:sz w:val="22"/>
-        </w:rPr>
-        <w:t>**Результат 1 (Навчальні програми):** Розробити та акредитувати 6 нових навчальних модулів (у сукупності 30 ЄКТС): «Архітектура цифрових двійників для енергетики», «Фізично обґрунтовані нейронні мережі», «Промисловий IoT та SCADA-інтеграція», «Симуляційна оптимізація роботи мережі», «Прогностичне технічне обслуговування», «Кібербезпека цифрової енергетичної інфраструктури». Базовий стан: 0 таких модулів в обох університетах.</w:t>
-      </w:r>
-    </w:p>
-    <w:p>
-      <w:pPr/>
-      <w:r>
-        <w:rPr>
-          <w:rFonts w:ascii="Arial" w:hAnsi="Arial"/>
-          <w:color w:val="000000"/>
-          <w:sz w:val="22"/>
-        </w:rPr>
-        <w:t>**Результат 2 (Охоплення студентів):** Підготувати щонайменше 240 студентів (бакалавріат і магістратура) за новими модулями впродовж 3 років: не менше 80 осіб/рік починаючи з 2-го року. Гендерний орієнтир: щонайменше 40% жінок серед учасників. Базовий стан: 0 студентів, підготовлених за відповідними дисциплінами.</w:t>
-      </w:r>
-    </w:p>
-    <w:p>
-      <w:pPr/>
-      <w:r>
-        <w:rPr>
-          <w:rFonts w:ascii="Arial" w:hAnsi="Arial"/>
-          <w:color w:val="000000"/>
-          <w:sz w:val="22"/>
-        </w:rPr>
-        <w:t>**Результат 3 (Розвиток кадрів):** Підвищити кваліфікацію 30 НПП (не менше 15 з кожного українського партнера) через стажування в NTNU та онлайн-курси. Базовий стан: менше 5 НПП з документованим досвідом у галузі digital twin.</w:t>
-      </w:r>
-    </w:p>
-    <w:p>
-      <w:pPr/>
-      <w:r>
-        <w:rPr>
-          <w:rFonts w:ascii="Arial" w:hAnsi="Arial"/>
-          <w:color w:val="000000"/>
-          <w:sz w:val="22"/>
-        </w:rPr>
-        <w:t>**Результат 4 (Лабораторна інфраструктура):** Розгорнути Живу лабораторію цифрових двійників (Living Lab) на базі ЗНУ, яка включає прототип цифрового двійника підстанції з реальними IoT-датчиками, хмарну платформу на Azure IoT Hub та відкриту бібліотеку моделей із не менше 10 типовими сценаріями для навчання.</w:t>
-      </w:r>
-    </w:p>
-    <w:p>
-      <w:pPr/>
-      <w:r>
-        <w:rPr>
-          <w:rFonts w:ascii="Arial" w:hAnsi="Arial"/>
-          <w:color w:val="000000"/>
-          <w:sz w:val="22"/>
-        </w:rPr>
-        <w:t>**Результат 5 (Академічні продукти):** Опублікувати щонайменше 8 рецензованих наукових статей, розробити 4 відкритих освітніх ресурси (OER) та провести 2 міжнародні науково-практичні конференції за темою Digital Twins for Energy Recovery.</w:t>
+      <w:pPr>
+        <w:spacing w:before="0" w:after="120"/>
+      </w:pPr>
+      <w:r>
+        <w:rPr>
+          <w:rFonts w:ascii="Arial" w:hAnsi="Arial"/>
+          <w:b w:val="0"/>
+          <w:i w:val="0"/>
+          <w:color w:val="000000"/>
+          <w:sz w:val="22"/>
+        </w:rPr>
+      </w:r>
+      <w:r>
+        <w:rPr>
+          <w:rFonts w:ascii="Arial" w:hAnsi="Arial"/>
+          <w:b/>
+          <w:i w:val="0"/>
+          <w:color w:val="000000"/>
+          <w:sz w:val="22"/>
+        </w:rPr>
+        <w:t>Результат 1 (Навчальні програми):</w:t>
+      </w:r>
+      <w:r>
+        <w:rPr>
+          <w:rFonts w:ascii="Arial" w:hAnsi="Arial"/>
+          <w:b w:val="0"/>
+          <w:i w:val="0"/>
+          <w:color w:val="000000"/>
+          <w:sz w:val="22"/>
+        </w:rPr>
+        <w:t xml:space="preserve"> Розробити та акредитувати 6 нових навчальних модулів (у сукупності 30 ЄКТС): «Архітектура цифрових двійників для енергетики», «Фізично обґрунтовані нейронні мережі», «Промисловий IoT та SCADA-інтеграція», «Симуляційна оптимізація роботи мережі», «Прогностичне технічне обслуговування», «Кібербезпека цифрової енергетичної інфраструктури». Базовий стан: 0 таких модулів в обох університетах.</w:t>
+      </w:r>
+    </w:p>
+    <w:p>
+      <w:pPr>
+        <w:spacing w:before="0" w:after="120"/>
+      </w:pPr>
+      <w:r>
+        <w:rPr>
+          <w:rFonts w:ascii="Arial" w:hAnsi="Arial"/>
+          <w:b w:val="0"/>
+          <w:i w:val="0"/>
+          <w:color w:val="000000"/>
+          <w:sz w:val="22"/>
+        </w:rPr>
+      </w:r>
+      <w:r>
+        <w:rPr>
+          <w:rFonts w:ascii="Arial" w:hAnsi="Arial"/>
+          <w:b/>
+          <w:i w:val="0"/>
+          <w:color w:val="000000"/>
+          <w:sz w:val="22"/>
+        </w:rPr>
+        <w:t>Результат 2 (Охоплення студентів):</w:t>
+      </w:r>
+      <w:r>
+        <w:rPr>
+          <w:rFonts w:ascii="Arial" w:hAnsi="Arial"/>
+          <w:b w:val="0"/>
+          <w:i w:val="0"/>
+          <w:color w:val="000000"/>
+          <w:sz w:val="22"/>
+        </w:rPr>
+        <w:t xml:space="preserve"> Підготувати щонайменше 240 студентів (бакалавріат і магістратура) за новими модулями впродовж 3 років: не менше 80 осіб/рік починаючи з 2-го року. Гендерний орієнтир: щонайменше 40% жінок серед учасників. Базовий стан: 0 студентів, підготовлених за відповідними дисциплінами.</w:t>
+      </w:r>
+    </w:p>
+    <w:p>
+      <w:pPr>
+        <w:spacing w:before="0" w:after="120"/>
+      </w:pPr>
+      <w:r>
+        <w:rPr>
+          <w:rFonts w:ascii="Arial" w:hAnsi="Arial"/>
+          <w:b w:val="0"/>
+          <w:i w:val="0"/>
+          <w:color w:val="000000"/>
+          <w:sz w:val="22"/>
+        </w:rPr>
+      </w:r>
+      <w:r>
+        <w:rPr>
+          <w:rFonts w:ascii="Arial" w:hAnsi="Arial"/>
+          <w:b/>
+          <w:i w:val="0"/>
+          <w:color w:val="000000"/>
+          <w:sz w:val="22"/>
+        </w:rPr>
+        <w:t>Результат 3 (Розвиток кадрів):</w:t>
+      </w:r>
+      <w:r>
+        <w:rPr>
+          <w:rFonts w:ascii="Arial" w:hAnsi="Arial"/>
+          <w:b w:val="0"/>
+          <w:i w:val="0"/>
+          <w:color w:val="000000"/>
+          <w:sz w:val="22"/>
+        </w:rPr>
+        <w:t xml:space="preserve"> Підвищити кваліфікацію 30 НПП (не менше 15 з кожного українського партнера) через стажування в NTNU та онлайн-курси. Базовий стан: менше 5 НПП з документованим досвідом у галузі digital twin.</w:t>
+      </w:r>
+    </w:p>
+    <w:p>
+      <w:pPr>
+        <w:spacing w:before="0" w:after="120"/>
+      </w:pPr>
+      <w:r>
+        <w:rPr>
+          <w:rFonts w:ascii="Arial" w:hAnsi="Arial"/>
+          <w:b w:val="0"/>
+          <w:i w:val="0"/>
+          <w:color w:val="000000"/>
+          <w:sz w:val="22"/>
+        </w:rPr>
+      </w:r>
+      <w:r>
+        <w:rPr>
+          <w:rFonts w:ascii="Arial" w:hAnsi="Arial"/>
+          <w:b/>
+          <w:i w:val="0"/>
+          <w:color w:val="000000"/>
+          <w:sz w:val="22"/>
+        </w:rPr>
+        <w:t>Результат 4 (Лабораторна інфраструктура):</w:t>
+      </w:r>
+      <w:r>
+        <w:rPr>
+          <w:rFonts w:ascii="Arial" w:hAnsi="Arial"/>
+          <w:b w:val="0"/>
+          <w:i w:val="0"/>
+          <w:color w:val="000000"/>
+          <w:sz w:val="22"/>
+        </w:rPr>
+        <w:t xml:space="preserve"> Розгорнути Живу лабораторію цифрових двійників (Living Lab) на базі ЗНУ, яка включає прототип цифрового двійника підстанції з реальними IoT-датчиками, хмарну платформу на Azure IoT Hub та відкриту бібліотеку моделей із не менше 10 типовими сценаріями для навчання.</w:t>
+      </w:r>
+    </w:p>
+    <w:p>
+      <w:pPr>
+        <w:spacing w:before="0" w:after="120"/>
+      </w:pPr>
+      <w:r>
+        <w:rPr>
+          <w:rFonts w:ascii="Arial" w:hAnsi="Arial"/>
+          <w:b w:val="0"/>
+          <w:i w:val="0"/>
+          <w:color w:val="000000"/>
+          <w:sz w:val="22"/>
+        </w:rPr>
+      </w:r>
+      <w:r>
+        <w:rPr>
+          <w:rFonts w:ascii="Arial" w:hAnsi="Arial"/>
+          <w:b/>
+          <w:i w:val="0"/>
+          <w:color w:val="000000"/>
+          <w:sz w:val="22"/>
+        </w:rPr>
+        <w:t>Результат 5 (Академічні продукти):</w:t>
+      </w:r>
+      <w:r>
+        <w:rPr>
+          <w:rFonts w:ascii="Arial" w:hAnsi="Arial"/>
+          <w:b w:val="0"/>
+          <w:i w:val="0"/>
+          <w:color w:val="000000"/>
+          <w:sz w:val="22"/>
+        </w:rPr>
+        <w:t xml:space="preserve"> Опублікувати щонайменше 8 рецензованих наукових статей, розробити 4 відкритих освітніх ресурси (OER) та провести 2 міжнародні науково-практичні конференції за темою Digital Twins for Energy Recovery.</w:t>
       </w:r>
     </w:p>
     <w:p>
@@ -524,32 +777,50 @@
       </w:pPr>
     </w:p>
     <w:p>
-      <w:pPr/>
-      <w:r>
-        <w:rPr>
-          <w:rFonts w:ascii="Arial" w:hAnsi="Arial"/>
-          <w:color w:val="000000"/>
-          <w:sz w:val="22"/>
-        </w:rPr>
-        <w:t>## 1.2 Відповідність іншим заходам та інноваційні елементи</w:t>
-      </w:r>
-    </w:p>
-    <w:p>
-      <w:pPr/>
-      <w:r>
-        <w:rPr>
-          <w:rFonts w:ascii="Arial" w:hAnsi="Arial"/>
-          <w:color w:val="000000"/>
-          <w:sz w:val="22"/>
-        </w:rPr>
-        <w:t>### Синергія з існуючою діяльністю консорціуму</w:t>
-      </w:r>
-    </w:p>
-    <w:p>
-      <w:pPr/>
-      <w:r>
-        <w:rPr>
-          <w:rFonts w:ascii="Arial" w:hAnsi="Arial"/>
+      <w:pPr>
+        <w:pStyle w:val="Ingenmellomrom"/>
+      </w:pPr>
+      <w:r/>
+    </w:p>
+    <w:p>
+      <w:pPr>
+        <w:spacing w:before="160" w:after="80"/>
+      </w:pPr>
+      <w:r>
+        <w:rPr>
+          <w:rFonts w:ascii="Arial" w:hAnsi="Arial"/>
+          <w:b/>
+          <w:i w:val="0"/>
+          <w:color w:val="000000"/>
+          <w:sz w:val="22"/>
+        </w:rPr>
+        <w:t>Відповідність іншим заходам та інноваційні елементи</w:t>
+      </w:r>
+    </w:p>
+    <w:p>
+      <w:pPr>
+        <w:spacing w:before="160" w:after="80"/>
+      </w:pPr>
+      <w:r>
+        <w:rPr>
+          <w:rFonts w:ascii="Arial" w:hAnsi="Arial"/>
+          <w:b/>
+          <w:i w:val="0"/>
+          <w:color w:val="000000"/>
+          <w:sz w:val="22"/>
+        </w:rPr>
+        <w:t>Синергія з існуючою діяльністю консорціуму</w:t>
+      </w:r>
+    </w:p>
+    <w:p>
+      <w:pPr>
+        <w:spacing w:before="0" w:after="120"/>
+      </w:pPr>
+      <w:r>
+        <w:rPr>
+          <w:rFonts w:ascii="Arial" w:hAnsi="Arial"/>
+          <w:b w:val="0"/>
+          <w:i w:val="0"/>
           <w:color w:val="000000"/>
           <w:sz w:val="22"/>
         </w:rPr>
@@ -557,10 +828,14 @@
       </w:r>
     </w:p>
     <w:p>
-      <w:pPr/>
-      <w:r>
-        <w:rPr>
-          <w:rFonts w:ascii="Arial" w:hAnsi="Arial"/>
+      <w:pPr>
+        <w:spacing w:before="0" w:after="120"/>
+      </w:pPr>
+      <w:r>
+        <w:rPr>
+          <w:rFonts w:ascii="Arial" w:hAnsi="Arial"/>
+          <w:b w:val="0"/>
+          <w:i w:val="0"/>
           <w:color w:val="000000"/>
           <w:sz w:val="22"/>
         </w:rPr>
@@ -568,10 +843,14 @@
       </w:r>
     </w:p>
     <w:p>
-      <w:pPr/>
-      <w:r>
-        <w:rPr>
-          <w:rFonts w:ascii="Arial" w:hAnsi="Arial"/>
+      <w:pPr>
+        <w:spacing w:before="0" w:after="120"/>
+      </w:pPr>
+      <w:r>
+        <w:rPr>
+          <w:rFonts w:ascii="Arial" w:hAnsi="Arial"/>
+          <w:b w:val="0"/>
+          <w:i w:val="0"/>
           <w:color w:val="000000"/>
           <w:sz w:val="22"/>
         </w:rPr>
@@ -579,87 +858,214 @@
       </w:r>
     </w:p>
     <w:p>
-      <w:pPr/>
-      <w:r>
-        <w:rPr>
-          <w:rFonts w:ascii="Arial" w:hAnsi="Arial"/>
-          <w:color w:val="000000"/>
-          <w:sz w:val="22"/>
-        </w:rPr>
-        <w:t>### Комплементарність та уникнення дублювання з іншими програмами</w:t>
-      </w:r>
-    </w:p>
-    <w:p>
-      <w:pPr/>
-      <w:r>
-        <w:rPr>
-          <w:rFonts w:ascii="Arial" w:hAnsi="Arial"/>
-          <w:color w:val="000000"/>
-          <w:sz w:val="22"/>
-        </w:rPr>
-        <w:t>**Erasmus+ Capacity Building for Higher Education (CBHE):** ЗНУ бере участь у 14 активних проєктах Erasmus+. Жоден з них не стосується безпосередньо цифрових двійників для енергетики. Найближчий тематично проєкт — у галузі цифрових технологій для промисловості — охоплює загальні інструменти Industry 4.0, але не фокусується на енергетичних системах як об'єкті застосування та не включає NTNU як партнера. DigiTwin-Energy заповнює цей пробіл і забезпечує синергію через спільне використання методологічного досвіду Erasmus+.</w:t>
-      </w:r>
-    </w:p>
-    <w:p>
-      <w:pPr/>
-      <w:r>
-        <w:rPr>
-          <w:rFonts w:ascii="Arial" w:hAnsi="Arial"/>
-          <w:color w:val="000000"/>
-          <w:sz w:val="22"/>
-        </w:rPr>
-        <w:t>**Horizon Europe / MSCA:** ЗНУ бере участь у 3 активних проєктах MSCA. Ці проєкти зосереджені на індивідуальній дослідницькій мобільності дослідників, але не передбачають системного розвитку навчальних програм або інституційного capacity building. DigiTwin-Energy орієнтований на навчальний процес і передачу знань до студентів і НПП — вимір, який MSCA принципово не охоплює.</w:t>
-      </w:r>
-    </w:p>
-    <w:p>
-      <w:pPr/>
-      <w:r>
-        <w:rPr>
-          <w:rFonts w:ascii="Arial" w:hAnsi="Arial"/>
-          <w:color w:val="000000"/>
-          <w:sz w:val="22"/>
-        </w:rPr>
-        <w:t>**DAAD Ukraine Digital:** Поточний проєкт за DAAD зосереджений на загальній цифровій трансформації університетського управління та адміністративних процесів. DigiTwin-Energy орієнтований виключно на зміст навчання та дослідницьку інфраструктуру в інженерних дисциплінах.</w:t>
-      </w:r>
-    </w:p>
-    <w:p>
-      <w:pPr/>
-      <w:r>
-        <w:rPr>
-          <w:rFonts w:ascii="Arial" w:hAnsi="Arial"/>
-          <w:color w:val="000000"/>
-          <w:sz w:val="22"/>
-        </w:rPr>
-        <w:t>**UA-UK Twinning Project (UKRI):** Проєкт із Даремським університетом (UK) охоплює матеріалознавство та зелену металургію. Тематично він відрізняється від DigiTwin-Energy і не перетинається з ним за змістом.</w:t>
-      </w:r>
-    </w:p>
-    <w:p>
-      <w:pPr/>
-      <w:r>
-        <w:rPr>
-          <w:rFonts w:ascii="Arial" w:hAnsi="Arial"/>
-          <w:color w:val="000000"/>
-          <w:sz w:val="22"/>
-        </w:rPr>
-        <w:t>**Програма відновлення USAID AMES:** Програма USAID зосереджена на кадровому розвитку в секторі відновлюваної енергетики через короткострокові тренінги для фахівців-практиків, а не на системному реформуванні університетського навчального процесу. DigiTwin-Energy є природним продовженням цієї ініціативи через формування університетської бази для підготовки майбутніх фахівців.</w:t>
-      </w:r>
-    </w:p>
-    <w:p>
-      <w:pPr/>
-      <w:r>
-        <w:rPr>
-          <w:rFonts w:ascii="Arial" w:hAnsi="Arial"/>
-          <w:color w:val="000000"/>
-          <w:sz w:val="22"/>
-        </w:rPr>
-        <w:t>### Інноваційні елементи проєкту</w:t>
-      </w:r>
-    </w:p>
-    <w:p>
-      <w:pPr/>
-      <w:r>
-        <w:rPr>
-          <w:rFonts w:ascii="Arial" w:hAnsi="Arial"/>
+      <w:pPr>
+        <w:spacing w:before="160" w:after="80"/>
+      </w:pPr>
+      <w:r>
+        <w:rPr>
+          <w:rFonts w:ascii="Arial" w:hAnsi="Arial"/>
+          <w:b/>
+          <w:i w:val="0"/>
+          <w:color w:val="000000"/>
+          <w:sz w:val="22"/>
+        </w:rPr>
+        <w:t>Комплементарність та уникнення дублювання з іншими програмами</w:t>
+      </w:r>
+    </w:p>
+    <w:p>
+      <w:pPr>
+        <w:spacing w:before="0" w:after="120"/>
+      </w:pPr>
+      <w:r>
+        <w:rPr>
+          <w:rFonts w:ascii="Arial" w:hAnsi="Arial"/>
+          <w:b w:val="0"/>
+          <w:i w:val="0"/>
+          <w:color w:val="000000"/>
+          <w:sz w:val="22"/>
+        </w:rPr>
+      </w:r>
+      <w:r>
+        <w:rPr>
+          <w:rFonts w:ascii="Arial" w:hAnsi="Arial"/>
+          <w:b/>
+          <w:i w:val="0"/>
+          <w:color w:val="000000"/>
+          <w:sz w:val="22"/>
+        </w:rPr>
+        <w:t>Erasmus+ Capacity Building for Higher Education (CBHE):</w:t>
+      </w:r>
+      <w:r>
+        <w:rPr>
+          <w:rFonts w:ascii="Arial" w:hAnsi="Arial"/>
+          <w:b w:val="0"/>
+          <w:i w:val="0"/>
+          <w:color w:val="000000"/>
+          <w:sz w:val="22"/>
+        </w:rPr>
+        <w:t xml:space="preserve"> ЗНУ бере участь у 14 активних проєктах Erasmus+. Жоден з них не стосується безпосередньо цифрових двійників для енергетики. Найближчий тематично проєкт — у галузі цифрових технологій для промисловості — охоплює загальні інструменти Industry 4.0, але не фокусується на енергетичних системах як об'єкті застосування та не включає NTNU як партнера. DigiTwin-Energy заповнює цей пробіл і забезпечує синергію через спільне використання методологічного досвіду Erasmus+.</w:t>
+      </w:r>
+    </w:p>
+    <w:p>
+      <w:pPr>
+        <w:spacing w:before="0" w:after="120"/>
+      </w:pPr>
+      <w:r>
+        <w:rPr>
+          <w:rFonts w:ascii="Arial" w:hAnsi="Arial"/>
+          <w:b w:val="0"/>
+          <w:i w:val="0"/>
+          <w:color w:val="000000"/>
+          <w:sz w:val="22"/>
+        </w:rPr>
+      </w:r>
+      <w:r>
+        <w:rPr>
+          <w:rFonts w:ascii="Arial" w:hAnsi="Arial"/>
+          <w:b/>
+          <w:i w:val="0"/>
+          <w:color w:val="000000"/>
+          <w:sz w:val="22"/>
+        </w:rPr>
+        <w:t>Horizon Europe / MSCA:</w:t>
+      </w:r>
+      <w:r>
+        <w:rPr>
+          <w:rFonts w:ascii="Arial" w:hAnsi="Arial"/>
+          <w:b w:val="0"/>
+          <w:i w:val="0"/>
+          <w:color w:val="000000"/>
+          <w:sz w:val="22"/>
+        </w:rPr>
+        <w:t xml:space="preserve"> ЗНУ бере участь у 3 активних проєктах MSCA. Ці проєкти зосереджені на індивідуальній дослідницькій мобільності дослідників, але не передбачають системного розвитку навчальних програм або інституційного capacity building. DigiTwin-Energy орієнтований на навчальний процес і передачу знань до студентів і НПП — вимір, який MSCA принципово не охоплює.</w:t>
+      </w:r>
+    </w:p>
+    <w:p>
+      <w:pPr>
+        <w:spacing w:before="0" w:after="120"/>
+      </w:pPr>
+      <w:r>
+        <w:rPr>
+          <w:rFonts w:ascii="Arial" w:hAnsi="Arial"/>
+          <w:b w:val="0"/>
+          <w:i w:val="0"/>
+          <w:color w:val="000000"/>
+          <w:sz w:val="22"/>
+        </w:rPr>
+      </w:r>
+      <w:r>
+        <w:rPr>
+          <w:rFonts w:ascii="Arial" w:hAnsi="Arial"/>
+          <w:b/>
+          <w:i w:val="0"/>
+          <w:color w:val="000000"/>
+          <w:sz w:val="22"/>
+        </w:rPr>
+        <w:t>DAAD Ukraine Digital:</w:t>
+      </w:r>
+      <w:r>
+        <w:rPr>
+          <w:rFonts w:ascii="Arial" w:hAnsi="Arial"/>
+          <w:b w:val="0"/>
+          <w:i w:val="0"/>
+          <w:color w:val="000000"/>
+          <w:sz w:val="22"/>
+        </w:rPr>
+        <w:t xml:space="preserve"> Поточний проєкт за DAAD зосереджений на загальній цифровій трансформації університетського управління та адміністративних процесів. DigiTwin-Energy орієнтований виключно на зміст навчання та дослідницьку інфраструктуру в інженерних дисциплінах.</w:t>
+      </w:r>
+    </w:p>
+    <w:p>
+      <w:pPr>
+        <w:spacing w:before="0" w:after="120"/>
+      </w:pPr>
+      <w:r>
+        <w:rPr>
+          <w:rFonts w:ascii="Arial" w:hAnsi="Arial"/>
+          <w:b w:val="0"/>
+          <w:i w:val="0"/>
+          <w:color w:val="000000"/>
+          <w:sz w:val="22"/>
+        </w:rPr>
+      </w:r>
+      <w:r>
+        <w:rPr>
+          <w:rFonts w:ascii="Arial" w:hAnsi="Arial"/>
+          <w:b/>
+          <w:i w:val="0"/>
+          <w:color w:val="000000"/>
+          <w:sz w:val="22"/>
+        </w:rPr>
+        <w:t>UA-UK Twinning Project (UKRI):</w:t>
+      </w:r>
+      <w:r>
+        <w:rPr>
+          <w:rFonts w:ascii="Arial" w:hAnsi="Arial"/>
+          <w:b w:val="0"/>
+          <w:i w:val="0"/>
+          <w:color w:val="000000"/>
+          <w:sz w:val="22"/>
+        </w:rPr>
+        <w:t xml:space="preserve"> Проєкт із Даремським університетом (UK) охоплює матеріалознавство та зелену металургію. Тематично він відрізняється від DigiTwin-Energy і не перетинається з ним за змістом.</w:t>
+      </w:r>
+    </w:p>
+    <w:p>
+      <w:pPr>
+        <w:spacing w:before="0" w:after="120"/>
+      </w:pPr>
+      <w:r>
+        <w:rPr>
+          <w:rFonts w:ascii="Arial" w:hAnsi="Arial"/>
+          <w:b w:val="0"/>
+          <w:i w:val="0"/>
+          <w:color w:val="000000"/>
+          <w:sz w:val="22"/>
+        </w:rPr>
+      </w:r>
+      <w:r>
+        <w:rPr>
+          <w:rFonts w:ascii="Arial" w:hAnsi="Arial"/>
+          <w:b/>
+          <w:i w:val="0"/>
+          <w:color w:val="000000"/>
+          <w:sz w:val="22"/>
+        </w:rPr>
+        <w:t>Програма відновлення USAID AMES:</w:t>
+      </w:r>
+      <w:r>
+        <w:rPr>
+          <w:rFonts w:ascii="Arial" w:hAnsi="Arial"/>
+          <w:b w:val="0"/>
+          <w:i w:val="0"/>
+          <w:color w:val="000000"/>
+          <w:sz w:val="22"/>
+        </w:rPr>
+        <w:t xml:space="preserve"> Програма USAID зосереджена на кадровому розвитку в секторі відновлюваної енергетики через короткострокові тренінги для фахівців-практиків, а не на системному реформуванні університетського навчального процесу. DigiTwin-Energy є природним продовженням цієї ініціативи через формування університетської бази для підготовки майбутніх фахівців.</w:t>
+      </w:r>
+    </w:p>
+    <w:p>
+      <w:pPr>
+        <w:spacing w:before="160" w:after="80"/>
+      </w:pPr>
+      <w:r>
+        <w:rPr>
+          <w:rFonts w:ascii="Arial" w:hAnsi="Arial"/>
+          <w:b/>
+          <w:i w:val="0"/>
+          <w:color w:val="000000"/>
+          <w:sz w:val="22"/>
+        </w:rPr>
+        <w:t>Інноваційні елементи проєкту</w:t>
+      </w:r>
+    </w:p>
+    <w:p>
+      <w:pPr>
+        <w:spacing w:before="0" w:after="120"/>
+      </w:pPr>
+      <w:r>
+        <w:rPr>
+          <w:rFonts w:ascii="Arial" w:hAnsi="Arial"/>
+          <w:b w:val="0"/>
+          <w:i w:val="0"/>
           <w:color w:val="000000"/>
           <w:sz w:val="22"/>
         </w:rPr>
@@ -667,47 +1073,139 @@
       </w:r>
     </w:p>
     <w:p>
-      <w:pPr/>
-      <w:r>
-        <w:rPr>
-          <w:rFonts w:ascii="Arial" w:hAnsi="Arial"/>
-          <w:color w:val="000000"/>
-          <w:sz w:val="22"/>
-        </w:rPr>
-        <w:t>**1. Перша в Україні спеціалізована програма з цифрових двійників для енергетики.** На відміну від загальних курсів з Industry 4.0 або IoT, проєкт розробляє вертикально інтегровану програму — від фізичного моделювання (Physics-Informed Neural Networks) до промислового розгортання на реальних IoT-платформах — орієнтовану виключно на енергетичні об'єкти (електростанції, підстанції, розподільні мережі).</w:t>
-      </w:r>
-    </w:p>
-    <w:p>
-      <w:pPr/>
-      <w:r>
-        <w:rPr>
-          <w:rFonts w:ascii="Arial" w:hAnsi="Arial"/>
-          <w:color w:val="000000"/>
-          <w:sz w:val="22"/>
-        </w:rPr>
-        <w:t>**2. Живий навчальний стенд (Living Lab) як педагогічна інновація.** Навчання відбуватиметься не лише на симуляторах, а й на прототипі реального цифрового двійника підстанції, розгорнутому в ЗНУ з підключенням до справжніх IoT-датчиків. Це дозволяє студентам безпосередньо досліджувати ефекти реального часу, аномалії та кіберзагрози в безпечному середовищі.</w:t>
-      </w:r>
-    </w:p>
-    <w:p>
-      <w:pPr/>
-      <w:r>
-        <w:rPr>
-          <w:rFonts w:ascii="Arial" w:hAnsi="Arial"/>
-          <w:color w:val="000000"/>
-          <w:sz w:val="22"/>
-        </w:rPr>
-        <w:t>**3. Конфліктно-стійка педагогічна модель.** Програма спроєктована з урахуванням умов прифронтового регіону: асинхронна онлайн-компонента, хмарний доступ до лабораторних стендів, резервні дзеркала навчальних матеріалів. Ця модель є новою для інженерної освіти України та може бути реплікована в інших постраждалих регіонах.</w:t>
-      </w:r>
-    </w:p>
-    <w:p>
-      <w:pPr/>
-      <w:r>
-        <w:rPr>
-          <w:rFonts w:ascii="Arial" w:hAnsi="Arial"/>
-          <w:color w:val="000000"/>
-          <w:sz w:val="22"/>
-        </w:rPr>
-        <w:t>**4. Інтеграція кібербезпеки та цифрового моделювання.** Жодна з відомих нам навчальних програм регіону не поєднує в одному модулі моделювання кіберфізичних загроз (simulated cyber-attacks on digital twin environments) із розробкою захисних заходів для критичної енергетичної інфраструктури — компетентність, критично необхідна для відновлення енергосистеми України.</w:t>
+      <w:pPr>
+        <w:spacing w:before="0" w:after="120"/>
+      </w:pPr>
+      <w:r>
+        <w:rPr>
+          <w:rFonts w:ascii="Arial" w:hAnsi="Arial"/>
+          <w:b w:val="0"/>
+          <w:i w:val="0"/>
+          <w:color w:val="000000"/>
+          <w:sz w:val="22"/>
+        </w:rPr>
+      </w:r>
+      <w:r>
+        <w:rPr>
+          <w:rFonts w:ascii="Arial" w:hAnsi="Arial"/>
+          <w:b/>
+          <w:i w:val="0"/>
+          <w:color w:val="000000"/>
+          <w:sz w:val="22"/>
+        </w:rPr>
+        <w:t>1. Перша в Україні спеціалізована програма з цифрових двійників для енергетики.</w:t>
+      </w:r>
+      <w:r>
+        <w:rPr>
+          <w:rFonts w:ascii="Arial" w:hAnsi="Arial"/>
+          <w:b w:val="0"/>
+          <w:i w:val="0"/>
+          <w:color w:val="000000"/>
+          <w:sz w:val="22"/>
+        </w:rPr>
+        <w:t xml:space="preserve"> На відміну від загальних курсів з Industry 4.0 або IoT, проєкт розробляє вертикально інтегровану програму — від фізичного моделювання (Physics-Informed Neural Networks) до промислового розгортання на реальних IoT-платформах — орієнтовану виключно на енергетичні об'єкти (електростанції, підстанції, розподільні мережі).</w:t>
+      </w:r>
+    </w:p>
+    <w:p>
+      <w:pPr>
+        <w:spacing w:before="0" w:after="120"/>
+      </w:pPr>
+      <w:r>
+        <w:rPr>
+          <w:rFonts w:ascii="Arial" w:hAnsi="Arial"/>
+          <w:b w:val="0"/>
+          <w:i w:val="0"/>
+          <w:color w:val="000000"/>
+          <w:sz w:val="22"/>
+        </w:rPr>
+      </w:r>
+      <w:r>
+        <w:rPr>
+          <w:rFonts w:ascii="Arial" w:hAnsi="Arial"/>
+          <w:b/>
+          <w:i w:val="0"/>
+          <w:color w:val="000000"/>
+          <w:sz w:val="22"/>
+        </w:rPr>
+        <w:t>2. Живий навчальний стенд (Living Lab) як педагогічна інновація.</w:t>
+      </w:r>
+      <w:r>
+        <w:rPr>
+          <w:rFonts w:ascii="Arial" w:hAnsi="Arial"/>
+          <w:b w:val="0"/>
+          <w:i w:val="0"/>
+          <w:color w:val="000000"/>
+          <w:sz w:val="22"/>
+        </w:rPr>
+        <w:t xml:space="preserve"> Навчання відбуватиметься не лише на симуляторах, а й на прототипі реального цифрового двійника підстанції, розгорнутому в ЗНУ з підключенням до справжніх IoT-датчиків. Це дозволяє студентам безпосередньо досліджувати ефекти реального часу, аномалії та кіберзагрози в безпечному середовищі.</w:t>
+      </w:r>
+    </w:p>
+    <w:p>
+      <w:pPr>
+        <w:spacing w:before="0" w:after="120"/>
+      </w:pPr>
+      <w:r>
+        <w:rPr>
+          <w:rFonts w:ascii="Arial" w:hAnsi="Arial"/>
+          <w:b w:val="0"/>
+          <w:i w:val="0"/>
+          <w:color w:val="000000"/>
+          <w:sz w:val="22"/>
+        </w:rPr>
+      </w:r>
+      <w:r>
+        <w:rPr>
+          <w:rFonts w:ascii="Arial" w:hAnsi="Arial"/>
+          <w:b/>
+          <w:i w:val="0"/>
+          <w:color w:val="000000"/>
+          <w:sz w:val="22"/>
+        </w:rPr>
+        <w:t>3. Конфліктно-стійка педагогічна модель.</w:t>
+      </w:r>
+      <w:r>
+        <w:rPr>
+          <w:rFonts w:ascii="Arial" w:hAnsi="Arial"/>
+          <w:b w:val="0"/>
+          <w:i w:val="0"/>
+          <w:color w:val="000000"/>
+          <w:sz w:val="22"/>
+        </w:rPr>
+        <w:t xml:space="preserve"> Програма спроєктована з урахуванням умов прифронтового регіону: асинхронна онлайн-компонента, хмарний доступ до лабораторних стендів, резервні дзеркала навчальних матеріалів. Ця модель є новою для інженерної освіти України та може бути реплікована в інших постраждалих регіонах.</w:t>
+      </w:r>
+    </w:p>
+    <w:p>
+      <w:pPr>
+        <w:spacing w:before="0" w:after="120"/>
+      </w:pPr>
+      <w:r>
+        <w:rPr>
+          <w:rFonts w:ascii="Arial" w:hAnsi="Arial"/>
+          <w:b w:val="0"/>
+          <w:i w:val="0"/>
+          <w:color w:val="000000"/>
+          <w:sz w:val="22"/>
+        </w:rPr>
+      </w:r>
+      <w:r>
+        <w:rPr>
+          <w:rFonts w:ascii="Arial" w:hAnsi="Arial"/>
+          <w:b/>
+          <w:i w:val="0"/>
+          <w:color w:val="000000"/>
+          <w:sz w:val="22"/>
+        </w:rPr>
+        <w:t>4. Інтеграція кібербезпеки та цифрового моделювання.</w:t>
+      </w:r>
+      <w:r>
+        <w:rPr>
+          <w:rFonts w:ascii="Arial" w:hAnsi="Arial"/>
+          <w:b w:val="0"/>
+          <w:i w:val="0"/>
+          <w:color w:val="000000"/>
+          <w:sz w:val="22"/>
+        </w:rPr>
+        <w:t xml:space="preserve"> Жодна з відомих нам навчальних програм регіону не поєднує в одному модулі моделювання кіберфізичних загроз (simulated cyber-attacks on digital twin environments) із розробкою захисних заходів для критичної енергетичної інфраструктури — компетентність, критично необхідна для відновлення енергосистеми України.</w:t>
       </w:r>
     </w:p>
     <w:p>
@@ -875,377 +1373,1409 @@
       </w:pPr>
     </w:p>
     <w:p>
-      <w:pPr/>
-      <w:r>
-        <w:rPr>
-          <w:rFonts w:ascii="Arial" w:hAnsi="Arial"/>
-          <w:color w:val="000000"/>
-          <w:sz w:val="22"/>
-        </w:rPr>
-        <w:t>## 2.1 Діяльність, заходи та підходи до досягнення результатів проєкту</w:t>
-      </w:r>
-    </w:p>
-    <w:p>
-      <w:pPr/>
-      <w:r>
-        <w:rPr>
-          <w:rFonts w:ascii="Arial" w:hAnsi="Arial"/>
-          <w:color w:val="000000"/>
-          <w:sz w:val="22"/>
-        </w:rPr>
-        <w:t>### Загальна архітектура проєкту</w:t>
-      </w:r>
-    </w:p>
-    <w:p>
-      <w:pPr/>
-      <w:r>
-        <w:rPr>
-          <w:rFonts w:ascii="Arial" w:hAnsi="Arial"/>
-          <w:color w:val="000000"/>
-          <w:sz w:val="22"/>
-        </w:rPr>
-        <w:t>Проєкт DigiTwin-Energy реалізується протягом 36 місяців (липень 2026 — червень 2029) у трьох фазах: **Рік 1 — Закладення основ (Foundation)**, **Рік 2 — Пілотна реалізація (Pilots)**, **Рік 3 — Масштабування та закріплення (Scaling)**. Проєкт структурований у 5 Робочих пакетів (WP).</w:t>
-      </w:r>
-    </w:p>
-    <w:p>
-      <w:pPr/>
-      <w:r>
-        <w:rPr>
-          <w:rFonts w:ascii="Arial" w:hAnsi="Arial"/>
-          <w:color w:val="000000"/>
-          <w:sz w:val="22"/>
-        </w:rPr>
-        <w:t>---</w:t>
-      </w:r>
-    </w:p>
-    <w:p>
-      <w:pPr/>
-      <w:r>
-        <w:rPr>
-          <w:rFonts w:ascii="Arial" w:hAnsi="Arial"/>
-          <w:color w:val="000000"/>
-          <w:sz w:val="22"/>
-        </w:rPr>
-        <w:t>### WP1: Спільна розробка навчальних програм</w:t>
-        <w:br/>
-        <w:t>**Тривалість:** Місяці 1–18 | **Відповідальний:** NTNU (провідний), ЗНУ, Партнер-2</w:t>
-      </w:r>
-    </w:p>
-    <w:p>
-      <w:pPr/>
-      <w:r>
-        <w:rPr>
-          <w:rFonts w:ascii="Arial" w:hAnsi="Arial"/>
-          <w:color w:val="000000"/>
-          <w:sz w:val="22"/>
-        </w:rPr>
-        <w:t>**Мета:** Розробити, апробувати та акредитувати 6 нових навчальних модулів загальним обсягом 30 ЄКТС.</w:t>
-      </w:r>
-    </w:p>
-    <w:p>
-      <w:pPr/>
-      <w:r>
-        <w:rPr>
-          <w:rFonts w:ascii="Arial" w:hAnsi="Arial"/>
-          <w:color w:val="000000"/>
-          <w:sz w:val="22"/>
-        </w:rPr>
-        <w:t>**Заходи:**</w:t>
-        <w:br/>
-        <w:t>- М1–М3: Порівняльний аналіз навчальних програм (curriculum benchmarking) — NTNU, TU Delft, KTH; аналіз потреб роботодавців із участю 5 компаній-партнерів з енергетики. Deliverable D1.1: Звіт про потреби та аналіз прогалин.</w:t>
-        <w:br/>
-        <w:t>- М3–М9: Розробка навчально-методичних матеріалів для 6 модулів: силабуси, лекційні слайди, практикуми, набори даних для лабораторних робіт, критерії оцінювання (рубрики). Deliverable D1.2: Навчально-методичні комплекси (6 модулів).</w:t>
-        <w:br/>
-        <w:t>- М9–М12: Внутрішня рецензія матеріалів за участі зовнішніх рецензентів (2 НПП з Норвегії, 2 — з України поза консорціумом). Deliverable D1.3: Рецензований пакет навчальних матеріалів.</w:t>
-        <w:br/>
-        <w:t>- М12–М18: Подання документів на акредитацію нових дисциплін до МОН України (для обох українських партнерів). Deliverable D1.4: Акредитовані навчальні плани з включенням нових модулів.</w:t>
-      </w:r>
-    </w:p>
-    <w:p>
-      <w:pPr/>
-      <w:r>
-        <w:rPr>
-          <w:rFonts w:ascii="Arial" w:hAnsi="Arial"/>
-          <w:color w:val="000000"/>
-          <w:sz w:val="22"/>
-        </w:rPr>
-        <w:t>**Педагогічна методологія:** Навчання базується на поєднанні проблемно-орієнтованого навчання (Problem-Based Learning, PBL), case-study analysis на основі реальних аварій і збоїв в енергосистемах України та Норвегії, та project-based simulation. Курси розробляються за моделлю змішаного навчання (blended learning): 40% синхронні заняття (он-лайн та очні), 60% асинхронна самостійна робота через LMS (Moodle / Azure Education).</w:t>
-      </w:r>
-    </w:p>
-    <w:p>
-      <w:pPr/>
-      <w:r>
-        <w:rPr>
-          <w:rFonts w:ascii="Arial" w:hAnsi="Arial"/>
-          <w:color w:val="000000"/>
-          <w:sz w:val="22"/>
-        </w:rPr>
-        <w:t>---</w:t>
-      </w:r>
-    </w:p>
-    <w:p>
-      <w:pPr/>
-      <w:r>
-        <w:rPr>
-          <w:rFonts w:ascii="Arial" w:hAnsi="Arial"/>
-          <w:color w:val="000000"/>
-          <w:sz w:val="22"/>
-        </w:rPr>
-        <w:t>### WP2: Підвищення кваліфікації науково-педагогічних працівників</w:t>
-        <w:br/>
-        <w:t>**Тривалість:** Місяці 4–24 | **Відповідальний:** NTNU (провідний), ЗНУ, Партнер-2</w:t>
-      </w:r>
-    </w:p>
-    <w:p>
-      <w:pPr/>
-      <w:r>
-        <w:rPr>
-          <w:rFonts w:ascii="Arial" w:hAnsi="Arial"/>
-          <w:color w:val="000000"/>
-          <w:sz w:val="22"/>
-        </w:rPr>
-        <w:t>**Мета:** Підвищити кваліфікацію 30 НПП обох українських партнерів (не менше 15 від кожного) у сфері цифрових двійників, фізично обґрунтованих нейронних мереж та промислового IoT.</w:t>
-      </w:r>
-    </w:p>
-    <w:p>
-      <w:pPr/>
-      <w:r>
-        <w:rPr>
-          <w:rFonts w:ascii="Arial" w:hAnsi="Arial"/>
-          <w:color w:val="000000"/>
-          <w:sz w:val="22"/>
-        </w:rPr>
-        <w:t>**Заходи:**</w:t>
-        <w:br/>
-        <w:t>- М4–М6: Онлайн-курс NTNU «Foundations of Digital Twin Technology for Energy Systems» (40 годин, 2 кредити) — для всіх 30 НПП одночасно. Deliverable D2.1: Завершений онлайн-курс із сертифікатами учасників.</w:t>
-        <w:br/>
-        <w:t>- М6–М12: 3 стажування (staff exchanges) до NTNU: 5 НПП на 30 днів кожне (3 місяці по 5 осіб у місяці 7, 9, 11). Програма стажування: робота в Gemini Center, SINTEF Energy Lab, участь у поточних проєктах з цифрових двійників. Мінімум 40% жінок серед відряджених НПП.</w:t>
-        <w:br/>
-        <w:t>- М12–М18: Зворотне стажування (2 фахівці NTNU по 14 днів у кожному з українських партнерів) для підтримки впровадження нових курсів і налаштування Living Lab. Deliverable D2.2: Звіт про стажування з планом подальшого впровадження.</w:t>
-        <w:br/>
-        <w:t>- М18–М24: Внутрішній семінар «Train the Trainers» — підготовка 8 «амбасадорів знань» (по 4 від кожного українського партнера), які стануть основними викладачами нових курсів і зможуть самостійно їх актуалізувати після завершення проєкту. Deliverable D2.3: Сертифіковані викладачі-тренери (8 осіб).</w:t>
-      </w:r>
-    </w:p>
-    <w:p>
-      <w:pPr/>
-      <w:r>
-        <w:rPr>
-          <w:rFonts w:ascii="Arial" w:hAnsi="Arial"/>
-          <w:color w:val="000000"/>
-          <w:sz w:val="22"/>
-        </w:rPr>
-        <w:t>---</w:t>
-      </w:r>
-    </w:p>
-    <w:p>
-      <w:pPr/>
-      <w:r>
-        <w:rPr>
-          <w:rFonts w:ascii="Arial" w:hAnsi="Arial"/>
-          <w:color w:val="000000"/>
-          <w:sz w:val="22"/>
-        </w:rPr>
-        <w:t>### WP3: Навчальна програма для студентів</w:t>
-        <w:br/>
-        <w:t>**Тривалість:** Місяці 12–36 | **Відповідальний:** ЗНУ (провідний), Партнер-2, NTNU</w:t>
-      </w:r>
-    </w:p>
-    <w:p>
-      <w:pPr/>
-      <w:r>
-        <w:rPr>
-          <w:rFonts w:ascii="Arial" w:hAnsi="Arial"/>
-          <w:color w:val="000000"/>
-          <w:sz w:val="22"/>
-        </w:rPr>
-        <w:t>**Мета:** Підготувати 240 студентів за новими модулями; забезпечити стажування 10 кращих студентів в NTNU.</w:t>
-      </w:r>
-    </w:p>
-    <w:p>
-      <w:pPr/>
-      <w:r>
-        <w:rPr>
-          <w:rFonts w:ascii="Arial" w:hAnsi="Arial"/>
-          <w:color w:val="000000"/>
-          <w:sz w:val="22"/>
-        </w:rPr>
-        <w:t>**Заходи:**</w:t>
-        <w:br/>
-        <w:t>- М12–М15: Пілотне викладання першого модуля «Архітектура цифрових двійників» для 30 студентів (пілотна когорта). Deliverable D3.1: Звіт пілотного викладання з результатами оцінювання.</w:t>
-        <w:br/>
-        <w:t>- М15–М36: Регулярне викладання 6 модулів у рамках оновлених навчальних планів; охоплення щонайменше 80 студентів/рік починаючи з М16. Deliverable D3.2: Звіти про навчальний процес (щосеместровий).</w:t>
-        <w:br/>
-        <w:t>- М18–М36: 3 цикли студентської мобільності до NTNU: по 3–4 студенти на 1–3 місяці (стипендія EUR 250/місяць для бакалаврів/магістрів). Відбір на конкурсній основі за критеріями академічної успішності та гендерної рівності. Deliverable D3.3: Звіти студентів-стажерів (10 осіб).</w:t>
-        <w:br/>
-        <w:t>- М24–М36: Щорічний студентський хакатон DigiTwin Challenge (онлайн + очний гібридний формат) — розв'язання реальних задач з оптимізації чи відновлення енергетичних систем з використанням цифрових двійників. Очікується 50+ учасників щорічно. Deliverable D3.4: Хакатон-звіт, кращі рішення — у відкритих навчальних матеріалах.</w:t>
-      </w:r>
-    </w:p>
-    <w:p>
-      <w:pPr/>
-      <w:r>
-        <w:rPr>
-          <w:rFonts w:ascii="Arial" w:hAnsi="Arial"/>
-          <w:color w:val="000000"/>
-          <w:sz w:val="22"/>
-        </w:rPr>
-        <w:t>---</w:t>
-      </w:r>
-    </w:p>
-    <w:p>
-      <w:pPr/>
-      <w:r>
-        <w:rPr>
-          <w:rFonts w:ascii="Arial" w:hAnsi="Arial"/>
-          <w:color w:val="000000"/>
-          <w:sz w:val="22"/>
-        </w:rPr>
-        <w:t>### WP4: Жива лабораторія та пілотні проєкти (Living Lab)</w:t>
-        <w:br/>
-        <w:t>**Тривалість:** Місяці 6–30 | **Відповідальний:** ЗНУ (провідний), NTNU</w:t>
-      </w:r>
-    </w:p>
-    <w:p>
-      <w:pPr/>
-      <w:r>
-        <w:rPr>
-          <w:rFonts w:ascii="Arial" w:hAnsi="Arial"/>
-          <w:color w:val="000000"/>
-          <w:sz w:val="22"/>
-        </w:rPr>
-        <w:t>**Мета:** Розгорнути прототипну Живу лабораторію цифрових двійників (Living Lab) на базі ЗНУ та реалізувати 2 пілотні дослідницько-навчальні проєкти.</w:t>
-      </w:r>
-    </w:p>
-    <w:p>
-      <w:pPr/>
-      <w:r>
-        <w:rPr>
-          <w:rFonts w:ascii="Arial" w:hAnsi="Arial"/>
-          <w:color w:val="000000"/>
-          <w:sz w:val="22"/>
-        </w:rPr>
-        <w:t>**Заходи:**</w:t>
-        <w:br/>
-        <w:t>- М6–М12: Технічне проєктування Living Lab: архітектура IoT-стенду (датчики напруги/струму/температури, мікроконтролери, шлюзи), вибір хмарної платформи (Azure IoT Hub + Azure Digital Twins), проєктування програмної архітектури. Закупівля обладнання не пізніше М18 (не пізніше ніж за 12 місяців до завершення проєкту). Deliverable D4.1: Технічні специфікації Living Lab.</w:t>
-        <w:br/>
-        <w:t>- М12–М18: Розгортання фізичного стенду та хмарної частини Living Lab на базі ЗНУ; інтеграція з навчальним процесом WP3. Deliverable D4.2: Функціональний Living Lab (прийомо-здавальний акт).</w:t>
-        <w:br/>
-        <w:t>- М18–М24: Пілотний проєкт 1: Цифровий двійник модельної підстанції — студентські команди (5 осіб) моделюють нормальний режим роботи, аварійні ситуації та кіберзагрози в середовищі Azure Digital Twins. Deliverable D4.3: Технічний звіт та навчальний кейс.</w:t>
-        <w:br/>
-        <w:t>- М24–М30: Пілотний проєкт 2: Оптимізація графіка навантаження розподільної мережі з використанням PINN (Physics-Informed Neural Networks) та реальних даних із публічних джерел Укренерго. Deliverable D4.4: Алгоритм оптимізації, відкритий набір даних, технічний звіт.</w:t>
-      </w:r>
-    </w:p>
-    <w:p>
-      <w:pPr/>
-      <w:r>
-        <w:rPr>
-          <w:rFonts w:ascii="Arial" w:hAnsi="Arial"/>
-          <w:color w:val="000000"/>
-          <w:sz w:val="22"/>
-        </w:rPr>
-        <w:t>**Бюджет WP4 на обладнання:** IoT-стенд, сервери, ліцензії — закуповуються не пізніше М18, тобто за 18 місяців до завершення проєкту (вимога Nansen EDU виконана).</w:t>
-      </w:r>
-    </w:p>
-    <w:p>
-      <w:pPr/>
-      <w:r>
-        <w:rPr>
-          <w:rFonts w:ascii="Arial" w:hAnsi="Arial"/>
-          <w:color w:val="000000"/>
-          <w:sz w:val="22"/>
-        </w:rPr>
-        <w:t>---</w:t>
-      </w:r>
-    </w:p>
-    <w:p>
-      <w:pPr/>
-      <w:r>
-        <w:rPr>
-          <w:rFonts w:ascii="Arial" w:hAnsi="Arial"/>
-          <w:color w:val="000000"/>
-          <w:sz w:val="22"/>
-        </w:rPr>
-        <w:t>### WP5: Розповсюдження результатів та стійкість</w:t>
-        <w:br/>
-        <w:t>**Тривалість:** Місяці 1–36 | **Відповідальний:** ЗНУ (провідний) + NTNU</w:t>
-      </w:r>
-    </w:p>
-    <w:p>
-      <w:pPr/>
-      <w:r>
-        <w:rPr>
-          <w:rFonts w:ascii="Arial" w:hAnsi="Arial"/>
-          <w:color w:val="000000"/>
-          <w:sz w:val="22"/>
-        </w:rPr>
-        <w:t>**Мета:** Забезпечити широку відомість результатів проєкту, їх доступність та довгострокове використання.</w:t>
-      </w:r>
-    </w:p>
-    <w:p>
-      <w:pPr/>
-      <w:r>
-        <w:rPr>
-          <w:rFonts w:ascii="Arial" w:hAnsi="Arial"/>
-          <w:color w:val="000000"/>
-          <w:sz w:val="22"/>
-        </w:rPr>
-        <w:t>**Заходи:**</w:t>
-        <w:br/>
-        <w:t>- М1–М36: Ведення відкритого репозиторію навчальних матеріалів (OER) на платформі Zenodo та GitHub; публікація 4 пакетів відкритих освітніх ресурсів.</w:t>
-        <w:br/>
-        <w:t>- М18: Проведення першої міжнародної науково-практичної конференції DigiTwin Ukraine (онлайн), 100+ учасників, 30+ доповідей.</w:t>
-        <w:br/>
-        <w:t>- М36: Підсумкова конференція в Осло або Тронгеймі (гібридний формат), презентація результатів проєкту представникам HK-dir, МОН України, промислових партнерів.</w:t>
-        <w:br/>
-        <w:t>- М6–М36: Публікація щонайменше 8 рецензованих статей у журналах Q1–Q2 (Scopus/WoS) — мінімум 2 від кожного українського партнера, 2 від NTNU, 2 у співавторстві.</w:t>
-        <w:br/>
-        <w:t>- М30–М36: Розробка концепції продовження програми (follow-up Horizon Europe proposal або Erasmus+ CBHE) та подання не пізніше М42 (поза межами поточного проєкту).</w:t>
-      </w:r>
-    </w:p>
-    <w:p>
-      <w:pPr/>
-      <w:r>
-        <w:rPr>
-          <w:rFonts w:ascii="Arial" w:hAnsi="Arial"/>
-          <w:color w:val="000000"/>
-          <w:sz w:val="22"/>
-        </w:rPr>
-        <w:t>---</w:t>
-      </w:r>
-    </w:p>
-    <w:p>
-      <w:pPr/>
-      <w:r>
-        <w:rPr>
-          <w:rFonts w:ascii="Arial" w:hAnsi="Arial"/>
-          <w:color w:val="000000"/>
-          <w:sz w:val="22"/>
-        </w:rPr>
-        <w:t>### Зведений часовий план</w:t>
-      </w:r>
-    </w:p>
-    <w:p>
-      <w:pPr/>
-      <w:r>
-        <w:rPr>
-          <w:rFonts w:ascii="Arial" w:hAnsi="Arial"/>
-          <w:color w:val="000000"/>
-          <w:sz w:val="22"/>
-        </w:rPr>
-        <w:t>| Місяці | Ключові активності | Ключові результати |</w:t>
-        <w:br/>
-        <w:t>|---|---|---|</w:t>
-        <w:br/>
-        <w:t>| 1–6 | Аналіз потреб, проєктування WP4, онлайн-курс для НПП | D1.1, D2.1 |</w:t>
-        <w:br/>
-        <w:t>| 7–12 | Розробка модулів, стажування НПП в NTNU, закупівля обладнання | D1.2, D4.1 |</w:t>
-        <w:br/>
-        <w:t>| 13–18 | Акредитація, пілотне викладання, розгортання Living Lab | D1.4, D3.1, D4.2 |</w:t>
-        <w:br/>
-        <w:t>| 19–24 | Регулярне навчання студентів, пілот 1, хакатон, конференція 1 | D3.2, D4.3, D5.1 |</w:t>
-        <w:br/>
-        <w:t>| 25–30 | Масштабування навчання, пілот 2, зворотне стажування NTNU | D4.4, D2.2 |</w:t>
-        <w:br/>
-        <w:t>| 31–36 | Підсумкова оцінка, закриття, підсумкова конференція | D3.4, D5.2 |</w:t>
+      <w:pPr>
+        <w:pStyle w:val="Ingenmellomrom"/>
+      </w:pPr>
+      <w:r/>
+    </w:p>
+    <w:p>
+      <w:pPr>
+        <w:spacing w:before="160" w:after="80"/>
+      </w:pPr>
+      <w:r>
+        <w:rPr>
+          <w:rFonts w:ascii="Arial" w:hAnsi="Arial"/>
+          <w:b/>
+          <w:i w:val="0"/>
+          <w:color w:val="000000"/>
+          <w:sz w:val="22"/>
+        </w:rPr>
+        <w:t>Діяльність, заходи та підходи до досягнення результатів проєкту</w:t>
+      </w:r>
+    </w:p>
+    <w:p>
+      <w:pPr>
+        <w:spacing w:before="160" w:after="80"/>
+      </w:pPr>
+      <w:r>
+        <w:rPr>
+          <w:rFonts w:ascii="Arial" w:hAnsi="Arial"/>
+          <w:b/>
+          <w:i w:val="0"/>
+          <w:color w:val="000000"/>
+          <w:sz w:val="22"/>
+        </w:rPr>
+        <w:t>Загальна архітектура проєкту</w:t>
+      </w:r>
+    </w:p>
+    <w:p>
+      <w:pPr>
+        <w:spacing w:before="0" w:after="120"/>
+      </w:pPr>
+      <w:r>
+        <w:rPr>
+          <w:rFonts w:ascii="Arial" w:hAnsi="Arial"/>
+          <w:b w:val="0"/>
+          <w:i w:val="0"/>
+          <w:color w:val="000000"/>
+          <w:sz w:val="22"/>
+        </w:rPr>
+        <w:t xml:space="preserve">Проєкт DigiTwin-Energy реалізується протягом 36 місяців (липень 2026 — червень 2029) у трьох фазах: </w:t>
+      </w:r>
+      <w:r>
+        <w:rPr>
+          <w:rFonts w:ascii="Arial" w:hAnsi="Arial"/>
+          <w:b/>
+          <w:i w:val="0"/>
+          <w:color w:val="000000"/>
+          <w:sz w:val="22"/>
+        </w:rPr>
+        <w:t>Рік 1 — Закладення основ (Foundation)</w:t>
+      </w:r>
+      <w:r>
+        <w:rPr>
+          <w:rFonts w:ascii="Arial" w:hAnsi="Arial"/>
+          <w:b w:val="0"/>
+          <w:i w:val="0"/>
+          <w:color w:val="000000"/>
+          <w:sz w:val="22"/>
+        </w:rPr>
+        <w:t xml:space="preserve">, </w:t>
+      </w:r>
+      <w:r>
+        <w:rPr>
+          <w:rFonts w:ascii="Arial" w:hAnsi="Arial"/>
+          <w:b/>
+          <w:i w:val="0"/>
+          <w:color w:val="000000"/>
+          <w:sz w:val="22"/>
+        </w:rPr>
+        <w:t>Рік 2 — Пілотна реалізація (Pilots)</w:t>
+      </w:r>
+      <w:r>
+        <w:rPr>
+          <w:rFonts w:ascii="Arial" w:hAnsi="Arial"/>
+          <w:b w:val="0"/>
+          <w:i w:val="0"/>
+          <w:color w:val="000000"/>
+          <w:sz w:val="22"/>
+        </w:rPr>
+        <w:t xml:space="preserve">, </w:t>
+      </w:r>
+      <w:r>
+        <w:rPr>
+          <w:rFonts w:ascii="Arial" w:hAnsi="Arial"/>
+          <w:b/>
+          <w:i w:val="0"/>
+          <w:color w:val="000000"/>
+          <w:sz w:val="22"/>
+        </w:rPr>
+        <w:t>Рік 3 — Масштабування та закріплення (Scaling)</w:t>
+      </w:r>
+      <w:r>
+        <w:rPr>
+          <w:rFonts w:ascii="Arial" w:hAnsi="Arial"/>
+          <w:b w:val="0"/>
+          <w:i w:val="0"/>
+          <w:color w:val="000000"/>
+          <w:sz w:val="22"/>
+        </w:rPr>
+        <w:t>. Проєкт структурований у 5 Робочих пакетів (WP).</w:t>
+      </w:r>
+    </w:p>
+    <w:p>
+      <w:pPr>
+        <w:spacing w:before="160" w:after="80"/>
+      </w:pPr>
+      <w:r>
+        <w:rPr>
+          <w:rFonts w:ascii="Arial" w:hAnsi="Arial"/>
+          <w:b/>
+          <w:i w:val="0"/>
+          <w:color w:val="000000"/>
+          <w:sz w:val="22"/>
+        </w:rPr>
+        <w:t>WP1: Спільна розробка навчальних програм</w:t>
+      </w:r>
+    </w:p>
+    <w:p>
+      <w:pPr>
+        <w:spacing w:before="0" w:after="120"/>
+      </w:pPr>
+      <w:r>
+        <w:rPr>
+          <w:rFonts w:ascii="Arial" w:hAnsi="Arial"/>
+          <w:b w:val="0"/>
+          <w:i w:val="0"/>
+          <w:color w:val="000000"/>
+          <w:sz w:val="22"/>
+        </w:rPr>
+      </w:r>
+      <w:r>
+        <w:rPr>
+          <w:rFonts w:ascii="Arial" w:hAnsi="Arial"/>
+          <w:b/>
+          <w:i w:val="0"/>
+          <w:color w:val="000000"/>
+          <w:sz w:val="22"/>
+        </w:rPr>
+        <w:t>Тривалість:</w:t>
+      </w:r>
+      <w:r>
+        <w:rPr>
+          <w:rFonts w:ascii="Arial" w:hAnsi="Arial"/>
+          <w:b w:val="0"/>
+          <w:i w:val="0"/>
+          <w:color w:val="000000"/>
+          <w:sz w:val="22"/>
+        </w:rPr>
+        <w:t xml:space="preserve"> Місяці 1–18 | </w:t>
+      </w:r>
+      <w:r>
+        <w:rPr>
+          <w:rFonts w:ascii="Arial" w:hAnsi="Arial"/>
+          <w:b/>
+          <w:i w:val="0"/>
+          <w:color w:val="000000"/>
+          <w:sz w:val="22"/>
+        </w:rPr>
+        <w:t>Відповідальний:</w:t>
+      </w:r>
+      <w:r>
+        <w:rPr>
+          <w:rFonts w:ascii="Arial" w:hAnsi="Arial"/>
+          <w:b w:val="0"/>
+          <w:i w:val="0"/>
+          <w:color w:val="000000"/>
+          <w:sz w:val="22"/>
+        </w:rPr>
+        <w:t xml:space="preserve"> NTNU (провідний), ЗНУ, Партнер-2</w:t>
+      </w:r>
+    </w:p>
+    <w:p>
+      <w:pPr>
+        <w:spacing w:before="0" w:after="120"/>
+      </w:pPr>
+      <w:r>
+        <w:rPr>
+          <w:rFonts w:ascii="Arial" w:hAnsi="Arial"/>
+          <w:b w:val="0"/>
+          <w:i w:val="0"/>
+          <w:color w:val="000000"/>
+          <w:sz w:val="22"/>
+        </w:rPr>
+      </w:r>
+      <w:r>
+        <w:rPr>
+          <w:rFonts w:ascii="Arial" w:hAnsi="Arial"/>
+          <w:b/>
+          <w:i w:val="0"/>
+          <w:color w:val="000000"/>
+          <w:sz w:val="22"/>
+        </w:rPr>
+        <w:t>Мета:</w:t>
+      </w:r>
+      <w:r>
+        <w:rPr>
+          <w:rFonts w:ascii="Arial" w:hAnsi="Arial"/>
+          <w:b w:val="0"/>
+          <w:i w:val="0"/>
+          <w:color w:val="000000"/>
+          <w:sz w:val="22"/>
+        </w:rPr>
+        <w:t xml:space="preserve"> Розробити, апробувати та акредитувати 6 нових навчальних модулів загальним обсягом 30 ЄКТС.</w:t>
+      </w:r>
+    </w:p>
+    <w:p>
+      <w:pPr>
+        <w:spacing w:before="0" w:after="120"/>
+      </w:pPr>
+      <w:r>
+        <w:rPr>
+          <w:rFonts w:ascii="Arial" w:hAnsi="Arial"/>
+          <w:b w:val="0"/>
+          <w:i w:val="0"/>
+          <w:color w:val="000000"/>
+          <w:sz w:val="22"/>
+        </w:rPr>
+      </w:r>
+      <w:r>
+        <w:rPr>
+          <w:rFonts w:ascii="Arial" w:hAnsi="Arial"/>
+          <w:b/>
+          <w:i w:val="0"/>
+          <w:color w:val="000000"/>
+          <w:sz w:val="22"/>
+        </w:rPr>
+        <w:t>Заходи:</w:t>
+      </w:r>
+      <w:r>
+        <w:rPr>
+          <w:rFonts w:ascii="Arial" w:hAnsi="Arial"/>
+          <w:b w:val="0"/>
+          <w:i w:val="0"/>
+          <w:color w:val="000000"/>
+          <w:sz w:val="22"/>
+        </w:rPr>
+      </w:r>
+    </w:p>
+    <w:p>
+      <w:pPr>
+        <w:spacing w:before="0" w:after="80"/>
+        <w:ind w:left="425" w:hanging="198"/>
+      </w:pPr>
+      <w:r>
+        <w:t xml:space="preserve">– </w:t>
+      </w:r>
+      <w:r>
+        <w:rPr>
+          <w:rFonts w:ascii="Arial" w:hAnsi="Arial"/>
+          <w:b w:val="0"/>
+          <w:i w:val="0"/>
+          <w:color w:val="000000"/>
+          <w:sz w:val="22"/>
+        </w:rPr>
+        <w:t>М1–М3: Порівняльний аналіз навчальних програм (curriculum benchmarking) — NTNU, TU Delft, KTH; аналіз потреб роботодавців із участю 5 компаній-партнерів з енергетики. Deliverable D1.1: Звіт про потреби та аналіз прогалин.</w:t>
+      </w:r>
+    </w:p>
+    <w:p>
+      <w:pPr>
+        <w:spacing w:before="0" w:after="80"/>
+        <w:ind w:left="425" w:hanging="198"/>
+      </w:pPr>
+      <w:r>
+        <w:t xml:space="preserve">– </w:t>
+      </w:r>
+      <w:r>
+        <w:rPr>
+          <w:rFonts w:ascii="Arial" w:hAnsi="Arial"/>
+          <w:b w:val="0"/>
+          <w:i w:val="0"/>
+          <w:color w:val="000000"/>
+          <w:sz w:val="22"/>
+        </w:rPr>
+        <w:t>М3–М9: Розробка навчально-методичних матеріалів для 6 модулів: силабуси, лекційні слайди, практикуми, набори даних для лабораторних робіт, критерії оцінювання (рубрики). Deliverable D1.2: Навчально-методичні комплекси (6 модулів).</w:t>
+      </w:r>
+    </w:p>
+    <w:p>
+      <w:pPr>
+        <w:spacing w:before="0" w:after="80"/>
+        <w:ind w:left="425" w:hanging="198"/>
+      </w:pPr>
+      <w:r>
+        <w:t xml:space="preserve">– </w:t>
+      </w:r>
+      <w:r>
+        <w:rPr>
+          <w:rFonts w:ascii="Arial" w:hAnsi="Arial"/>
+          <w:b w:val="0"/>
+          <w:i w:val="0"/>
+          <w:color w:val="000000"/>
+          <w:sz w:val="22"/>
+        </w:rPr>
+        <w:t>М9–М12: Внутрішня рецензія матеріалів за участі зовнішніх рецензентів (2 НПП з Норвегії, 2 — з України поза консорціумом). Deliverable D1.3: Рецензований пакет навчальних матеріалів.</w:t>
+      </w:r>
+    </w:p>
+    <w:p>
+      <w:pPr>
+        <w:spacing w:before="0" w:after="80"/>
+        <w:ind w:left="425" w:hanging="198"/>
+      </w:pPr>
+      <w:r>
+        <w:t xml:space="preserve">– </w:t>
+      </w:r>
+      <w:r>
+        <w:rPr>
+          <w:rFonts w:ascii="Arial" w:hAnsi="Arial"/>
+          <w:b w:val="0"/>
+          <w:i w:val="0"/>
+          <w:color w:val="000000"/>
+          <w:sz w:val="22"/>
+        </w:rPr>
+        <w:t>М12–М18: Подання документів на акредитацію нових дисциплін до МОН України (для обох українських партнерів). Deliverable D1.4: Акредитовані навчальні плани з включенням нових модулів.</w:t>
+      </w:r>
+    </w:p>
+    <w:p>
+      <w:pPr>
+        <w:spacing w:before="0" w:after="120"/>
+      </w:pPr>
+      <w:r>
+        <w:rPr>
+          <w:rFonts w:ascii="Arial" w:hAnsi="Arial"/>
+          <w:b w:val="0"/>
+          <w:i w:val="0"/>
+          <w:color w:val="000000"/>
+          <w:sz w:val="22"/>
+        </w:rPr>
+      </w:r>
+      <w:r>
+        <w:rPr>
+          <w:rFonts w:ascii="Arial" w:hAnsi="Arial"/>
+          <w:b/>
+          <w:i w:val="0"/>
+          <w:color w:val="000000"/>
+          <w:sz w:val="22"/>
+        </w:rPr>
+        <w:t>Педагогічна методологія:</w:t>
+      </w:r>
+      <w:r>
+        <w:rPr>
+          <w:rFonts w:ascii="Arial" w:hAnsi="Arial"/>
+          <w:b w:val="0"/>
+          <w:i w:val="0"/>
+          <w:color w:val="000000"/>
+          <w:sz w:val="22"/>
+        </w:rPr>
+        <w:t xml:space="preserve"> Навчання базується на поєднанні проблемно-орієнтованого навчання (Problem-Based Learning, PBL), case-study analysis на основі реальних аварій і збоїв в енергосистемах України та Норвегії, та project-based simulation. Курси розробляються за моделлю змішаного навчання (blended learning): 40% синхронні заняття (он-лайн та очні), 60% асинхронна самостійна робота через LMS (Moodle / Azure Education).</w:t>
+      </w:r>
+    </w:p>
+    <w:p>
+      <w:pPr>
+        <w:spacing w:before="160" w:after="80"/>
+      </w:pPr>
+      <w:r>
+        <w:rPr>
+          <w:rFonts w:ascii="Arial" w:hAnsi="Arial"/>
+          <w:b/>
+          <w:i w:val="0"/>
+          <w:color w:val="000000"/>
+          <w:sz w:val="22"/>
+        </w:rPr>
+        <w:t>WP2: Підвищення кваліфікації науково-педагогічних працівників</w:t>
+      </w:r>
+    </w:p>
+    <w:p>
+      <w:pPr>
+        <w:spacing w:before="0" w:after="120"/>
+      </w:pPr>
+      <w:r>
+        <w:rPr>
+          <w:rFonts w:ascii="Arial" w:hAnsi="Arial"/>
+          <w:b w:val="0"/>
+          <w:i w:val="0"/>
+          <w:color w:val="000000"/>
+          <w:sz w:val="22"/>
+        </w:rPr>
+      </w:r>
+      <w:r>
+        <w:rPr>
+          <w:rFonts w:ascii="Arial" w:hAnsi="Arial"/>
+          <w:b/>
+          <w:i w:val="0"/>
+          <w:color w:val="000000"/>
+          <w:sz w:val="22"/>
+        </w:rPr>
+        <w:t>Тривалість:</w:t>
+      </w:r>
+      <w:r>
+        <w:rPr>
+          <w:rFonts w:ascii="Arial" w:hAnsi="Arial"/>
+          <w:b w:val="0"/>
+          <w:i w:val="0"/>
+          <w:color w:val="000000"/>
+          <w:sz w:val="22"/>
+        </w:rPr>
+        <w:t xml:space="preserve"> Місяці 4–24 | </w:t>
+      </w:r>
+      <w:r>
+        <w:rPr>
+          <w:rFonts w:ascii="Arial" w:hAnsi="Arial"/>
+          <w:b/>
+          <w:i w:val="0"/>
+          <w:color w:val="000000"/>
+          <w:sz w:val="22"/>
+        </w:rPr>
+        <w:t>Відповідальний:</w:t>
+      </w:r>
+      <w:r>
+        <w:rPr>
+          <w:rFonts w:ascii="Arial" w:hAnsi="Arial"/>
+          <w:b w:val="0"/>
+          <w:i w:val="0"/>
+          <w:color w:val="000000"/>
+          <w:sz w:val="22"/>
+        </w:rPr>
+        <w:t xml:space="preserve"> NTNU (провідний), ЗНУ, Партнер-2</w:t>
+      </w:r>
+    </w:p>
+    <w:p>
+      <w:pPr>
+        <w:spacing w:before="0" w:after="120"/>
+      </w:pPr>
+      <w:r>
+        <w:rPr>
+          <w:rFonts w:ascii="Arial" w:hAnsi="Arial"/>
+          <w:b w:val="0"/>
+          <w:i w:val="0"/>
+          <w:color w:val="000000"/>
+          <w:sz w:val="22"/>
+        </w:rPr>
+      </w:r>
+      <w:r>
+        <w:rPr>
+          <w:rFonts w:ascii="Arial" w:hAnsi="Arial"/>
+          <w:b/>
+          <w:i w:val="0"/>
+          <w:color w:val="000000"/>
+          <w:sz w:val="22"/>
+        </w:rPr>
+        <w:t>Мета:</w:t>
+      </w:r>
+      <w:r>
+        <w:rPr>
+          <w:rFonts w:ascii="Arial" w:hAnsi="Arial"/>
+          <w:b w:val="0"/>
+          <w:i w:val="0"/>
+          <w:color w:val="000000"/>
+          <w:sz w:val="22"/>
+        </w:rPr>
+        <w:t xml:space="preserve"> Підвищити кваліфікацію 30 НПП обох українських партнерів (не менше 15 від кожного) у сфері цифрових двійників, фізично обґрунтованих нейронних мереж та промислового IoT.</w:t>
+      </w:r>
+    </w:p>
+    <w:p>
+      <w:pPr>
+        <w:spacing w:before="0" w:after="120"/>
+      </w:pPr>
+      <w:r>
+        <w:rPr>
+          <w:rFonts w:ascii="Arial" w:hAnsi="Arial"/>
+          <w:b w:val="0"/>
+          <w:i w:val="0"/>
+          <w:color w:val="000000"/>
+          <w:sz w:val="22"/>
+        </w:rPr>
+      </w:r>
+      <w:r>
+        <w:rPr>
+          <w:rFonts w:ascii="Arial" w:hAnsi="Arial"/>
+          <w:b/>
+          <w:i w:val="0"/>
+          <w:color w:val="000000"/>
+          <w:sz w:val="22"/>
+        </w:rPr>
+        <w:t>Заходи:</w:t>
+      </w:r>
+      <w:r>
+        <w:rPr>
+          <w:rFonts w:ascii="Arial" w:hAnsi="Arial"/>
+          <w:b w:val="0"/>
+          <w:i w:val="0"/>
+          <w:color w:val="000000"/>
+          <w:sz w:val="22"/>
+        </w:rPr>
+      </w:r>
+    </w:p>
+    <w:p>
+      <w:pPr>
+        <w:spacing w:before="0" w:after="80"/>
+        <w:ind w:left="425" w:hanging="198"/>
+      </w:pPr>
+      <w:r>
+        <w:t xml:space="preserve">– </w:t>
+      </w:r>
+      <w:r>
+        <w:rPr>
+          <w:rFonts w:ascii="Arial" w:hAnsi="Arial"/>
+          <w:b w:val="0"/>
+          <w:i w:val="0"/>
+          <w:color w:val="000000"/>
+          <w:sz w:val="22"/>
+        </w:rPr>
+        <w:t>М4–М6: Онлайн-курс NTNU «Foundations of Digital Twin Technology for Energy Systems» (40 годин, 2 кредити) — для всіх 30 НПП одночасно. Deliverable D2.1: Завершений онлайн-курс із сертифікатами учасників.</w:t>
+      </w:r>
+    </w:p>
+    <w:p>
+      <w:pPr>
+        <w:spacing w:before="0" w:after="80"/>
+        <w:ind w:left="425" w:hanging="198"/>
+      </w:pPr>
+      <w:r>
+        <w:t xml:space="preserve">– </w:t>
+      </w:r>
+      <w:r>
+        <w:rPr>
+          <w:rFonts w:ascii="Arial" w:hAnsi="Arial"/>
+          <w:b w:val="0"/>
+          <w:i w:val="0"/>
+          <w:color w:val="000000"/>
+          <w:sz w:val="22"/>
+        </w:rPr>
+        <w:t>М6–М12: 3 стажування (staff exchanges) до NTNU: 5 НПП на 30 днів кожне (3 місяці по 5 осіб у місяці 7, 9, 11). Програма стажування: робота в Gemini Center, SINTEF Energy Lab, участь у поточних проєктах з цифрових двійників. Мінімум 40% жінок серед відряджених НПП.</w:t>
+      </w:r>
+    </w:p>
+    <w:p>
+      <w:pPr>
+        <w:spacing w:before="0" w:after="80"/>
+        <w:ind w:left="425" w:hanging="198"/>
+      </w:pPr>
+      <w:r>
+        <w:t xml:space="preserve">– </w:t>
+      </w:r>
+      <w:r>
+        <w:rPr>
+          <w:rFonts w:ascii="Arial" w:hAnsi="Arial"/>
+          <w:b w:val="0"/>
+          <w:i w:val="0"/>
+          <w:color w:val="000000"/>
+          <w:sz w:val="22"/>
+        </w:rPr>
+        <w:t>М12–М18: Зворотне стажування (2 фахівці NTNU по 14 днів у кожному з українських партнерів) для підтримки впровадження нових курсів і налаштування Living Lab. Deliverable D2.2: Звіт про стажування з планом подальшого впровадження.</w:t>
+      </w:r>
+    </w:p>
+    <w:p>
+      <w:pPr>
+        <w:spacing w:before="0" w:after="80"/>
+        <w:ind w:left="425" w:hanging="198"/>
+      </w:pPr>
+      <w:r>
+        <w:t xml:space="preserve">– </w:t>
+      </w:r>
+      <w:r>
+        <w:rPr>
+          <w:rFonts w:ascii="Arial" w:hAnsi="Arial"/>
+          <w:b w:val="0"/>
+          <w:i w:val="0"/>
+          <w:color w:val="000000"/>
+          <w:sz w:val="22"/>
+        </w:rPr>
+        <w:t>М18–М24: Внутрішній семінар «Train the Trainers» — підготовка 8 «амбасадорів знань» (по 4 від кожного українського партнера), які стануть основними викладачами нових курсів і зможуть самостійно їх актуалізувати після завершення проєкту. Deliverable D2.3: Сертифіковані викладачі-тренери (8 осіб).</w:t>
+      </w:r>
+    </w:p>
+    <w:p>
+      <w:pPr>
+        <w:spacing w:before="160" w:after="80"/>
+      </w:pPr>
+      <w:r>
+        <w:rPr>
+          <w:rFonts w:ascii="Arial" w:hAnsi="Arial"/>
+          <w:b/>
+          <w:i w:val="0"/>
+          <w:color w:val="000000"/>
+          <w:sz w:val="22"/>
+        </w:rPr>
+        <w:t>WP3: Навчальна програма для студентів</w:t>
+      </w:r>
+    </w:p>
+    <w:p>
+      <w:pPr>
+        <w:spacing w:before="0" w:after="120"/>
+      </w:pPr>
+      <w:r>
+        <w:rPr>
+          <w:rFonts w:ascii="Arial" w:hAnsi="Arial"/>
+          <w:b w:val="0"/>
+          <w:i w:val="0"/>
+          <w:color w:val="000000"/>
+          <w:sz w:val="22"/>
+        </w:rPr>
+      </w:r>
+      <w:r>
+        <w:rPr>
+          <w:rFonts w:ascii="Arial" w:hAnsi="Arial"/>
+          <w:b/>
+          <w:i w:val="0"/>
+          <w:color w:val="000000"/>
+          <w:sz w:val="22"/>
+        </w:rPr>
+        <w:t>Тривалість:</w:t>
+      </w:r>
+      <w:r>
+        <w:rPr>
+          <w:rFonts w:ascii="Arial" w:hAnsi="Arial"/>
+          <w:b w:val="0"/>
+          <w:i w:val="0"/>
+          <w:color w:val="000000"/>
+          <w:sz w:val="22"/>
+        </w:rPr>
+        <w:t xml:space="preserve"> Місяці 12–36 | </w:t>
+      </w:r>
+      <w:r>
+        <w:rPr>
+          <w:rFonts w:ascii="Arial" w:hAnsi="Arial"/>
+          <w:b/>
+          <w:i w:val="0"/>
+          <w:color w:val="000000"/>
+          <w:sz w:val="22"/>
+        </w:rPr>
+        <w:t>Відповідальний:</w:t>
+      </w:r>
+      <w:r>
+        <w:rPr>
+          <w:rFonts w:ascii="Arial" w:hAnsi="Arial"/>
+          <w:b w:val="0"/>
+          <w:i w:val="0"/>
+          <w:color w:val="000000"/>
+          <w:sz w:val="22"/>
+        </w:rPr>
+        <w:t xml:space="preserve"> ЗНУ (провідний), Партнер-2, NTNU</w:t>
+      </w:r>
+    </w:p>
+    <w:p>
+      <w:pPr>
+        <w:spacing w:before="0" w:after="120"/>
+      </w:pPr>
+      <w:r>
+        <w:rPr>
+          <w:rFonts w:ascii="Arial" w:hAnsi="Arial"/>
+          <w:b w:val="0"/>
+          <w:i w:val="0"/>
+          <w:color w:val="000000"/>
+          <w:sz w:val="22"/>
+        </w:rPr>
+      </w:r>
+      <w:r>
+        <w:rPr>
+          <w:rFonts w:ascii="Arial" w:hAnsi="Arial"/>
+          <w:b/>
+          <w:i w:val="0"/>
+          <w:color w:val="000000"/>
+          <w:sz w:val="22"/>
+        </w:rPr>
+        <w:t>Мета:</w:t>
+      </w:r>
+      <w:r>
+        <w:rPr>
+          <w:rFonts w:ascii="Arial" w:hAnsi="Arial"/>
+          <w:b w:val="0"/>
+          <w:i w:val="0"/>
+          <w:color w:val="000000"/>
+          <w:sz w:val="22"/>
+        </w:rPr>
+        <w:t xml:space="preserve"> Підготувати 240 студентів за новими модулями; забезпечити стажування 10 кращих студентів в NTNU.</w:t>
+      </w:r>
+    </w:p>
+    <w:p>
+      <w:pPr>
+        <w:spacing w:before="0" w:after="120"/>
+      </w:pPr>
+      <w:r>
+        <w:rPr>
+          <w:rFonts w:ascii="Arial" w:hAnsi="Arial"/>
+          <w:b w:val="0"/>
+          <w:i w:val="0"/>
+          <w:color w:val="000000"/>
+          <w:sz w:val="22"/>
+        </w:rPr>
+      </w:r>
+      <w:r>
+        <w:rPr>
+          <w:rFonts w:ascii="Arial" w:hAnsi="Arial"/>
+          <w:b/>
+          <w:i w:val="0"/>
+          <w:color w:val="000000"/>
+          <w:sz w:val="22"/>
+        </w:rPr>
+        <w:t>Заходи:</w:t>
+      </w:r>
+      <w:r>
+        <w:rPr>
+          <w:rFonts w:ascii="Arial" w:hAnsi="Arial"/>
+          <w:b w:val="0"/>
+          <w:i w:val="0"/>
+          <w:color w:val="000000"/>
+          <w:sz w:val="22"/>
+        </w:rPr>
+      </w:r>
+    </w:p>
+    <w:p>
+      <w:pPr>
+        <w:spacing w:before="0" w:after="80"/>
+        <w:ind w:left="425" w:hanging="198"/>
+      </w:pPr>
+      <w:r>
+        <w:t xml:space="preserve">– </w:t>
+      </w:r>
+      <w:r>
+        <w:rPr>
+          <w:rFonts w:ascii="Arial" w:hAnsi="Arial"/>
+          <w:b w:val="0"/>
+          <w:i w:val="0"/>
+          <w:color w:val="000000"/>
+          <w:sz w:val="22"/>
+        </w:rPr>
+        <w:t>М12–М15: Пілотне викладання першого модуля «Архітектура цифрових двійників» для 30 студентів (пілотна когорта). Deliverable D3.1: Звіт пілотного викладання з результатами оцінювання.</w:t>
+      </w:r>
+    </w:p>
+    <w:p>
+      <w:pPr>
+        <w:spacing w:before="0" w:after="80"/>
+        <w:ind w:left="425" w:hanging="198"/>
+      </w:pPr>
+      <w:r>
+        <w:t xml:space="preserve">– </w:t>
+      </w:r>
+      <w:r>
+        <w:rPr>
+          <w:rFonts w:ascii="Arial" w:hAnsi="Arial"/>
+          <w:b w:val="0"/>
+          <w:i w:val="0"/>
+          <w:color w:val="000000"/>
+          <w:sz w:val="22"/>
+        </w:rPr>
+        <w:t>М15–М36: Регулярне викладання 6 модулів у рамках оновлених навчальних планів; охоплення щонайменше 80 студентів/рік починаючи з М16. Deliverable D3.2: Звіти про навчальний процес (щосеместровий).</w:t>
+      </w:r>
+    </w:p>
+    <w:p>
+      <w:pPr>
+        <w:spacing w:before="0" w:after="80"/>
+        <w:ind w:left="425" w:hanging="198"/>
+      </w:pPr>
+      <w:r>
+        <w:t xml:space="preserve">– </w:t>
+      </w:r>
+      <w:r>
+        <w:rPr>
+          <w:rFonts w:ascii="Arial" w:hAnsi="Arial"/>
+          <w:b w:val="0"/>
+          <w:i w:val="0"/>
+          <w:color w:val="000000"/>
+          <w:sz w:val="22"/>
+        </w:rPr>
+        <w:t>М18–М36: 3 цикли студентської мобільності до NTNU: по 3–4 студенти на 1–3 місяці (стипендія EUR 250/місяць для бакалаврів/магістрів). Відбір на конкурсній основі за критеріями академічної успішності та гендерної рівності. Deliverable D3.3: Звіти студентів-стажерів (10 осіб).</w:t>
+      </w:r>
+    </w:p>
+    <w:p>
+      <w:pPr>
+        <w:spacing w:before="0" w:after="80"/>
+        <w:ind w:left="425" w:hanging="198"/>
+      </w:pPr>
+      <w:r>
+        <w:t xml:space="preserve">– </w:t>
+      </w:r>
+      <w:r>
+        <w:rPr>
+          <w:rFonts w:ascii="Arial" w:hAnsi="Arial"/>
+          <w:b w:val="0"/>
+          <w:i w:val="0"/>
+          <w:color w:val="000000"/>
+          <w:sz w:val="22"/>
+        </w:rPr>
+        <w:t>М24–М36: Щорічний студентський хакатон DigiTwin Challenge (онлайн + очний гібридний формат) — розв'язання реальних задач з оптимізації чи відновлення енергетичних систем з використанням цифрових двійників. Очікується 50+ учасників щорічно. Deliverable D3.4: Хакатон-звіт, кращі рішення — у відкритих навчальних матеріалах.</w:t>
+      </w:r>
+    </w:p>
+    <w:p>
+      <w:pPr>
+        <w:spacing w:before="160" w:after="80"/>
+      </w:pPr>
+      <w:r>
+        <w:rPr>
+          <w:rFonts w:ascii="Arial" w:hAnsi="Arial"/>
+          <w:b/>
+          <w:i w:val="0"/>
+          <w:color w:val="000000"/>
+          <w:sz w:val="22"/>
+        </w:rPr>
+        <w:t>WP4: Жива лабораторія та пілотні проєкти (Living Lab)</w:t>
+      </w:r>
+    </w:p>
+    <w:p>
+      <w:pPr>
+        <w:spacing w:before="0" w:after="120"/>
+      </w:pPr>
+      <w:r>
+        <w:rPr>
+          <w:rFonts w:ascii="Arial" w:hAnsi="Arial"/>
+          <w:b w:val="0"/>
+          <w:i w:val="0"/>
+          <w:color w:val="000000"/>
+          <w:sz w:val="22"/>
+        </w:rPr>
+      </w:r>
+      <w:r>
+        <w:rPr>
+          <w:rFonts w:ascii="Arial" w:hAnsi="Arial"/>
+          <w:b/>
+          <w:i w:val="0"/>
+          <w:color w:val="000000"/>
+          <w:sz w:val="22"/>
+        </w:rPr>
+        <w:t>Тривалість:</w:t>
+      </w:r>
+      <w:r>
+        <w:rPr>
+          <w:rFonts w:ascii="Arial" w:hAnsi="Arial"/>
+          <w:b w:val="0"/>
+          <w:i w:val="0"/>
+          <w:color w:val="000000"/>
+          <w:sz w:val="22"/>
+        </w:rPr>
+        <w:t xml:space="preserve"> Місяці 6–30 | </w:t>
+      </w:r>
+      <w:r>
+        <w:rPr>
+          <w:rFonts w:ascii="Arial" w:hAnsi="Arial"/>
+          <w:b/>
+          <w:i w:val="0"/>
+          <w:color w:val="000000"/>
+          <w:sz w:val="22"/>
+        </w:rPr>
+        <w:t>Відповідальний:</w:t>
+      </w:r>
+      <w:r>
+        <w:rPr>
+          <w:rFonts w:ascii="Arial" w:hAnsi="Arial"/>
+          <w:b w:val="0"/>
+          <w:i w:val="0"/>
+          <w:color w:val="000000"/>
+          <w:sz w:val="22"/>
+        </w:rPr>
+        <w:t xml:space="preserve"> ЗНУ (провідний), NTNU</w:t>
+      </w:r>
+    </w:p>
+    <w:p>
+      <w:pPr>
+        <w:spacing w:before="0" w:after="120"/>
+      </w:pPr>
+      <w:r>
+        <w:rPr>
+          <w:rFonts w:ascii="Arial" w:hAnsi="Arial"/>
+          <w:b w:val="0"/>
+          <w:i w:val="0"/>
+          <w:color w:val="000000"/>
+          <w:sz w:val="22"/>
+        </w:rPr>
+      </w:r>
+      <w:r>
+        <w:rPr>
+          <w:rFonts w:ascii="Arial" w:hAnsi="Arial"/>
+          <w:b/>
+          <w:i w:val="0"/>
+          <w:color w:val="000000"/>
+          <w:sz w:val="22"/>
+        </w:rPr>
+        <w:t>Мета:</w:t>
+      </w:r>
+      <w:r>
+        <w:rPr>
+          <w:rFonts w:ascii="Arial" w:hAnsi="Arial"/>
+          <w:b w:val="0"/>
+          <w:i w:val="0"/>
+          <w:color w:val="000000"/>
+          <w:sz w:val="22"/>
+        </w:rPr>
+        <w:t xml:space="preserve"> Розгорнути прототипну Живу лабораторію цифрових двійників (Living Lab) на базі ЗНУ та реалізувати 2 пілотні дослідницько-навчальні проєкти.</w:t>
+      </w:r>
+    </w:p>
+    <w:p>
+      <w:pPr>
+        <w:spacing w:before="0" w:after="120"/>
+      </w:pPr>
+      <w:r>
+        <w:rPr>
+          <w:rFonts w:ascii="Arial" w:hAnsi="Arial"/>
+          <w:b w:val="0"/>
+          <w:i w:val="0"/>
+          <w:color w:val="000000"/>
+          <w:sz w:val="22"/>
+        </w:rPr>
+      </w:r>
+      <w:r>
+        <w:rPr>
+          <w:rFonts w:ascii="Arial" w:hAnsi="Arial"/>
+          <w:b/>
+          <w:i w:val="0"/>
+          <w:color w:val="000000"/>
+          <w:sz w:val="22"/>
+        </w:rPr>
+        <w:t>Заходи:</w:t>
+      </w:r>
+      <w:r>
+        <w:rPr>
+          <w:rFonts w:ascii="Arial" w:hAnsi="Arial"/>
+          <w:b w:val="0"/>
+          <w:i w:val="0"/>
+          <w:color w:val="000000"/>
+          <w:sz w:val="22"/>
+        </w:rPr>
+      </w:r>
+    </w:p>
+    <w:p>
+      <w:pPr>
+        <w:spacing w:before="0" w:after="80"/>
+        <w:ind w:left="425" w:hanging="198"/>
+      </w:pPr>
+      <w:r>
+        <w:t xml:space="preserve">– </w:t>
+      </w:r>
+      <w:r>
+        <w:rPr>
+          <w:rFonts w:ascii="Arial" w:hAnsi="Arial"/>
+          <w:b w:val="0"/>
+          <w:i w:val="0"/>
+          <w:color w:val="000000"/>
+          <w:sz w:val="22"/>
+        </w:rPr>
+        <w:t>М6–М12: Технічне проєктування Living Lab: архітектура IoT-стенду (датчики напруги/струму/температури, мікроконтролери, шлюзи), вибір хмарної платформи (Azure IoT Hub + Azure Digital Twins), проєктування програмної архітектури. Закупівля обладнання не пізніше М18 (не пізніше ніж за 12 місяців до завершення проєкту). Deliverable D4.1: Технічні специфікації Living Lab.</w:t>
+      </w:r>
+    </w:p>
+    <w:p>
+      <w:pPr>
+        <w:spacing w:before="0" w:after="80"/>
+        <w:ind w:left="425" w:hanging="198"/>
+      </w:pPr>
+      <w:r>
+        <w:t xml:space="preserve">– </w:t>
+      </w:r>
+      <w:r>
+        <w:rPr>
+          <w:rFonts w:ascii="Arial" w:hAnsi="Arial"/>
+          <w:b w:val="0"/>
+          <w:i w:val="0"/>
+          <w:color w:val="000000"/>
+          <w:sz w:val="22"/>
+        </w:rPr>
+        <w:t>М12–М18: Розгортання фізичного стенду та хмарної частини Living Lab на базі ЗНУ; інтеграція з навчальним процесом WP3. Deliverable D4.2: Функціональний Living Lab (прийомо-здавальний акт).</w:t>
+      </w:r>
+    </w:p>
+    <w:p>
+      <w:pPr>
+        <w:spacing w:before="0" w:after="80"/>
+        <w:ind w:left="425" w:hanging="198"/>
+      </w:pPr>
+      <w:r>
+        <w:t xml:space="preserve">– </w:t>
+      </w:r>
+      <w:r>
+        <w:rPr>
+          <w:rFonts w:ascii="Arial" w:hAnsi="Arial"/>
+          <w:b w:val="0"/>
+          <w:i w:val="0"/>
+          <w:color w:val="000000"/>
+          <w:sz w:val="22"/>
+        </w:rPr>
+        <w:t>М18–М24: Пілотний проєкт 1: Цифровий двійник модельної підстанції — студентські команди (5 осіб) моделюють нормальний режим роботи, аварійні ситуації та кіберзагрози в середовищі Azure Digital Twins. Deliverable D4.3: Технічний звіт та навчальний кейс.</w:t>
+      </w:r>
+    </w:p>
+    <w:p>
+      <w:pPr>
+        <w:spacing w:before="0" w:after="80"/>
+        <w:ind w:left="425" w:hanging="198"/>
+      </w:pPr>
+      <w:r>
+        <w:t xml:space="preserve">– </w:t>
+      </w:r>
+      <w:r>
+        <w:rPr>
+          <w:rFonts w:ascii="Arial" w:hAnsi="Arial"/>
+          <w:b w:val="0"/>
+          <w:i w:val="0"/>
+          <w:color w:val="000000"/>
+          <w:sz w:val="22"/>
+        </w:rPr>
+        <w:t>М24–М30: Пілотний проєкт 2: Оптимізація графіка навантаження розподільної мережі з використанням PINN (Physics-Informed Neural Networks) та реальних даних із публічних джерел Укренерго. Deliverable D4.4: Алгоритм оптимізації, відкритий набір даних, технічний звіт.</w:t>
+      </w:r>
+    </w:p>
+    <w:p>
+      <w:pPr>
+        <w:spacing w:before="0" w:after="120"/>
+      </w:pPr>
+      <w:r>
+        <w:rPr>
+          <w:rFonts w:ascii="Arial" w:hAnsi="Arial"/>
+          <w:b w:val="0"/>
+          <w:i w:val="0"/>
+          <w:color w:val="000000"/>
+          <w:sz w:val="22"/>
+        </w:rPr>
+      </w:r>
+      <w:r>
+        <w:rPr>
+          <w:rFonts w:ascii="Arial" w:hAnsi="Arial"/>
+          <w:b/>
+          <w:i w:val="0"/>
+          <w:color w:val="000000"/>
+          <w:sz w:val="22"/>
+        </w:rPr>
+        <w:t>Бюджет WP4 на обладнання:</w:t>
+      </w:r>
+      <w:r>
+        <w:rPr>
+          <w:rFonts w:ascii="Arial" w:hAnsi="Arial"/>
+          <w:b w:val="0"/>
+          <w:i w:val="0"/>
+          <w:color w:val="000000"/>
+          <w:sz w:val="22"/>
+        </w:rPr>
+        <w:t xml:space="preserve"> IoT-стенд, сервери, ліцензії — закуповуються не пізніше М18, тобто за 18 місяців до завершення проєкту (вимога Nansen EDU виконана).</w:t>
+      </w:r>
+    </w:p>
+    <w:p>
+      <w:pPr>
+        <w:spacing w:before="160" w:after="80"/>
+      </w:pPr>
+      <w:r>
+        <w:rPr>
+          <w:rFonts w:ascii="Arial" w:hAnsi="Arial"/>
+          <w:b/>
+          <w:i w:val="0"/>
+          <w:color w:val="000000"/>
+          <w:sz w:val="22"/>
+        </w:rPr>
+        <w:t>WP5: Розповсюдження результатів та стійкість</w:t>
+      </w:r>
+    </w:p>
+    <w:p>
+      <w:pPr>
+        <w:spacing w:before="0" w:after="120"/>
+      </w:pPr>
+      <w:r>
+        <w:rPr>
+          <w:rFonts w:ascii="Arial" w:hAnsi="Arial"/>
+          <w:b w:val="0"/>
+          <w:i w:val="0"/>
+          <w:color w:val="000000"/>
+          <w:sz w:val="22"/>
+        </w:rPr>
+      </w:r>
+      <w:r>
+        <w:rPr>
+          <w:rFonts w:ascii="Arial" w:hAnsi="Arial"/>
+          <w:b/>
+          <w:i w:val="0"/>
+          <w:color w:val="000000"/>
+          <w:sz w:val="22"/>
+        </w:rPr>
+        <w:t>Тривалість:</w:t>
+      </w:r>
+      <w:r>
+        <w:rPr>
+          <w:rFonts w:ascii="Arial" w:hAnsi="Arial"/>
+          <w:b w:val="0"/>
+          <w:i w:val="0"/>
+          <w:color w:val="000000"/>
+          <w:sz w:val="22"/>
+        </w:rPr>
+        <w:t xml:space="preserve"> Місяці 1–36 | </w:t>
+      </w:r>
+      <w:r>
+        <w:rPr>
+          <w:rFonts w:ascii="Arial" w:hAnsi="Arial"/>
+          <w:b/>
+          <w:i w:val="0"/>
+          <w:color w:val="000000"/>
+          <w:sz w:val="22"/>
+        </w:rPr>
+        <w:t>Відповідальний:</w:t>
+      </w:r>
+      <w:r>
+        <w:rPr>
+          <w:rFonts w:ascii="Arial" w:hAnsi="Arial"/>
+          <w:b w:val="0"/>
+          <w:i w:val="0"/>
+          <w:color w:val="000000"/>
+          <w:sz w:val="22"/>
+        </w:rPr>
+        <w:t xml:space="preserve"> ЗНУ (провідний) + NTNU</w:t>
+      </w:r>
+    </w:p>
+    <w:p>
+      <w:pPr>
+        <w:spacing w:before="0" w:after="120"/>
+      </w:pPr>
+      <w:r>
+        <w:rPr>
+          <w:rFonts w:ascii="Arial" w:hAnsi="Arial"/>
+          <w:b w:val="0"/>
+          <w:i w:val="0"/>
+          <w:color w:val="000000"/>
+          <w:sz w:val="22"/>
+        </w:rPr>
+      </w:r>
+      <w:r>
+        <w:rPr>
+          <w:rFonts w:ascii="Arial" w:hAnsi="Arial"/>
+          <w:b/>
+          <w:i w:val="0"/>
+          <w:color w:val="000000"/>
+          <w:sz w:val="22"/>
+        </w:rPr>
+        <w:t>Мета:</w:t>
+      </w:r>
+      <w:r>
+        <w:rPr>
+          <w:rFonts w:ascii="Arial" w:hAnsi="Arial"/>
+          <w:b w:val="0"/>
+          <w:i w:val="0"/>
+          <w:color w:val="000000"/>
+          <w:sz w:val="22"/>
+        </w:rPr>
+        <w:t xml:space="preserve"> Забезпечити широку відомість результатів проєкту, їх доступність та довгострокове використання.</w:t>
+      </w:r>
+    </w:p>
+    <w:p>
+      <w:pPr>
+        <w:spacing w:before="0" w:after="120"/>
+      </w:pPr>
+      <w:r>
+        <w:rPr>
+          <w:rFonts w:ascii="Arial" w:hAnsi="Arial"/>
+          <w:b w:val="0"/>
+          <w:i w:val="0"/>
+          <w:color w:val="000000"/>
+          <w:sz w:val="22"/>
+        </w:rPr>
+      </w:r>
+      <w:r>
+        <w:rPr>
+          <w:rFonts w:ascii="Arial" w:hAnsi="Arial"/>
+          <w:b/>
+          <w:i w:val="0"/>
+          <w:color w:val="000000"/>
+          <w:sz w:val="22"/>
+        </w:rPr>
+        <w:t>Заходи:</w:t>
+      </w:r>
+      <w:r>
+        <w:rPr>
+          <w:rFonts w:ascii="Arial" w:hAnsi="Arial"/>
+          <w:b w:val="0"/>
+          <w:i w:val="0"/>
+          <w:color w:val="000000"/>
+          <w:sz w:val="22"/>
+        </w:rPr>
+      </w:r>
+    </w:p>
+    <w:p>
+      <w:pPr>
+        <w:spacing w:before="0" w:after="80"/>
+        <w:ind w:left="425" w:hanging="198"/>
+      </w:pPr>
+      <w:r>
+        <w:t xml:space="preserve">– </w:t>
+      </w:r>
+      <w:r>
+        <w:rPr>
+          <w:rFonts w:ascii="Arial" w:hAnsi="Arial"/>
+          <w:b w:val="0"/>
+          <w:i w:val="0"/>
+          <w:color w:val="000000"/>
+          <w:sz w:val="22"/>
+        </w:rPr>
+        <w:t>М1–М36: Ведення відкритого репозиторію навчальних матеріалів (OER) на платформі Zenodo та GitHub; публікація 4 пакетів відкритих освітніх ресурсів.</w:t>
+      </w:r>
+    </w:p>
+    <w:p>
+      <w:pPr>
+        <w:spacing w:before="0" w:after="80"/>
+        <w:ind w:left="425" w:hanging="198"/>
+      </w:pPr>
+      <w:r>
+        <w:t xml:space="preserve">– </w:t>
+      </w:r>
+      <w:r>
+        <w:rPr>
+          <w:rFonts w:ascii="Arial" w:hAnsi="Arial"/>
+          <w:b w:val="0"/>
+          <w:i w:val="0"/>
+          <w:color w:val="000000"/>
+          <w:sz w:val="22"/>
+        </w:rPr>
+        <w:t>М18: Проведення першої міжнародної науково-практичної конференції DigiTwin Ukraine (онлайн), 100+ учасників, 30+ доповідей.</w:t>
+      </w:r>
+    </w:p>
+    <w:p>
+      <w:pPr>
+        <w:spacing w:before="0" w:after="80"/>
+        <w:ind w:left="425" w:hanging="198"/>
+      </w:pPr>
+      <w:r>
+        <w:t xml:space="preserve">– </w:t>
+      </w:r>
+      <w:r>
+        <w:rPr>
+          <w:rFonts w:ascii="Arial" w:hAnsi="Arial"/>
+          <w:b w:val="0"/>
+          <w:i w:val="0"/>
+          <w:color w:val="000000"/>
+          <w:sz w:val="22"/>
+        </w:rPr>
+        <w:t>М36: Підсумкова конференція в Осло або Тронгеймі (гібридний формат), презентація результатів проєкту представникам HK-dir, МОН України, промислових партнерів.</w:t>
+      </w:r>
+    </w:p>
+    <w:p>
+      <w:pPr>
+        <w:spacing w:before="0" w:after="80"/>
+        <w:ind w:left="425" w:hanging="198"/>
+      </w:pPr>
+      <w:r>
+        <w:t xml:space="preserve">– </w:t>
+      </w:r>
+      <w:r>
+        <w:rPr>
+          <w:rFonts w:ascii="Arial" w:hAnsi="Arial"/>
+          <w:b w:val="0"/>
+          <w:i w:val="0"/>
+          <w:color w:val="000000"/>
+          <w:sz w:val="22"/>
+        </w:rPr>
+        <w:t>М6–М36: Публікація щонайменше 8 рецензованих статей у журналах Q1–Q2 (Scopus/WoS) — мінімум 2 від кожного українського партнера, 2 від NTNU, 2 у співавторстві.</w:t>
+      </w:r>
+    </w:p>
+    <w:p>
+      <w:pPr>
+        <w:spacing w:before="0" w:after="80"/>
+        <w:ind w:left="425" w:hanging="198"/>
+      </w:pPr>
+      <w:r>
+        <w:t xml:space="preserve">– </w:t>
+      </w:r>
+      <w:r>
+        <w:rPr>
+          <w:rFonts w:ascii="Arial" w:hAnsi="Arial"/>
+          <w:b w:val="0"/>
+          <w:i w:val="0"/>
+          <w:color w:val="000000"/>
+          <w:sz w:val="22"/>
+        </w:rPr>
+        <w:t>М30–М36: Розробка концепції продовження програми (follow-up Horizon Europe proposal або Erasmus+ CBHE) та подання не пізніше М42 (поза межами поточного проєкту).</w:t>
+      </w:r>
+    </w:p>
+    <w:p>
+      <w:pPr>
+        <w:spacing w:before="160" w:after="80"/>
+      </w:pPr>
+      <w:r>
+        <w:rPr>
+          <w:rFonts w:ascii="Arial" w:hAnsi="Arial"/>
+          <w:b/>
+          <w:i w:val="0"/>
+          <w:color w:val="000000"/>
+          <w:sz w:val="22"/>
+        </w:rPr>
+        <w:t>Зведений часовий план</w:t>
+      </w:r>
+    </w:p>
+    <w:p>
+      <w:pPr>
+        <w:spacing w:before="0" w:after="80"/>
+      </w:pPr>
+      <w:r>
+        <w:rPr>
+          <w:rFonts w:ascii="Arial" w:hAnsi="Arial"/>
+          <w:b w:val="0"/>
+          <w:i w:val="0"/>
+          <w:color w:val="000000"/>
+          <w:sz w:val="22"/>
+        </w:rPr>
+        <w:t>Місяці</w:t>
+        <w:tab/>
+        <w:t>Ключові активності</w:t>
+        <w:tab/>
+        <w:t>Ключові результати</w:t>
+      </w:r>
+    </w:p>
+    <w:p>
+      <w:pPr>
+        <w:spacing w:before="0" w:after="80"/>
+      </w:pPr>
+      <w:r>
+        <w:rPr>
+          <w:rFonts w:ascii="Arial" w:hAnsi="Arial"/>
+          <w:b w:val="0"/>
+          <w:i w:val="0"/>
+          <w:color w:val="000000"/>
+          <w:sz w:val="22"/>
+        </w:rPr>
+        <w:t>1–6</w:t>
+        <w:tab/>
+        <w:t>Аналіз потреб, проєктування WP4, онлайн-курс для НПП</w:t>
+        <w:tab/>
+        <w:t>D1.1, D2.1</w:t>
+      </w:r>
+    </w:p>
+    <w:p>
+      <w:pPr>
+        <w:spacing w:before="0" w:after="80"/>
+      </w:pPr>
+      <w:r>
+        <w:rPr>
+          <w:rFonts w:ascii="Arial" w:hAnsi="Arial"/>
+          <w:b w:val="0"/>
+          <w:i w:val="0"/>
+          <w:color w:val="000000"/>
+          <w:sz w:val="22"/>
+        </w:rPr>
+        <w:t>7–12</w:t>
+        <w:tab/>
+        <w:t>Розробка модулів, стажування НПП в NTNU, закупівля обладнання</w:t>
+        <w:tab/>
+        <w:t>D1.2, D4.1</w:t>
+      </w:r>
+    </w:p>
+    <w:p>
+      <w:pPr>
+        <w:spacing w:before="0" w:after="80"/>
+      </w:pPr>
+      <w:r>
+        <w:rPr>
+          <w:rFonts w:ascii="Arial" w:hAnsi="Arial"/>
+          <w:b w:val="0"/>
+          <w:i w:val="0"/>
+          <w:color w:val="000000"/>
+          <w:sz w:val="22"/>
+        </w:rPr>
+        <w:t>13–18</w:t>
+        <w:tab/>
+        <w:t>Акредитація, пілотне викладання, розгортання Living Lab</w:t>
+        <w:tab/>
+        <w:t>D1.4, D3.1, D4.2</w:t>
+      </w:r>
+    </w:p>
+    <w:p>
+      <w:pPr>
+        <w:spacing w:before="0" w:after="80"/>
+      </w:pPr>
+      <w:r>
+        <w:rPr>
+          <w:rFonts w:ascii="Arial" w:hAnsi="Arial"/>
+          <w:b w:val="0"/>
+          <w:i w:val="0"/>
+          <w:color w:val="000000"/>
+          <w:sz w:val="22"/>
+        </w:rPr>
+        <w:t>19–24</w:t>
+        <w:tab/>
+        <w:t>Регулярне навчання студентів, пілот 1, хакатон, конференція 1</w:t>
+        <w:tab/>
+        <w:t>D3.2, D4.3, D5.1</w:t>
+      </w:r>
+    </w:p>
+    <w:p>
+      <w:pPr>
+        <w:spacing w:before="0" w:after="80"/>
+      </w:pPr>
+      <w:r>
+        <w:rPr>
+          <w:rFonts w:ascii="Arial" w:hAnsi="Arial"/>
+          <w:b w:val="0"/>
+          <w:i w:val="0"/>
+          <w:color w:val="000000"/>
+          <w:sz w:val="22"/>
+        </w:rPr>
+        <w:t>25–30</w:t>
+        <w:tab/>
+        <w:t>Масштабування навчання, пілот 2, зворотне стажування NTNU</w:t>
+        <w:tab/>
+        <w:t>D4.4, D2.2</w:t>
+      </w:r>
+    </w:p>
+    <w:p>
+      <w:pPr>
+        <w:spacing w:before="0" w:after="80"/>
+      </w:pPr>
+      <w:r>
+        <w:rPr>
+          <w:rFonts w:ascii="Arial" w:hAnsi="Arial"/>
+          <w:b w:val="0"/>
+          <w:i w:val="0"/>
+          <w:color w:val="000000"/>
+          <w:sz w:val="22"/>
+        </w:rPr>
+        <w:t>31–36</w:t>
+        <w:tab/>
+        <w:t>Підсумкова оцінка, закриття, підсумкова конференція</w:t>
+        <w:tab/>
+        <w:t>D3.4, D5.2</w:t>
       </w:r>
     </w:p>
     <w:p>
@@ -1298,355 +2828,1822 @@
       </w:pPr>
     </w:p>
     <w:p>
-      <w:pPr/>
-      <w:r>
-        <w:rPr>
-          <w:rFonts w:ascii="Arial" w:hAnsi="Arial"/>
-          <w:color w:val="000000"/>
-          <w:sz w:val="22"/>
-        </w:rPr>
-        <w:t>## 2.2 Фактори ризику та заходи для їх мінімізації</w:t>
-      </w:r>
-    </w:p>
-    <w:p>
-      <w:pPr/>
-      <w:r>
-        <w:rPr>
-          <w:rFonts w:ascii="Arial" w:hAnsi="Arial"/>
-          <w:color w:val="000000"/>
-          <w:sz w:val="22"/>
-        </w:rPr>
-        <w:t>### R1. Ризики безпеки (Критичний рівень)</w:t>
-      </w:r>
-    </w:p>
-    <w:p>
-      <w:pPr/>
-      <w:r>
-        <w:rPr>
-          <w:rFonts w:ascii="Arial" w:hAnsi="Arial"/>
-          <w:color w:val="000000"/>
-          <w:sz w:val="22"/>
-        </w:rPr>
-        <w:t>**Характеристика ризику:** Запоріжжя є прифронтовим містом. Ракетні обстріли, повітряні тривоги та перебої в електропостачанні є регулярною реальністю. Частина студентів і персоналу ЗНУ — вимушено переміщені особи, інші перебувають у місті і наражаються на фізичні ризики.</w:t>
-      </w:r>
-    </w:p>
-    <w:p>
-      <w:pPr/>
-      <w:r>
-        <w:rPr>
-          <w:rFonts w:ascii="Arial" w:hAnsi="Arial"/>
-          <w:color w:val="000000"/>
-          <w:sz w:val="22"/>
-        </w:rPr>
-        <w:t>**Заходи мінімізації:**</w:t>
-        <w:br/>
-        <w:t>- *Дистанційна архітектура за замовчуванням:* Усі навчальні матеріали, Living Lab і лекційний контент доступні онлайн; фізична присутність на занятті є опцією, а не вимогою. Сервери продубльовані в хмарі Azure (георезервування в регіонах поза зоною конфлікту).</w:t>
-        <w:br/>
-        <w:t>- *Переміщення заходів:* Будь-який захід, що потребує фізичної присутності понад 20 осіб, може бути перенесений у безпечне місто (Дніпро, Львів, Варшава) або проведений у повністю онлайн-форматі без втрати змістовного наповнення.</w:t>
-        <w:br/>
-        <w:t>- *Плановий моніторинг безпеки:* Щомісячна оцінка безпекової ситуації Steering Committee; автоматичне переведення в резервний план при ескалації.</w:t>
-        <w:br/>
-        <w:t>- *Страхування обладнання:* Все фізичне обладнання Living Lab застраховане на повну вартість; цифровий контент зберігається виключно у хмарі.</w:t>
-        <w:br/>
-        <w:t>- *Психологічна підтримка:* Проєкт передбачає бюджетну лінію на психологічну підтримку учасників і доступ до Mental Health ресурсів ЗНУ.</w:t>
-      </w:r>
-    </w:p>
-    <w:p>
-      <w:pPr/>
-      <w:r>
-        <w:rPr>
-          <w:rFonts w:ascii="Arial" w:hAnsi="Arial"/>
-          <w:color w:val="000000"/>
-          <w:sz w:val="22"/>
-        </w:rPr>
-        <w:t>### R2. Ризик корупції (Середній рівень)</w:t>
-      </w:r>
-    </w:p>
-    <w:p>
-      <w:pPr/>
-      <w:r>
-        <w:rPr>
-          <w:rFonts w:ascii="Arial" w:hAnsi="Arial"/>
-          <w:color w:val="000000"/>
-          <w:sz w:val="22"/>
-        </w:rPr>
-        <w:t>**Характеристика ризику:** Індекс сприйняття корупції (CPI) України становить 35/100 (Transparency International, 2023), що суттєво нижче порогу 69, визначеного HK-dir як тригер для обов'язкових заходів. Ризики стосуються насамперед закупівель обладнання, відбору студентів та фінансової звітності.</w:t>
-      </w:r>
-    </w:p>
-    <w:p>
-      <w:pPr/>
-      <w:r>
-        <w:rPr>
-          <w:rFonts w:ascii="Arial" w:hAnsi="Arial"/>
-          <w:color w:val="000000"/>
-          <w:sz w:val="22"/>
-        </w:rPr>
-        <w:t>**Заходи мінімізації:**</w:t>
-        <w:br/>
-        <w:t>- *Розподілений контроль:* Усі фінансові транзакції на стороні ЗНУ затверджуються не менше ніж двома уповноваженими особами (двохпідписна авторизація). NTNU здійснює незалежний аудит витрат щопівроку.</w:t>
-        <w:br/>
-        <w:t>- *Прозорі закупівлі:* Закупівля обладнання проводиться через ProZorro (державна платформа публічних закупівель України) відповідно до законодавства; всі тендерні документи надаються HK-dir на запит.</w:t>
-        <w:br/>
-        <w:t>- *Конкурсний відбір студентів:* Відбір учасників програм мобільності та стипендій здійснюється Спільним відбірковим комітетом (4 особи: 2 від NTNU, по 1 від кожного українського партнера) за задокументованими критеріями, що публікуються перед конкурсом.</w:t>
-        <w:br/>
-        <w:t>- *Незалежний зовнішній аудит:* Щорічний фінансовий аудит усіх партнерів незалежним аудитором, акредитованим в Україні та визнаним HK-dir.</w:t>
-        <w:br/>
-        <w:t>- *Навчання з питань академічної доброчесності:* Обов'язковий онлайн-модуль (4 год.) з академічної доброчесності та антикорупційних правил для всіх учасників проєкту.</w:t>
-      </w:r>
-    </w:p>
-    <w:p>
-      <w:pPr/>
-      <w:r>
-        <w:rPr>
-          <w:rFonts w:ascii="Arial" w:hAnsi="Arial"/>
-          <w:color w:val="000000"/>
-          <w:sz w:val="22"/>
-        </w:rPr>
-        <w:t>### R3. Ризики для клімату та навколишнього середовища (Низький рівень)</w:t>
-      </w:r>
-    </w:p>
-    <w:p>
-      <w:pPr/>
-      <w:r>
-        <w:rPr>
-          <w:rFonts w:ascii="Arial" w:hAnsi="Arial"/>
-          <w:color w:val="000000"/>
-          <w:sz w:val="22"/>
-        </w:rPr>
-        <w:t>**Характеристика ризику:** Міжнародна мобільність (авіаперельоти Норвегія–Україна) генерує вуглецевий слід.</w:t>
-      </w:r>
-    </w:p>
-    <w:p>
-      <w:pPr/>
-      <w:r>
-        <w:rPr>
-          <w:rFonts w:ascii="Arial" w:hAnsi="Arial"/>
-          <w:color w:val="000000"/>
-          <w:sz w:val="22"/>
-        </w:rPr>
-        <w:t>**Заходи мінімізації:**</w:t>
-        <w:br/>
-        <w:t>- *Принцип «цифрове за замовчуванням»:* Щонайменше 60% усіх спільних заходів проводяться онлайн. Фізична мобільність планується лише тоді, коли онлайн-формат не забезпечує аналогічного результату (наприклад, практичне стажування в NTNU).</w:t>
-        <w:br/>
-        <w:t>- *Залізничний транспорт:* НПП, що подорожують до Норвегії зі Західної України або Польщі, заохочуються використовувати залізничний транспорт (Варшава–Стокгольм–Осло або Берлін–Копенгаген–Осло); компенсація за залізничний квиток покривається в повному обсязі на відміну від авіаквитків.</w:t>
-        <w:br/>
-        <w:t>- *Компенсація вуглецевих викидів:* Бюджет проєкту включає щорічну компенсацію розрахованого вуглецевого сліду від авіаперельотів через акредитовану схему компенсації (GOLD Standard).</w:t>
-        <w:br/>
-        <w:t>- *Тематична відповідність:* Сам зміст проєкту (цифрові двійники для оптимізації енергоспоживання, інтеграція ВДЕ) безпосередньо сприяє зниженню вуглецевого сліду енергосистем і є вкладом у кліматичний порядок денний.</w:t>
-      </w:r>
-    </w:p>
-    <w:p>
-      <w:pPr/>
-      <w:r>
-        <w:rPr>
-          <w:rFonts w:ascii="Arial" w:hAnsi="Arial"/>
-          <w:color w:val="000000"/>
-          <w:sz w:val="22"/>
-        </w:rPr>
-        <w:t>### R4. Гендерна рівність (Середній рівень)</w:t>
-      </w:r>
-    </w:p>
-    <w:p>
-      <w:pPr/>
-      <w:r>
-        <w:rPr>
-          <w:rFonts w:ascii="Arial" w:hAnsi="Arial"/>
-          <w:color w:val="000000"/>
-          <w:sz w:val="22"/>
-        </w:rPr>
-        <w:t>**Характеристика ризику:** Технічні/інженерні дисципліни в Україні мають традиційно нижчу частку жінок серед студентів (в середньому 28% на технічних спеціальностях, за даними МОН України, 2023). Без цілеспрямованих заходів програма ризикує відтворити існуючий дисбаланс.</w:t>
-      </w:r>
-    </w:p>
-    <w:p>
-      <w:pPr/>
-      <w:r>
-        <w:rPr>
-          <w:rFonts w:ascii="Arial" w:hAnsi="Arial"/>
-          <w:color w:val="000000"/>
-          <w:sz w:val="22"/>
-        </w:rPr>
-        <w:t>**Заходи мінімізації:**</w:t>
-        <w:br/>
-        <w:t>- *Гендерні орієнтири:* Мінімум 40% жінок серед студентів-учасників та НПП, що беруть участь у стажуваннях. Ці орієнтири є частиною щорічного звіту проєкту.</w:t>
-        <w:br/>
-        <w:t>- *Активне залучення:* Проведення спеціальних інформаційних сесій для студенток технічних спеціальностей (у партнерстві з клубами STEM для дівчат, що діють при обох партнерах).</w:t>
-        <w:br/>
-        <w:t>- *Гендерно-чутливий дизайн курсів:* Навчальні кейси та приклади включають жінок-лідерів у сфері енергетики та цифрових технологій; уникаються гендерні стереотипи в навчальних матеріалах.</w:t>
-        <w:br/>
-        <w:t>- *Гендерний баланс у керівництві проєктом:* Не менше 40% членів Наглядової ради (Steering Committee) — жінки.</w:t>
-      </w:r>
-    </w:p>
-    <w:p>
-      <w:pPr/>
-      <w:r>
-        <w:rPr>
-          <w:rFonts w:ascii="Arial" w:hAnsi="Arial"/>
-          <w:color w:val="000000"/>
-          <w:sz w:val="22"/>
-        </w:rPr>
-        <w:t>### R5. Права людини (Низький-Середній рівень)</w:t>
-      </w:r>
-    </w:p>
-    <w:p>
-      <w:pPr/>
-      <w:r>
-        <w:rPr>
-          <w:rFonts w:ascii="Arial" w:hAnsi="Arial"/>
-          <w:color w:val="000000"/>
-          <w:sz w:val="22"/>
-        </w:rPr>
-        <w:t>**Характеристика ризику:** Загальний контекст збройного конфлікту, примусова мобілізація та вимушене переміщення можуть обмежувати рівний доступ до освіти та мобільності.</w:t>
-      </w:r>
-    </w:p>
-    <w:p>
-      <w:pPr/>
-      <w:r>
-        <w:rPr>
-          <w:rFonts w:ascii="Arial" w:hAnsi="Arial"/>
-          <w:color w:val="000000"/>
-          <w:sz w:val="22"/>
-        </w:rPr>
-        <w:t>**Заходи мінімізації:**</w:t>
-        <w:br/>
-        <w:t>- *Доступність за замовчуванням:* Усі навчальні матеріали є відкритими та безкоштовними; участь у програмах не обумовлена місцем фактичного проживання студента (Запоріжжя, переміщення до Дніпра/Києва/за кордон).</w:t>
-        <w:br/>
-        <w:t>- *Принцип недискримінації:* Відбір учасників здійснюється виключно за академічними критеріями, без дискримінації за місцем проживання, мовою, етнічністю або інвалідністю.</w:t>
-        <w:br/>
-        <w:t>- *Академічна свобода:* Зміст навчальних програм визначається академічними критеріями; жоден учасник не зазнає тиску щодо вираження будь-яких політичних поглядів. Проєкт підтримує принципи ЮНЕСКО щодо академічної свободи в умовах кризи.</w:t>
-        <w:br/>
-        <w:t>- *Контроль подвійного використання (Export Control):* Зміст курсів, пов'язаний з кібербезпекою та SCADA-системами, перевіряється на предмет відповідності норвезькому законодавству про контроль за експортом технологій подвійного використання (Lov om eksportkontroll). NTNU проводить юридичну перевірку навчальних матеріалів перед публікацією.</w:t>
-      </w:r>
-    </w:p>
-    <w:p>
-      <w:pPr/>
-      <w:r>
-        <w:rPr>
-          <w:rFonts w:ascii="Arial" w:hAnsi="Arial"/>
-          <w:color w:val="000000"/>
-          <w:sz w:val="22"/>
-        </w:rPr>
-        <w:t>### R6. Запобігання сексуальній експлуатації, насильству та домаганням (SEAH)</w:t>
-      </w:r>
-    </w:p>
-    <w:p>
-      <w:pPr/>
-      <w:r>
-        <w:rPr>
-          <w:rFonts w:ascii="Arial" w:hAnsi="Arial"/>
-          <w:color w:val="000000"/>
-          <w:sz w:val="22"/>
-        </w:rPr>
-        <w:t>**Характеристика ризику:** Будь-яка програма, що включає мобільність студентів і персоналу, несе ризики SEAH.</w:t>
-      </w:r>
-    </w:p>
-    <w:p>
-      <w:pPr/>
-      <w:r>
-        <w:rPr>
-          <w:rFonts w:ascii="Arial" w:hAnsi="Arial"/>
-          <w:color w:val="000000"/>
-          <w:sz w:val="22"/>
-        </w:rPr>
-        <w:t>**Заходи мінімізації:**</w:t>
-        <w:br/>
-        <w:t>- *Кодекс поведінки:* Усі учасники проєкту підписують Кодекс поведінки NTNU щодо SEAH перед початком будь-якої мобільності. Кодекс перекладений українською мовою.</w:t>
-        <w:br/>
-        <w:t>- *Конфіденційний канал повідомлень:* NTNU забезпечує доступ до незалежного механізму повідомлень (Varsling) для всіх учасників, зокрема українських студентів і НПП під час перебування в Норвегії.</w:t>
-        <w:br/>
-        <w:t>- *Обов'язковий інструктаж:* 2-годинний онлайн-інструктаж із запобігання SEAH є обов'язковою умовою допуску до стажування або мобільності.</w:t>
-        <w:br/>
-        <w:t>- *Наставництво (buddy system):* Кожному українському студентові або НПП під час перебування в NTNU призначається норвезький куратор (buddy) — досвідчений аспірант або молодший дослідник.</w:t>
-      </w:r>
-    </w:p>
-    <w:p>
-      <w:pPr/>
-      <w:r>
-        <w:rPr>
-          <w:rFonts w:ascii="Arial" w:hAnsi="Arial"/>
-          <w:color w:val="000000"/>
-          <w:sz w:val="22"/>
-        </w:rPr>
-        <w:t>### R7. Захист даних та кібербезпека</w:t>
-      </w:r>
-    </w:p>
-    <w:p>
-      <w:pPr/>
-      <w:r>
-        <w:rPr>
-          <w:rFonts w:ascii="Arial" w:hAnsi="Arial"/>
-          <w:color w:val="000000"/>
-          <w:sz w:val="22"/>
-        </w:rPr>
-        <w:t>**Характеристика ризику:** Проєкт обробляє персональні дані студентів і НПП; Living Lab підключена до хмарних сервісів. Існують ризики витоку даних та кіберзагроз.</w:t>
-      </w:r>
-    </w:p>
-    <w:p>
-      <w:pPr/>
-      <w:r>
-        <w:rPr>
-          <w:rFonts w:ascii="Arial" w:hAnsi="Arial"/>
-          <w:color w:val="000000"/>
-          <w:sz w:val="22"/>
-        </w:rPr>
-        <w:t>**Заходи мінімізації:**</w:t>
-        <w:br/>
-        <w:t>- Зберігання персональних даних — лише на платформах, що відповідають GDPR (Microsoft Azure EU Region).</w:t>
-        <w:br/>
-        <w:t>- Протокол управління даними (Data Management Plan) розробляється в М1.</w:t>
-        <w:br/>
-        <w:t>- Аудит кібербезпеки Living Lab проводиться в М18 незалежним фахівцем.</w:t>
-      </w:r>
-    </w:p>
-    <w:p>
-      <w:pPr/>
-      <w:r>
-        <w:rPr>
-          <w:rFonts w:ascii="Arial" w:hAnsi="Arial"/>
-          <w:color w:val="000000"/>
-          <w:sz w:val="22"/>
-        </w:rPr>
-        <w:t>### Зведена матриця ризиків</w:t>
-      </w:r>
-    </w:p>
-    <w:p>
-      <w:pPr/>
-      <w:r>
-        <w:rPr>
-          <w:rFonts w:ascii="Arial" w:hAnsi="Arial"/>
-          <w:color w:val="000000"/>
-          <w:sz w:val="22"/>
-        </w:rPr>
-        <w:t>| Ризик | Ймовірність | Вплив | Пріоритет | Статус |</w:t>
-        <w:br/>
-        <w:t>|---|---|---|---|---|</w:t>
-        <w:br/>
-        <w:t>| Безпека (фізична) | Висока | Критичний | 1 | Цифрова архітектура |</w:t>
-        <w:br/>
-        <w:t>| Корупція | Середня | Середній | 2 | Подвійна авторизація, ProZorro |</w:t>
-        <w:br/>
-        <w:t>| Гендерний дисбаланс | Середня | Середній | 3 | Квоти, активне залучення |</w:t>
-        <w:br/>
-        <w:t>| Кліматичний вплив | Низька | Низький | 4 | Цифровий за замовчуванням |</w:t>
-        <w:br/>
-        <w:t>| SEAH | Низька | Критичний | 2 | Кодекс, hotline, інструктаж |</w:t>
-      </w:r>
-    </w:p>
-    <w:p>
-      <w:pPr/>
-      <w:r>
-        <w:rPr>
-          <w:rFonts w:ascii="Arial" w:hAnsi="Arial"/>
-          <w:color w:val="000000"/>
-          <w:sz w:val="22"/>
-        </w:rPr>
-        <w:t>### Економічна ефективність</w:t>
-      </w:r>
-    </w:p>
-    <w:p>
-      <w:pPr/>
-      <w:r>
-        <w:rPr>
-          <w:rFonts w:ascii="Arial" w:hAnsi="Arial"/>
+      <w:pPr>
+        <w:pStyle w:val="Ingenmellomrom"/>
+      </w:pPr>
+      <w:r/>
+    </w:p>
+    <w:p>
+      <w:pPr>
+        <w:spacing w:before="160" w:after="80"/>
+      </w:pPr>
+      <w:r>
+        <w:rPr>
+          <w:rFonts w:ascii="Arial" w:hAnsi="Arial"/>
+          <w:b/>
+          <w:i w:val="0"/>
+          <w:color w:val="000000"/>
+          <w:sz w:val="22"/>
+        </w:rPr>
+        <w:t>Фактори ризику та заходи для їх мінімізації</w:t>
+      </w:r>
+    </w:p>
+    <w:p>
+      <w:pPr>
+        <w:spacing w:before="160" w:after="80"/>
+      </w:pPr>
+      <w:r>
+        <w:rPr>
+          <w:rFonts w:ascii="Arial" w:hAnsi="Arial"/>
+          <w:b/>
+          <w:i w:val="0"/>
+          <w:color w:val="000000"/>
+          <w:sz w:val="22"/>
+        </w:rPr>
+        <w:t>R1. Ризики безпеки (Критичний рівень)</w:t>
+      </w:r>
+    </w:p>
+    <w:p>
+      <w:pPr>
+        <w:spacing w:before="0" w:after="120"/>
+      </w:pPr>
+      <w:r>
+        <w:rPr>
+          <w:rFonts w:ascii="Arial" w:hAnsi="Arial"/>
+          <w:b w:val="0"/>
+          <w:i w:val="0"/>
+          <w:color w:val="000000"/>
+          <w:sz w:val="22"/>
+        </w:rPr>
+      </w:r>
+      <w:r>
+        <w:rPr>
+          <w:rFonts w:ascii="Arial" w:hAnsi="Arial"/>
+          <w:b/>
+          <w:i w:val="0"/>
+          <w:color w:val="000000"/>
+          <w:sz w:val="22"/>
+        </w:rPr>
+        <w:t>Характеристика ризику:</w:t>
+      </w:r>
+      <w:r>
+        <w:rPr>
+          <w:rFonts w:ascii="Arial" w:hAnsi="Arial"/>
+          <w:b w:val="0"/>
+          <w:i w:val="0"/>
+          <w:color w:val="000000"/>
+          <w:sz w:val="22"/>
+        </w:rPr>
+        <w:t xml:space="preserve"> Запоріжжя є прифронтовим містом. Ракетні обстріли, повітряні тривоги та перебої в електропостачанні є регулярною реальністю. Частина студентів і персоналу ЗНУ — вимушено переміщені особи, інші перебувають у місті і наражаються на фізичні ризики.</w:t>
+      </w:r>
+    </w:p>
+    <w:p>
+      <w:pPr>
+        <w:spacing w:before="0" w:after="120"/>
+      </w:pPr>
+      <w:r>
+        <w:rPr>
+          <w:rFonts w:ascii="Arial" w:hAnsi="Arial"/>
+          <w:b w:val="0"/>
+          <w:i w:val="0"/>
+          <w:color w:val="000000"/>
+          <w:sz w:val="22"/>
+        </w:rPr>
+      </w:r>
+      <w:r>
+        <w:rPr>
+          <w:rFonts w:ascii="Arial" w:hAnsi="Arial"/>
+          <w:b/>
+          <w:i w:val="0"/>
+          <w:color w:val="000000"/>
+          <w:sz w:val="22"/>
+        </w:rPr>
+        <w:t>Заходи мінімізації:</w:t>
+      </w:r>
+      <w:r>
+        <w:rPr>
+          <w:rFonts w:ascii="Arial" w:hAnsi="Arial"/>
+          <w:b w:val="0"/>
+          <w:i w:val="0"/>
+          <w:color w:val="000000"/>
+          <w:sz w:val="22"/>
+        </w:rPr>
+      </w:r>
+    </w:p>
+    <w:p>
+      <w:pPr>
+        <w:spacing w:before="0" w:after="80"/>
+        <w:ind w:left="425" w:hanging="198"/>
+      </w:pPr>
+      <w:r>
+        <w:t xml:space="preserve">– </w:t>
+      </w:r>
+      <w:r>
+        <w:rPr>
+          <w:rFonts w:ascii="Arial" w:hAnsi="Arial"/>
+          <w:b w:val="0"/>
+          <w:i w:val="0"/>
+          <w:color w:val="000000"/>
+          <w:sz w:val="22"/>
+        </w:rPr>
+      </w:r>
+      <w:r>
+        <w:rPr>
+          <w:rFonts w:ascii="Arial" w:hAnsi="Arial"/>
+          <w:b w:val="0"/>
+          <w:i/>
+          <w:color w:val="000000"/>
+          <w:sz w:val="22"/>
+        </w:rPr>
+        <w:t>Дистанційна архітектура за замовчуванням:</w:t>
+      </w:r>
+      <w:r>
+        <w:rPr>
+          <w:rFonts w:ascii="Arial" w:hAnsi="Arial"/>
+          <w:b w:val="0"/>
+          <w:i w:val="0"/>
+          <w:color w:val="000000"/>
+          <w:sz w:val="22"/>
+        </w:rPr>
+        <w:t xml:space="preserve"> Усі навчальні матеріали, Living Lab і лекційний контент доступні онлайн; фізична присутність на занятті є опцією, а не вимогою. Сервери продубльовані в хмарі Azure (георезервування в регіонах поза зоною конфлікту).</w:t>
+      </w:r>
+    </w:p>
+    <w:p>
+      <w:pPr>
+        <w:spacing w:before="0" w:after="80"/>
+        <w:ind w:left="425" w:hanging="198"/>
+      </w:pPr>
+      <w:r>
+        <w:t xml:space="preserve">– </w:t>
+      </w:r>
+      <w:r>
+        <w:rPr>
+          <w:rFonts w:ascii="Arial" w:hAnsi="Arial"/>
+          <w:b w:val="0"/>
+          <w:i w:val="0"/>
+          <w:color w:val="000000"/>
+          <w:sz w:val="22"/>
+        </w:rPr>
+      </w:r>
+      <w:r>
+        <w:rPr>
+          <w:rFonts w:ascii="Arial" w:hAnsi="Arial"/>
+          <w:b w:val="0"/>
+          <w:i/>
+          <w:color w:val="000000"/>
+          <w:sz w:val="22"/>
+        </w:rPr>
+        <w:t>Переміщення заходів:</w:t>
+      </w:r>
+      <w:r>
+        <w:rPr>
+          <w:rFonts w:ascii="Arial" w:hAnsi="Arial"/>
+          <w:b w:val="0"/>
+          <w:i w:val="0"/>
+          <w:color w:val="000000"/>
+          <w:sz w:val="22"/>
+        </w:rPr>
+        <w:t xml:space="preserve"> Будь-який захід, що потребує фізичної присутності понад 20 осіб, може бути перенесений у безпечне місто (Дніпро, Львів, Варшава) або проведений у повністю онлайн-форматі без втрати змістовного наповнення.</w:t>
+      </w:r>
+    </w:p>
+    <w:p>
+      <w:pPr>
+        <w:spacing w:before="0" w:after="80"/>
+        <w:ind w:left="425" w:hanging="198"/>
+      </w:pPr>
+      <w:r>
+        <w:t xml:space="preserve">– </w:t>
+      </w:r>
+      <w:r>
+        <w:rPr>
+          <w:rFonts w:ascii="Arial" w:hAnsi="Arial"/>
+          <w:b w:val="0"/>
+          <w:i w:val="0"/>
+          <w:color w:val="000000"/>
+          <w:sz w:val="22"/>
+        </w:rPr>
+      </w:r>
+      <w:r>
+        <w:rPr>
+          <w:rFonts w:ascii="Arial" w:hAnsi="Arial"/>
+          <w:b w:val="0"/>
+          <w:i/>
+          <w:color w:val="000000"/>
+          <w:sz w:val="22"/>
+        </w:rPr>
+        <w:t>Плановий моніторинг безпеки:</w:t>
+      </w:r>
+      <w:r>
+        <w:rPr>
+          <w:rFonts w:ascii="Arial" w:hAnsi="Arial"/>
+          <w:b w:val="0"/>
+          <w:i w:val="0"/>
+          <w:color w:val="000000"/>
+          <w:sz w:val="22"/>
+        </w:rPr>
+        <w:t xml:space="preserve"> Щомісячна оцінка безпекової ситуації Steering Committee; автоматичне переведення в резервний план при ескалації.</w:t>
+      </w:r>
+    </w:p>
+    <w:p>
+      <w:pPr>
+        <w:spacing w:before="0" w:after="80"/>
+        <w:ind w:left="425" w:hanging="198"/>
+      </w:pPr>
+      <w:r>
+        <w:t xml:space="preserve">– </w:t>
+      </w:r>
+      <w:r>
+        <w:rPr>
+          <w:rFonts w:ascii="Arial" w:hAnsi="Arial"/>
+          <w:b w:val="0"/>
+          <w:i w:val="0"/>
+          <w:color w:val="000000"/>
+          <w:sz w:val="22"/>
+        </w:rPr>
+      </w:r>
+      <w:r>
+        <w:rPr>
+          <w:rFonts w:ascii="Arial" w:hAnsi="Arial"/>
+          <w:b w:val="0"/>
+          <w:i/>
+          <w:color w:val="000000"/>
+          <w:sz w:val="22"/>
+        </w:rPr>
+        <w:t>Страхування обладнання:</w:t>
+      </w:r>
+      <w:r>
+        <w:rPr>
+          <w:rFonts w:ascii="Arial" w:hAnsi="Arial"/>
+          <w:b w:val="0"/>
+          <w:i w:val="0"/>
+          <w:color w:val="000000"/>
+          <w:sz w:val="22"/>
+        </w:rPr>
+        <w:t xml:space="preserve"> Все фізичне обладнання Living Lab застраховане на повну вартість; цифровий контент зберігається виключно у хмарі.</w:t>
+      </w:r>
+    </w:p>
+    <w:p>
+      <w:pPr>
+        <w:spacing w:before="0" w:after="80"/>
+        <w:ind w:left="425" w:hanging="198"/>
+      </w:pPr>
+      <w:r>
+        <w:t xml:space="preserve">– </w:t>
+      </w:r>
+      <w:r>
+        <w:rPr>
+          <w:rFonts w:ascii="Arial" w:hAnsi="Arial"/>
+          <w:b w:val="0"/>
+          <w:i w:val="0"/>
+          <w:color w:val="000000"/>
+          <w:sz w:val="22"/>
+        </w:rPr>
+      </w:r>
+      <w:r>
+        <w:rPr>
+          <w:rFonts w:ascii="Arial" w:hAnsi="Arial"/>
+          <w:b w:val="0"/>
+          <w:i/>
+          <w:color w:val="000000"/>
+          <w:sz w:val="22"/>
+        </w:rPr>
+        <w:t>Психологічна підтримка:</w:t>
+      </w:r>
+      <w:r>
+        <w:rPr>
+          <w:rFonts w:ascii="Arial" w:hAnsi="Arial"/>
+          <w:b w:val="0"/>
+          <w:i w:val="0"/>
+          <w:color w:val="000000"/>
+          <w:sz w:val="22"/>
+        </w:rPr>
+        <w:t xml:space="preserve"> Проєкт передбачає бюджетну лінію на психологічну підтримку учасників і доступ до Mental Health ресурсів ЗНУ.</w:t>
+      </w:r>
+    </w:p>
+    <w:p>
+      <w:pPr>
+        <w:spacing w:before="160" w:after="80"/>
+      </w:pPr>
+      <w:r>
+        <w:rPr>
+          <w:rFonts w:ascii="Arial" w:hAnsi="Arial"/>
+          <w:b/>
+          <w:i w:val="0"/>
+          <w:color w:val="000000"/>
+          <w:sz w:val="22"/>
+        </w:rPr>
+        <w:t>R2. Ризик корупції (Середній рівень)</w:t>
+      </w:r>
+    </w:p>
+    <w:p>
+      <w:pPr>
+        <w:spacing w:before="0" w:after="120"/>
+      </w:pPr>
+      <w:r>
+        <w:rPr>
+          <w:rFonts w:ascii="Arial" w:hAnsi="Arial"/>
+          <w:b w:val="0"/>
+          <w:i w:val="0"/>
+          <w:color w:val="000000"/>
+          <w:sz w:val="22"/>
+        </w:rPr>
+      </w:r>
+      <w:r>
+        <w:rPr>
+          <w:rFonts w:ascii="Arial" w:hAnsi="Arial"/>
+          <w:b/>
+          <w:i w:val="0"/>
+          <w:color w:val="000000"/>
+          <w:sz w:val="22"/>
+        </w:rPr>
+        <w:t>Характеристика ризику:</w:t>
+      </w:r>
+      <w:r>
+        <w:rPr>
+          <w:rFonts w:ascii="Arial" w:hAnsi="Arial"/>
+          <w:b w:val="0"/>
+          <w:i w:val="0"/>
+          <w:color w:val="000000"/>
+          <w:sz w:val="22"/>
+        </w:rPr>
+        <w:t xml:space="preserve"> Індекс сприйняття корупції (CPI) України становить 35/100 (Transparency International, 2023), що суттєво нижче порогу 69, визначеного HK-dir як тригер для обов'язкових заходів. Ризики стосуються насамперед закупівель обладнання, відбору студентів та фінансової звітності.</w:t>
+      </w:r>
+    </w:p>
+    <w:p>
+      <w:pPr>
+        <w:spacing w:before="0" w:after="120"/>
+      </w:pPr>
+      <w:r>
+        <w:rPr>
+          <w:rFonts w:ascii="Arial" w:hAnsi="Arial"/>
+          <w:b w:val="0"/>
+          <w:i w:val="0"/>
+          <w:color w:val="000000"/>
+          <w:sz w:val="22"/>
+        </w:rPr>
+      </w:r>
+      <w:r>
+        <w:rPr>
+          <w:rFonts w:ascii="Arial" w:hAnsi="Arial"/>
+          <w:b/>
+          <w:i w:val="0"/>
+          <w:color w:val="000000"/>
+          <w:sz w:val="22"/>
+        </w:rPr>
+        <w:t>Заходи мінімізації:</w:t>
+      </w:r>
+      <w:r>
+        <w:rPr>
+          <w:rFonts w:ascii="Arial" w:hAnsi="Arial"/>
+          <w:b w:val="0"/>
+          <w:i w:val="0"/>
+          <w:color w:val="000000"/>
+          <w:sz w:val="22"/>
+        </w:rPr>
+      </w:r>
+    </w:p>
+    <w:p>
+      <w:pPr>
+        <w:spacing w:before="0" w:after="80"/>
+        <w:ind w:left="425" w:hanging="198"/>
+      </w:pPr>
+      <w:r>
+        <w:t xml:space="preserve">– </w:t>
+      </w:r>
+      <w:r>
+        <w:rPr>
+          <w:rFonts w:ascii="Arial" w:hAnsi="Arial"/>
+          <w:b w:val="0"/>
+          <w:i w:val="0"/>
+          <w:color w:val="000000"/>
+          <w:sz w:val="22"/>
+        </w:rPr>
+      </w:r>
+      <w:r>
+        <w:rPr>
+          <w:rFonts w:ascii="Arial" w:hAnsi="Arial"/>
+          <w:b w:val="0"/>
+          <w:i/>
+          <w:color w:val="000000"/>
+          <w:sz w:val="22"/>
+        </w:rPr>
+        <w:t>Розподілений контроль:</w:t>
+      </w:r>
+      <w:r>
+        <w:rPr>
+          <w:rFonts w:ascii="Arial" w:hAnsi="Arial"/>
+          <w:b w:val="0"/>
+          <w:i w:val="0"/>
+          <w:color w:val="000000"/>
+          <w:sz w:val="22"/>
+        </w:rPr>
+        <w:t xml:space="preserve"> Усі фінансові транзакції на стороні ЗНУ затверджуються не менше ніж двома уповноваженими особами (двохпідписна авторизація). NTNU здійснює незалежний аудит витрат щопівроку.</w:t>
+      </w:r>
+    </w:p>
+    <w:p>
+      <w:pPr>
+        <w:spacing w:before="0" w:after="80"/>
+        <w:ind w:left="425" w:hanging="198"/>
+      </w:pPr>
+      <w:r>
+        <w:t xml:space="preserve">– </w:t>
+      </w:r>
+      <w:r>
+        <w:rPr>
+          <w:rFonts w:ascii="Arial" w:hAnsi="Arial"/>
+          <w:b w:val="0"/>
+          <w:i w:val="0"/>
+          <w:color w:val="000000"/>
+          <w:sz w:val="22"/>
+        </w:rPr>
+      </w:r>
+      <w:r>
+        <w:rPr>
+          <w:rFonts w:ascii="Arial" w:hAnsi="Arial"/>
+          <w:b w:val="0"/>
+          <w:i/>
+          <w:color w:val="000000"/>
+          <w:sz w:val="22"/>
+        </w:rPr>
+        <w:t>Прозорі закупівлі:</w:t>
+      </w:r>
+      <w:r>
+        <w:rPr>
+          <w:rFonts w:ascii="Arial" w:hAnsi="Arial"/>
+          <w:b w:val="0"/>
+          <w:i w:val="0"/>
+          <w:color w:val="000000"/>
+          <w:sz w:val="22"/>
+        </w:rPr>
+        <w:t xml:space="preserve"> Закупівля обладнання проводиться через ProZorro (державна платформа публічних закупівель України) відповідно до законодавства; всі тендерні документи надаються HK-dir на запит.</w:t>
+      </w:r>
+    </w:p>
+    <w:p>
+      <w:pPr>
+        <w:spacing w:before="0" w:after="80"/>
+        <w:ind w:left="425" w:hanging="198"/>
+      </w:pPr>
+      <w:r>
+        <w:t xml:space="preserve">– </w:t>
+      </w:r>
+      <w:r>
+        <w:rPr>
+          <w:rFonts w:ascii="Arial" w:hAnsi="Arial"/>
+          <w:b w:val="0"/>
+          <w:i w:val="0"/>
+          <w:color w:val="000000"/>
+          <w:sz w:val="22"/>
+        </w:rPr>
+      </w:r>
+      <w:r>
+        <w:rPr>
+          <w:rFonts w:ascii="Arial" w:hAnsi="Arial"/>
+          <w:b w:val="0"/>
+          <w:i/>
+          <w:color w:val="000000"/>
+          <w:sz w:val="22"/>
+        </w:rPr>
+        <w:t>Конкурсний відбір студентів:</w:t>
+      </w:r>
+      <w:r>
+        <w:rPr>
+          <w:rFonts w:ascii="Arial" w:hAnsi="Arial"/>
+          <w:b w:val="0"/>
+          <w:i w:val="0"/>
+          <w:color w:val="000000"/>
+          <w:sz w:val="22"/>
+        </w:rPr>
+        <w:t xml:space="preserve"> Відбір учасників програм мобільності та стипендій здійснюється Спільним відбірковим комітетом (4 особи: 2 від NTNU, по 1 від кожного українського партнера) за задокументованими критеріями, що публікуються перед конкурсом.</w:t>
+      </w:r>
+    </w:p>
+    <w:p>
+      <w:pPr>
+        <w:spacing w:before="0" w:after="80"/>
+        <w:ind w:left="425" w:hanging="198"/>
+      </w:pPr>
+      <w:r>
+        <w:t xml:space="preserve">– </w:t>
+      </w:r>
+      <w:r>
+        <w:rPr>
+          <w:rFonts w:ascii="Arial" w:hAnsi="Arial"/>
+          <w:b w:val="0"/>
+          <w:i w:val="0"/>
+          <w:color w:val="000000"/>
+          <w:sz w:val="22"/>
+        </w:rPr>
+      </w:r>
+      <w:r>
+        <w:rPr>
+          <w:rFonts w:ascii="Arial" w:hAnsi="Arial"/>
+          <w:b w:val="0"/>
+          <w:i/>
+          <w:color w:val="000000"/>
+          <w:sz w:val="22"/>
+        </w:rPr>
+        <w:t>Незалежний зовнішній аудит:</w:t>
+      </w:r>
+      <w:r>
+        <w:rPr>
+          <w:rFonts w:ascii="Arial" w:hAnsi="Arial"/>
+          <w:b w:val="0"/>
+          <w:i w:val="0"/>
+          <w:color w:val="000000"/>
+          <w:sz w:val="22"/>
+        </w:rPr>
+        <w:t xml:space="preserve"> Щорічний фінансовий аудит усіх партнерів незалежним аудитором, акредитованим в Україні та визнаним HK-dir.</w:t>
+      </w:r>
+    </w:p>
+    <w:p>
+      <w:pPr>
+        <w:spacing w:before="0" w:after="80"/>
+        <w:ind w:left="425" w:hanging="198"/>
+      </w:pPr>
+      <w:r>
+        <w:t xml:space="preserve">– </w:t>
+      </w:r>
+      <w:r>
+        <w:rPr>
+          <w:rFonts w:ascii="Arial" w:hAnsi="Arial"/>
+          <w:b w:val="0"/>
+          <w:i w:val="0"/>
+          <w:color w:val="000000"/>
+          <w:sz w:val="22"/>
+        </w:rPr>
+      </w:r>
+      <w:r>
+        <w:rPr>
+          <w:rFonts w:ascii="Arial" w:hAnsi="Arial"/>
+          <w:b w:val="0"/>
+          <w:i/>
+          <w:color w:val="000000"/>
+          <w:sz w:val="22"/>
+        </w:rPr>
+        <w:t>Навчання з питань академічної доброчесності:</w:t>
+      </w:r>
+      <w:r>
+        <w:rPr>
+          <w:rFonts w:ascii="Arial" w:hAnsi="Arial"/>
+          <w:b w:val="0"/>
+          <w:i w:val="0"/>
+          <w:color w:val="000000"/>
+          <w:sz w:val="22"/>
+        </w:rPr>
+        <w:t xml:space="preserve"> Обов'язковий онлайн-модуль (4 год.) з академічної доброчесності та антикорупційних правил для всіх учасників проєкту.</w:t>
+      </w:r>
+    </w:p>
+    <w:p>
+      <w:pPr>
+        <w:spacing w:before="160" w:after="80"/>
+      </w:pPr>
+      <w:r>
+        <w:rPr>
+          <w:rFonts w:ascii="Arial" w:hAnsi="Arial"/>
+          <w:b/>
+          <w:i w:val="0"/>
+          <w:color w:val="000000"/>
+          <w:sz w:val="22"/>
+        </w:rPr>
+        <w:t>R3. Ризики для клімату та навколишнього середовища (Низький рівень)</w:t>
+      </w:r>
+    </w:p>
+    <w:p>
+      <w:pPr>
+        <w:spacing w:before="0" w:after="120"/>
+      </w:pPr>
+      <w:r>
+        <w:rPr>
+          <w:rFonts w:ascii="Arial" w:hAnsi="Arial"/>
+          <w:b w:val="0"/>
+          <w:i w:val="0"/>
+          <w:color w:val="000000"/>
+          <w:sz w:val="22"/>
+        </w:rPr>
+      </w:r>
+      <w:r>
+        <w:rPr>
+          <w:rFonts w:ascii="Arial" w:hAnsi="Arial"/>
+          <w:b/>
+          <w:i w:val="0"/>
+          <w:color w:val="000000"/>
+          <w:sz w:val="22"/>
+        </w:rPr>
+        <w:t>Характеристика ризику:</w:t>
+      </w:r>
+      <w:r>
+        <w:rPr>
+          <w:rFonts w:ascii="Arial" w:hAnsi="Arial"/>
+          <w:b w:val="0"/>
+          <w:i w:val="0"/>
+          <w:color w:val="000000"/>
+          <w:sz w:val="22"/>
+        </w:rPr>
+        <w:t xml:space="preserve"> Міжнародна мобільність (авіаперельоти Норвегія–Україна) генерує вуглецевий слід.</w:t>
+      </w:r>
+    </w:p>
+    <w:p>
+      <w:pPr>
+        <w:spacing w:before="0" w:after="120"/>
+      </w:pPr>
+      <w:r>
+        <w:rPr>
+          <w:rFonts w:ascii="Arial" w:hAnsi="Arial"/>
+          <w:b w:val="0"/>
+          <w:i w:val="0"/>
+          <w:color w:val="000000"/>
+          <w:sz w:val="22"/>
+        </w:rPr>
+      </w:r>
+      <w:r>
+        <w:rPr>
+          <w:rFonts w:ascii="Arial" w:hAnsi="Arial"/>
+          <w:b/>
+          <w:i w:val="0"/>
+          <w:color w:val="000000"/>
+          <w:sz w:val="22"/>
+        </w:rPr>
+        <w:t>Заходи мінімізації:</w:t>
+      </w:r>
+      <w:r>
+        <w:rPr>
+          <w:rFonts w:ascii="Arial" w:hAnsi="Arial"/>
+          <w:b w:val="0"/>
+          <w:i w:val="0"/>
+          <w:color w:val="000000"/>
+          <w:sz w:val="22"/>
+        </w:rPr>
+      </w:r>
+    </w:p>
+    <w:p>
+      <w:pPr>
+        <w:spacing w:before="0" w:after="80"/>
+        <w:ind w:left="425" w:hanging="198"/>
+      </w:pPr>
+      <w:r>
+        <w:t xml:space="preserve">– </w:t>
+      </w:r>
+      <w:r>
+        <w:rPr>
+          <w:rFonts w:ascii="Arial" w:hAnsi="Arial"/>
+          <w:b w:val="0"/>
+          <w:i w:val="0"/>
+          <w:color w:val="000000"/>
+          <w:sz w:val="22"/>
+        </w:rPr>
+      </w:r>
+      <w:r>
+        <w:rPr>
+          <w:rFonts w:ascii="Arial" w:hAnsi="Arial"/>
+          <w:b w:val="0"/>
+          <w:i/>
+          <w:color w:val="000000"/>
+          <w:sz w:val="22"/>
+        </w:rPr>
+        <w:t>Принцип «цифрове за замовчуванням»:</w:t>
+      </w:r>
+      <w:r>
+        <w:rPr>
+          <w:rFonts w:ascii="Arial" w:hAnsi="Arial"/>
+          <w:b w:val="0"/>
+          <w:i w:val="0"/>
+          <w:color w:val="000000"/>
+          <w:sz w:val="22"/>
+        </w:rPr>
+        <w:t xml:space="preserve"> Щонайменше 60% усіх спільних заходів проводяться онлайн. Фізична мобільність планується лише тоді, коли онлайн-формат не забезпечує аналогічного результату (наприклад, практичне стажування в NTNU).</w:t>
+      </w:r>
+    </w:p>
+    <w:p>
+      <w:pPr>
+        <w:spacing w:before="0" w:after="80"/>
+        <w:ind w:left="425" w:hanging="198"/>
+      </w:pPr>
+      <w:r>
+        <w:t xml:space="preserve">– </w:t>
+      </w:r>
+      <w:r>
+        <w:rPr>
+          <w:rFonts w:ascii="Arial" w:hAnsi="Arial"/>
+          <w:b w:val="0"/>
+          <w:i w:val="0"/>
+          <w:color w:val="000000"/>
+          <w:sz w:val="22"/>
+        </w:rPr>
+      </w:r>
+      <w:r>
+        <w:rPr>
+          <w:rFonts w:ascii="Arial" w:hAnsi="Arial"/>
+          <w:b w:val="0"/>
+          <w:i/>
+          <w:color w:val="000000"/>
+          <w:sz w:val="22"/>
+        </w:rPr>
+        <w:t>Залізничний транспорт:</w:t>
+      </w:r>
+      <w:r>
+        <w:rPr>
+          <w:rFonts w:ascii="Arial" w:hAnsi="Arial"/>
+          <w:b w:val="0"/>
+          <w:i w:val="0"/>
+          <w:color w:val="000000"/>
+          <w:sz w:val="22"/>
+        </w:rPr>
+        <w:t xml:space="preserve"> НПП, що подорожують до Норвегії зі Західної України або Польщі, заохочуються використовувати залізничний транспорт (Варшава–Стокгольм–Осло або Берлін–Копенгаген–Осло); компенсація за залізничний квиток покривається в повному обсязі на відміну від авіаквитків.</w:t>
+      </w:r>
+    </w:p>
+    <w:p>
+      <w:pPr>
+        <w:spacing w:before="0" w:after="80"/>
+        <w:ind w:left="425" w:hanging="198"/>
+      </w:pPr>
+      <w:r>
+        <w:t xml:space="preserve">– </w:t>
+      </w:r>
+      <w:r>
+        <w:rPr>
+          <w:rFonts w:ascii="Arial" w:hAnsi="Arial"/>
+          <w:b w:val="0"/>
+          <w:i w:val="0"/>
+          <w:color w:val="000000"/>
+          <w:sz w:val="22"/>
+        </w:rPr>
+      </w:r>
+      <w:r>
+        <w:rPr>
+          <w:rFonts w:ascii="Arial" w:hAnsi="Arial"/>
+          <w:b w:val="0"/>
+          <w:i/>
+          <w:color w:val="000000"/>
+          <w:sz w:val="22"/>
+        </w:rPr>
+        <w:t>Компенсація вуглецевих викидів:</w:t>
+      </w:r>
+      <w:r>
+        <w:rPr>
+          <w:rFonts w:ascii="Arial" w:hAnsi="Arial"/>
+          <w:b w:val="0"/>
+          <w:i w:val="0"/>
+          <w:color w:val="000000"/>
+          <w:sz w:val="22"/>
+        </w:rPr>
+        <w:t xml:space="preserve"> Бюджет проєкту включає щорічну компенсацію розрахованого вуглецевого сліду від авіаперельотів через акредитовану схему компенсації (GOLD Standard).</w:t>
+      </w:r>
+    </w:p>
+    <w:p>
+      <w:pPr>
+        <w:spacing w:before="0" w:after="80"/>
+        <w:ind w:left="425" w:hanging="198"/>
+      </w:pPr>
+      <w:r>
+        <w:t xml:space="preserve">– </w:t>
+      </w:r>
+      <w:r>
+        <w:rPr>
+          <w:rFonts w:ascii="Arial" w:hAnsi="Arial"/>
+          <w:b w:val="0"/>
+          <w:i w:val="0"/>
+          <w:color w:val="000000"/>
+          <w:sz w:val="22"/>
+        </w:rPr>
+      </w:r>
+      <w:r>
+        <w:rPr>
+          <w:rFonts w:ascii="Arial" w:hAnsi="Arial"/>
+          <w:b w:val="0"/>
+          <w:i/>
+          <w:color w:val="000000"/>
+          <w:sz w:val="22"/>
+        </w:rPr>
+        <w:t>Тематична відповідність:</w:t>
+      </w:r>
+      <w:r>
+        <w:rPr>
+          <w:rFonts w:ascii="Arial" w:hAnsi="Arial"/>
+          <w:b w:val="0"/>
+          <w:i w:val="0"/>
+          <w:color w:val="000000"/>
+          <w:sz w:val="22"/>
+        </w:rPr>
+        <w:t xml:space="preserve"> Сам зміст проєкту (цифрові двійники для оптимізації енергоспоживання, інтеграція ВДЕ) безпосередньо сприяє зниженню вуглецевого сліду енергосистем і є вкладом у кліматичний порядок денний.</w:t>
+      </w:r>
+    </w:p>
+    <w:p>
+      <w:pPr>
+        <w:spacing w:before="160" w:after="80"/>
+      </w:pPr>
+      <w:r>
+        <w:rPr>
+          <w:rFonts w:ascii="Arial" w:hAnsi="Arial"/>
+          <w:b/>
+          <w:i w:val="0"/>
+          <w:color w:val="000000"/>
+          <w:sz w:val="22"/>
+        </w:rPr>
+        <w:t>R4. Гендерна рівність (Середній рівень)</w:t>
+      </w:r>
+    </w:p>
+    <w:p>
+      <w:pPr>
+        <w:spacing w:before="0" w:after="120"/>
+      </w:pPr>
+      <w:r>
+        <w:rPr>
+          <w:rFonts w:ascii="Arial" w:hAnsi="Arial"/>
+          <w:b w:val="0"/>
+          <w:i w:val="0"/>
+          <w:color w:val="000000"/>
+          <w:sz w:val="22"/>
+        </w:rPr>
+      </w:r>
+      <w:r>
+        <w:rPr>
+          <w:rFonts w:ascii="Arial" w:hAnsi="Arial"/>
+          <w:b/>
+          <w:i w:val="0"/>
+          <w:color w:val="000000"/>
+          <w:sz w:val="22"/>
+        </w:rPr>
+        <w:t>Характеристика ризику:</w:t>
+      </w:r>
+      <w:r>
+        <w:rPr>
+          <w:rFonts w:ascii="Arial" w:hAnsi="Arial"/>
+          <w:b w:val="0"/>
+          <w:i w:val="0"/>
+          <w:color w:val="000000"/>
+          <w:sz w:val="22"/>
+        </w:rPr>
+        <w:t xml:space="preserve"> Технічні/інженерні дисципліни в Україні мають традиційно нижчу частку жінок серед студентів (в середньому 28% на технічних спеціальностях, за даними МОН України, 2023). Без цілеспрямованих заходів програма ризикує відтворити існуючий дисбаланс.</w:t>
+      </w:r>
+    </w:p>
+    <w:p>
+      <w:pPr>
+        <w:spacing w:before="0" w:after="120"/>
+      </w:pPr>
+      <w:r>
+        <w:rPr>
+          <w:rFonts w:ascii="Arial" w:hAnsi="Arial"/>
+          <w:b w:val="0"/>
+          <w:i w:val="0"/>
+          <w:color w:val="000000"/>
+          <w:sz w:val="22"/>
+        </w:rPr>
+      </w:r>
+      <w:r>
+        <w:rPr>
+          <w:rFonts w:ascii="Arial" w:hAnsi="Arial"/>
+          <w:b/>
+          <w:i w:val="0"/>
+          <w:color w:val="000000"/>
+          <w:sz w:val="22"/>
+        </w:rPr>
+        <w:t>Заходи мінімізації:</w:t>
+      </w:r>
+      <w:r>
+        <w:rPr>
+          <w:rFonts w:ascii="Arial" w:hAnsi="Arial"/>
+          <w:b w:val="0"/>
+          <w:i w:val="0"/>
+          <w:color w:val="000000"/>
+          <w:sz w:val="22"/>
+        </w:rPr>
+      </w:r>
+    </w:p>
+    <w:p>
+      <w:pPr>
+        <w:spacing w:before="0" w:after="80"/>
+        <w:ind w:left="425" w:hanging="198"/>
+      </w:pPr>
+      <w:r>
+        <w:t xml:space="preserve">– </w:t>
+      </w:r>
+      <w:r>
+        <w:rPr>
+          <w:rFonts w:ascii="Arial" w:hAnsi="Arial"/>
+          <w:b w:val="0"/>
+          <w:i w:val="0"/>
+          <w:color w:val="000000"/>
+          <w:sz w:val="22"/>
+        </w:rPr>
+      </w:r>
+      <w:r>
+        <w:rPr>
+          <w:rFonts w:ascii="Arial" w:hAnsi="Arial"/>
+          <w:b w:val="0"/>
+          <w:i/>
+          <w:color w:val="000000"/>
+          <w:sz w:val="22"/>
+        </w:rPr>
+        <w:t>Гендерні орієнтири:</w:t>
+      </w:r>
+      <w:r>
+        <w:rPr>
+          <w:rFonts w:ascii="Arial" w:hAnsi="Arial"/>
+          <w:b w:val="0"/>
+          <w:i w:val="0"/>
+          <w:color w:val="000000"/>
+          <w:sz w:val="22"/>
+        </w:rPr>
+        <w:t xml:space="preserve"> Мінімум 40% жінок серед студентів-учасників та НПП, що беруть участь у стажуваннях. Ці орієнтири є частиною щорічного звіту проєкту.</w:t>
+      </w:r>
+    </w:p>
+    <w:p>
+      <w:pPr>
+        <w:spacing w:before="0" w:after="80"/>
+        <w:ind w:left="425" w:hanging="198"/>
+      </w:pPr>
+      <w:r>
+        <w:t xml:space="preserve">– </w:t>
+      </w:r>
+      <w:r>
+        <w:rPr>
+          <w:rFonts w:ascii="Arial" w:hAnsi="Arial"/>
+          <w:b w:val="0"/>
+          <w:i w:val="0"/>
+          <w:color w:val="000000"/>
+          <w:sz w:val="22"/>
+        </w:rPr>
+      </w:r>
+      <w:r>
+        <w:rPr>
+          <w:rFonts w:ascii="Arial" w:hAnsi="Arial"/>
+          <w:b w:val="0"/>
+          <w:i/>
+          <w:color w:val="000000"/>
+          <w:sz w:val="22"/>
+        </w:rPr>
+        <w:t>Активне залучення:</w:t>
+      </w:r>
+      <w:r>
+        <w:rPr>
+          <w:rFonts w:ascii="Arial" w:hAnsi="Arial"/>
+          <w:b w:val="0"/>
+          <w:i w:val="0"/>
+          <w:color w:val="000000"/>
+          <w:sz w:val="22"/>
+        </w:rPr>
+        <w:t xml:space="preserve"> Проведення спеціальних інформаційних сесій для студенток технічних спеціальностей (у партнерстві з клубами STEM для дівчат, що діють при обох партнерах).</w:t>
+      </w:r>
+    </w:p>
+    <w:p>
+      <w:pPr>
+        <w:spacing w:before="0" w:after="80"/>
+        <w:ind w:left="425" w:hanging="198"/>
+      </w:pPr>
+      <w:r>
+        <w:t xml:space="preserve">– </w:t>
+      </w:r>
+      <w:r>
+        <w:rPr>
+          <w:rFonts w:ascii="Arial" w:hAnsi="Arial"/>
+          <w:b w:val="0"/>
+          <w:i w:val="0"/>
+          <w:color w:val="000000"/>
+          <w:sz w:val="22"/>
+        </w:rPr>
+      </w:r>
+      <w:r>
+        <w:rPr>
+          <w:rFonts w:ascii="Arial" w:hAnsi="Arial"/>
+          <w:b w:val="0"/>
+          <w:i/>
+          <w:color w:val="000000"/>
+          <w:sz w:val="22"/>
+        </w:rPr>
+        <w:t>Гендерно-чутливий дизайн курсів:</w:t>
+      </w:r>
+      <w:r>
+        <w:rPr>
+          <w:rFonts w:ascii="Arial" w:hAnsi="Arial"/>
+          <w:b w:val="0"/>
+          <w:i w:val="0"/>
+          <w:color w:val="000000"/>
+          <w:sz w:val="22"/>
+        </w:rPr>
+        <w:t xml:space="preserve"> Навчальні кейси та приклади включають жінок-лідерів у сфері енергетики та цифрових технологій; уникаються гендерні стереотипи в навчальних матеріалах.</w:t>
+      </w:r>
+    </w:p>
+    <w:p>
+      <w:pPr>
+        <w:spacing w:before="0" w:after="80"/>
+        <w:ind w:left="425" w:hanging="198"/>
+      </w:pPr>
+      <w:r>
+        <w:t xml:space="preserve">– </w:t>
+      </w:r>
+      <w:r>
+        <w:rPr>
+          <w:rFonts w:ascii="Arial" w:hAnsi="Arial"/>
+          <w:b w:val="0"/>
+          <w:i w:val="0"/>
+          <w:color w:val="000000"/>
+          <w:sz w:val="22"/>
+        </w:rPr>
+      </w:r>
+      <w:r>
+        <w:rPr>
+          <w:rFonts w:ascii="Arial" w:hAnsi="Arial"/>
+          <w:b w:val="0"/>
+          <w:i/>
+          <w:color w:val="000000"/>
+          <w:sz w:val="22"/>
+        </w:rPr>
+        <w:t>Гендерний баланс у керівництві проєктом:</w:t>
+      </w:r>
+      <w:r>
+        <w:rPr>
+          <w:rFonts w:ascii="Arial" w:hAnsi="Arial"/>
+          <w:b w:val="0"/>
+          <w:i w:val="0"/>
+          <w:color w:val="000000"/>
+          <w:sz w:val="22"/>
+        </w:rPr>
+        <w:t xml:space="preserve"> Не менше 40% членів Наглядової ради (Steering Committee) — жінки.</w:t>
+      </w:r>
+    </w:p>
+    <w:p>
+      <w:pPr>
+        <w:spacing w:before="160" w:after="80"/>
+      </w:pPr>
+      <w:r>
+        <w:rPr>
+          <w:rFonts w:ascii="Arial" w:hAnsi="Arial"/>
+          <w:b/>
+          <w:i w:val="0"/>
+          <w:color w:val="000000"/>
+          <w:sz w:val="22"/>
+        </w:rPr>
+        <w:t>R5. Права людини (Низький-Середній рівень)</w:t>
+      </w:r>
+    </w:p>
+    <w:p>
+      <w:pPr>
+        <w:spacing w:before="0" w:after="120"/>
+      </w:pPr>
+      <w:r>
+        <w:rPr>
+          <w:rFonts w:ascii="Arial" w:hAnsi="Arial"/>
+          <w:b w:val="0"/>
+          <w:i w:val="0"/>
+          <w:color w:val="000000"/>
+          <w:sz w:val="22"/>
+        </w:rPr>
+      </w:r>
+      <w:r>
+        <w:rPr>
+          <w:rFonts w:ascii="Arial" w:hAnsi="Arial"/>
+          <w:b/>
+          <w:i w:val="0"/>
+          <w:color w:val="000000"/>
+          <w:sz w:val="22"/>
+        </w:rPr>
+        <w:t>Характеристика ризику:</w:t>
+      </w:r>
+      <w:r>
+        <w:rPr>
+          <w:rFonts w:ascii="Arial" w:hAnsi="Arial"/>
+          <w:b w:val="0"/>
+          <w:i w:val="0"/>
+          <w:color w:val="000000"/>
+          <w:sz w:val="22"/>
+        </w:rPr>
+        <w:t xml:space="preserve"> Загальний контекст збройного конфлікту, примусова мобілізація та вимушене переміщення можуть обмежувати рівний доступ до освіти та мобільності.</w:t>
+      </w:r>
+    </w:p>
+    <w:p>
+      <w:pPr>
+        <w:spacing w:before="0" w:after="120"/>
+      </w:pPr>
+      <w:r>
+        <w:rPr>
+          <w:rFonts w:ascii="Arial" w:hAnsi="Arial"/>
+          <w:b w:val="0"/>
+          <w:i w:val="0"/>
+          <w:color w:val="000000"/>
+          <w:sz w:val="22"/>
+        </w:rPr>
+      </w:r>
+      <w:r>
+        <w:rPr>
+          <w:rFonts w:ascii="Arial" w:hAnsi="Arial"/>
+          <w:b/>
+          <w:i w:val="0"/>
+          <w:color w:val="000000"/>
+          <w:sz w:val="22"/>
+        </w:rPr>
+        <w:t>Заходи мінімізації:</w:t>
+      </w:r>
+      <w:r>
+        <w:rPr>
+          <w:rFonts w:ascii="Arial" w:hAnsi="Arial"/>
+          <w:b w:val="0"/>
+          <w:i w:val="0"/>
+          <w:color w:val="000000"/>
+          <w:sz w:val="22"/>
+        </w:rPr>
+      </w:r>
+    </w:p>
+    <w:p>
+      <w:pPr>
+        <w:spacing w:before="0" w:after="80"/>
+        <w:ind w:left="425" w:hanging="198"/>
+      </w:pPr>
+      <w:r>
+        <w:t xml:space="preserve">– </w:t>
+      </w:r>
+      <w:r>
+        <w:rPr>
+          <w:rFonts w:ascii="Arial" w:hAnsi="Arial"/>
+          <w:b w:val="0"/>
+          <w:i w:val="0"/>
+          <w:color w:val="000000"/>
+          <w:sz w:val="22"/>
+        </w:rPr>
+      </w:r>
+      <w:r>
+        <w:rPr>
+          <w:rFonts w:ascii="Arial" w:hAnsi="Arial"/>
+          <w:b w:val="0"/>
+          <w:i/>
+          <w:color w:val="000000"/>
+          <w:sz w:val="22"/>
+        </w:rPr>
+        <w:t>Доступність за замовчуванням:</w:t>
+      </w:r>
+      <w:r>
+        <w:rPr>
+          <w:rFonts w:ascii="Arial" w:hAnsi="Arial"/>
+          <w:b w:val="0"/>
+          <w:i w:val="0"/>
+          <w:color w:val="000000"/>
+          <w:sz w:val="22"/>
+        </w:rPr>
+        <w:t xml:space="preserve"> Усі навчальні матеріали є відкритими та безкоштовними; участь у програмах не обумовлена місцем фактичного проживання студента (Запоріжжя, переміщення до Дніпра/Києва/за кордон).</w:t>
+      </w:r>
+    </w:p>
+    <w:p>
+      <w:pPr>
+        <w:spacing w:before="0" w:after="80"/>
+        <w:ind w:left="425" w:hanging="198"/>
+      </w:pPr>
+      <w:r>
+        <w:t xml:space="preserve">– </w:t>
+      </w:r>
+      <w:r>
+        <w:rPr>
+          <w:rFonts w:ascii="Arial" w:hAnsi="Arial"/>
+          <w:b w:val="0"/>
+          <w:i w:val="0"/>
+          <w:color w:val="000000"/>
+          <w:sz w:val="22"/>
+        </w:rPr>
+      </w:r>
+      <w:r>
+        <w:rPr>
+          <w:rFonts w:ascii="Arial" w:hAnsi="Arial"/>
+          <w:b w:val="0"/>
+          <w:i/>
+          <w:color w:val="000000"/>
+          <w:sz w:val="22"/>
+        </w:rPr>
+        <w:t>Принцип недискримінації:</w:t>
+      </w:r>
+      <w:r>
+        <w:rPr>
+          <w:rFonts w:ascii="Arial" w:hAnsi="Arial"/>
+          <w:b w:val="0"/>
+          <w:i w:val="0"/>
+          <w:color w:val="000000"/>
+          <w:sz w:val="22"/>
+        </w:rPr>
+        <w:t xml:space="preserve"> Відбір учасників здійснюється виключно за академічними критеріями, без дискримінації за місцем проживання, мовою, етнічністю або інвалідністю.</w:t>
+      </w:r>
+    </w:p>
+    <w:p>
+      <w:pPr>
+        <w:spacing w:before="0" w:after="80"/>
+        <w:ind w:left="425" w:hanging="198"/>
+      </w:pPr>
+      <w:r>
+        <w:t xml:space="preserve">– </w:t>
+      </w:r>
+      <w:r>
+        <w:rPr>
+          <w:rFonts w:ascii="Arial" w:hAnsi="Arial"/>
+          <w:b w:val="0"/>
+          <w:i w:val="0"/>
+          <w:color w:val="000000"/>
+          <w:sz w:val="22"/>
+        </w:rPr>
+      </w:r>
+      <w:r>
+        <w:rPr>
+          <w:rFonts w:ascii="Arial" w:hAnsi="Arial"/>
+          <w:b w:val="0"/>
+          <w:i/>
+          <w:color w:val="000000"/>
+          <w:sz w:val="22"/>
+        </w:rPr>
+        <w:t>Академічна свобода:</w:t>
+      </w:r>
+      <w:r>
+        <w:rPr>
+          <w:rFonts w:ascii="Arial" w:hAnsi="Arial"/>
+          <w:b w:val="0"/>
+          <w:i w:val="0"/>
+          <w:color w:val="000000"/>
+          <w:sz w:val="22"/>
+        </w:rPr>
+        <w:t xml:space="preserve"> Зміст навчальних програм визначається академічними критеріями; жоден учасник не зазнає тиску щодо вираження будь-яких політичних поглядів. Проєкт підтримує принципи ЮНЕСКО щодо академічної свободи в умовах кризи.</w:t>
+      </w:r>
+    </w:p>
+    <w:p>
+      <w:pPr>
+        <w:spacing w:before="0" w:after="80"/>
+        <w:ind w:left="425" w:hanging="198"/>
+      </w:pPr>
+      <w:r>
+        <w:t xml:space="preserve">– </w:t>
+      </w:r>
+      <w:r>
+        <w:rPr>
+          <w:rFonts w:ascii="Arial" w:hAnsi="Arial"/>
+          <w:b w:val="0"/>
+          <w:i w:val="0"/>
+          <w:color w:val="000000"/>
+          <w:sz w:val="22"/>
+        </w:rPr>
+      </w:r>
+      <w:r>
+        <w:rPr>
+          <w:rFonts w:ascii="Arial" w:hAnsi="Arial"/>
+          <w:b w:val="0"/>
+          <w:i/>
+          <w:color w:val="000000"/>
+          <w:sz w:val="22"/>
+        </w:rPr>
+        <w:t>Контроль подвійного використання (Export Control):</w:t>
+      </w:r>
+      <w:r>
+        <w:rPr>
+          <w:rFonts w:ascii="Arial" w:hAnsi="Arial"/>
+          <w:b w:val="0"/>
+          <w:i w:val="0"/>
+          <w:color w:val="000000"/>
+          <w:sz w:val="22"/>
+        </w:rPr>
+        <w:t xml:space="preserve"> Зміст курсів, пов'язаний з кібербезпекою та SCADA-системами, перевіряється на предмет відповідності норвезькому законодавству про контроль за експортом технологій подвійного використання (Lov om eksportkontroll). NTNU проводить юридичну перевірку навчальних матеріалів перед публікацією.</w:t>
+      </w:r>
+    </w:p>
+    <w:p>
+      <w:pPr>
+        <w:spacing w:before="160" w:after="80"/>
+      </w:pPr>
+      <w:r>
+        <w:rPr>
+          <w:rFonts w:ascii="Arial" w:hAnsi="Arial"/>
+          <w:b/>
+          <w:i w:val="0"/>
+          <w:color w:val="000000"/>
+          <w:sz w:val="22"/>
+        </w:rPr>
+        <w:t>R6. Запобігання сексуальній експлуатації, насильству та домаганням (SEAH)</w:t>
+      </w:r>
+    </w:p>
+    <w:p>
+      <w:pPr>
+        <w:spacing w:before="0" w:after="120"/>
+      </w:pPr>
+      <w:r>
+        <w:rPr>
+          <w:rFonts w:ascii="Arial" w:hAnsi="Arial"/>
+          <w:b w:val="0"/>
+          <w:i w:val="0"/>
+          <w:color w:val="000000"/>
+          <w:sz w:val="22"/>
+        </w:rPr>
+      </w:r>
+      <w:r>
+        <w:rPr>
+          <w:rFonts w:ascii="Arial" w:hAnsi="Arial"/>
+          <w:b/>
+          <w:i w:val="0"/>
+          <w:color w:val="000000"/>
+          <w:sz w:val="22"/>
+        </w:rPr>
+        <w:t>Характеристика ризику:</w:t>
+      </w:r>
+      <w:r>
+        <w:rPr>
+          <w:rFonts w:ascii="Arial" w:hAnsi="Arial"/>
+          <w:b w:val="0"/>
+          <w:i w:val="0"/>
+          <w:color w:val="000000"/>
+          <w:sz w:val="22"/>
+        </w:rPr>
+        <w:t xml:space="preserve"> Будь-яка програма, що включає мобільність студентів і персоналу, несе ризики SEAH.</w:t>
+      </w:r>
+    </w:p>
+    <w:p>
+      <w:pPr>
+        <w:spacing w:before="0" w:after="120"/>
+      </w:pPr>
+      <w:r>
+        <w:rPr>
+          <w:rFonts w:ascii="Arial" w:hAnsi="Arial"/>
+          <w:b w:val="0"/>
+          <w:i w:val="0"/>
+          <w:color w:val="000000"/>
+          <w:sz w:val="22"/>
+        </w:rPr>
+      </w:r>
+      <w:r>
+        <w:rPr>
+          <w:rFonts w:ascii="Arial" w:hAnsi="Arial"/>
+          <w:b/>
+          <w:i w:val="0"/>
+          <w:color w:val="000000"/>
+          <w:sz w:val="22"/>
+        </w:rPr>
+        <w:t>Заходи мінімізації:</w:t>
+      </w:r>
+      <w:r>
+        <w:rPr>
+          <w:rFonts w:ascii="Arial" w:hAnsi="Arial"/>
+          <w:b w:val="0"/>
+          <w:i w:val="0"/>
+          <w:color w:val="000000"/>
+          <w:sz w:val="22"/>
+        </w:rPr>
+      </w:r>
+    </w:p>
+    <w:p>
+      <w:pPr>
+        <w:spacing w:before="0" w:after="80"/>
+        <w:ind w:left="425" w:hanging="198"/>
+      </w:pPr>
+      <w:r>
+        <w:t xml:space="preserve">– </w:t>
+      </w:r>
+      <w:r>
+        <w:rPr>
+          <w:rFonts w:ascii="Arial" w:hAnsi="Arial"/>
+          <w:b w:val="0"/>
+          <w:i w:val="0"/>
+          <w:color w:val="000000"/>
+          <w:sz w:val="22"/>
+        </w:rPr>
+      </w:r>
+      <w:r>
+        <w:rPr>
+          <w:rFonts w:ascii="Arial" w:hAnsi="Arial"/>
+          <w:b w:val="0"/>
+          <w:i/>
+          <w:color w:val="000000"/>
+          <w:sz w:val="22"/>
+        </w:rPr>
+        <w:t>Кодекс поведінки:</w:t>
+      </w:r>
+      <w:r>
+        <w:rPr>
+          <w:rFonts w:ascii="Arial" w:hAnsi="Arial"/>
+          <w:b w:val="0"/>
+          <w:i w:val="0"/>
+          <w:color w:val="000000"/>
+          <w:sz w:val="22"/>
+        </w:rPr>
+        <w:t xml:space="preserve"> Усі учасники проєкту підписують Кодекс поведінки NTNU щодо SEAH перед початком будь-якої мобільності. Кодекс перекладений українською мовою.</w:t>
+      </w:r>
+    </w:p>
+    <w:p>
+      <w:pPr>
+        <w:spacing w:before="0" w:after="80"/>
+        <w:ind w:left="425" w:hanging="198"/>
+      </w:pPr>
+      <w:r>
+        <w:t xml:space="preserve">– </w:t>
+      </w:r>
+      <w:r>
+        <w:rPr>
+          <w:rFonts w:ascii="Arial" w:hAnsi="Arial"/>
+          <w:b w:val="0"/>
+          <w:i w:val="0"/>
+          <w:color w:val="000000"/>
+          <w:sz w:val="22"/>
+        </w:rPr>
+      </w:r>
+      <w:r>
+        <w:rPr>
+          <w:rFonts w:ascii="Arial" w:hAnsi="Arial"/>
+          <w:b w:val="0"/>
+          <w:i/>
+          <w:color w:val="000000"/>
+          <w:sz w:val="22"/>
+        </w:rPr>
+        <w:t>Конфіденційний канал повідомлень:</w:t>
+      </w:r>
+      <w:r>
+        <w:rPr>
+          <w:rFonts w:ascii="Arial" w:hAnsi="Arial"/>
+          <w:b w:val="0"/>
+          <w:i w:val="0"/>
+          <w:color w:val="000000"/>
+          <w:sz w:val="22"/>
+        </w:rPr>
+        <w:t xml:space="preserve"> NTNU забезпечує доступ до незалежного механізму повідомлень (Varsling) для всіх учасників, зокрема українських студентів і НПП під час перебування в Норвегії.</w:t>
+      </w:r>
+    </w:p>
+    <w:p>
+      <w:pPr>
+        <w:spacing w:before="0" w:after="80"/>
+        <w:ind w:left="425" w:hanging="198"/>
+      </w:pPr>
+      <w:r>
+        <w:t xml:space="preserve">– </w:t>
+      </w:r>
+      <w:r>
+        <w:rPr>
+          <w:rFonts w:ascii="Arial" w:hAnsi="Arial"/>
+          <w:b w:val="0"/>
+          <w:i w:val="0"/>
+          <w:color w:val="000000"/>
+          <w:sz w:val="22"/>
+        </w:rPr>
+      </w:r>
+      <w:r>
+        <w:rPr>
+          <w:rFonts w:ascii="Arial" w:hAnsi="Arial"/>
+          <w:b w:val="0"/>
+          <w:i/>
+          <w:color w:val="000000"/>
+          <w:sz w:val="22"/>
+        </w:rPr>
+        <w:t>Обов'язковий інструктаж:</w:t>
+      </w:r>
+      <w:r>
+        <w:rPr>
+          <w:rFonts w:ascii="Arial" w:hAnsi="Arial"/>
+          <w:b w:val="0"/>
+          <w:i w:val="0"/>
+          <w:color w:val="000000"/>
+          <w:sz w:val="22"/>
+        </w:rPr>
+        <w:t xml:space="preserve"> 2-годинний онлайн-інструктаж із запобігання SEAH є обов'язковою умовою допуску до стажування або мобільності.</w:t>
+      </w:r>
+    </w:p>
+    <w:p>
+      <w:pPr>
+        <w:spacing w:before="0" w:after="80"/>
+        <w:ind w:left="425" w:hanging="198"/>
+      </w:pPr>
+      <w:r>
+        <w:t xml:space="preserve">– </w:t>
+      </w:r>
+      <w:r>
+        <w:rPr>
+          <w:rFonts w:ascii="Arial" w:hAnsi="Arial"/>
+          <w:b w:val="0"/>
+          <w:i w:val="0"/>
+          <w:color w:val="000000"/>
+          <w:sz w:val="22"/>
+        </w:rPr>
+      </w:r>
+      <w:r>
+        <w:rPr>
+          <w:rFonts w:ascii="Arial" w:hAnsi="Arial"/>
+          <w:b w:val="0"/>
+          <w:i/>
+          <w:color w:val="000000"/>
+          <w:sz w:val="22"/>
+        </w:rPr>
+        <w:t>Наставництво (buddy system):</w:t>
+      </w:r>
+      <w:r>
+        <w:rPr>
+          <w:rFonts w:ascii="Arial" w:hAnsi="Arial"/>
+          <w:b w:val="0"/>
+          <w:i w:val="0"/>
+          <w:color w:val="000000"/>
+          <w:sz w:val="22"/>
+        </w:rPr>
+        <w:t xml:space="preserve"> Кожному українському студентові або НПП під час перебування в NTNU призначається норвезький куратор (buddy) — досвідчений аспірант або молодший дослідник.</w:t>
+      </w:r>
+    </w:p>
+    <w:p>
+      <w:pPr>
+        <w:spacing w:before="160" w:after="80"/>
+      </w:pPr>
+      <w:r>
+        <w:rPr>
+          <w:rFonts w:ascii="Arial" w:hAnsi="Arial"/>
+          <w:b/>
+          <w:i w:val="0"/>
+          <w:color w:val="000000"/>
+          <w:sz w:val="22"/>
+        </w:rPr>
+        <w:t>R7. Захист даних та кібербезпека</w:t>
+      </w:r>
+    </w:p>
+    <w:p>
+      <w:pPr>
+        <w:spacing w:before="0" w:after="120"/>
+      </w:pPr>
+      <w:r>
+        <w:rPr>
+          <w:rFonts w:ascii="Arial" w:hAnsi="Arial"/>
+          <w:b w:val="0"/>
+          <w:i w:val="0"/>
+          <w:color w:val="000000"/>
+          <w:sz w:val="22"/>
+        </w:rPr>
+      </w:r>
+      <w:r>
+        <w:rPr>
+          <w:rFonts w:ascii="Arial" w:hAnsi="Arial"/>
+          <w:b/>
+          <w:i w:val="0"/>
+          <w:color w:val="000000"/>
+          <w:sz w:val="22"/>
+        </w:rPr>
+        <w:t>Характеристика ризику:</w:t>
+      </w:r>
+      <w:r>
+        <w:rPr>
+          <w:rFonts w:ascii="Arial" w:hAnsi="Arial"/>
+          <w:b w:val="0"/>
+          <w:i w:val="0"/>
+          <w:color w:val="000000"/>
+          <w:sz w:val="22"/>
+        </w:rPr>
+        <w:t xml:space="preserve"> Проєкт обробляє персональні дані студентів і НПП; Living Lab підключена до хмарних сервісів. Існують ризики витоку даних та кіберзагроз.</w:t>
+      </w:r>
+    </w:p>
+    <w:p>
+      <w:pPr>
+        <w:spacing w:before="0" w:after="120"/>
+      </w:pPr>
+      <w:r>
+        <w:rPr>
+          <w:rFonts w:ascii="Arial" w:hAnsi="Arial"/>
+          <w:b w:val="0"/>
+          <w:i w:val="0"/>
+          <w:color w:val="000000"/>
+          <w:sz w:val="22"/>
+        </w:rPr>
+      </w:r>
+      <w:r>
+        <w:rPr>
+          <w:rFonts w:ascii="Arial" w:hAnsi="Arial"/>
+          <w:b/>
+          <w:i w:val="0"/>
+          <w:color w:val="000000"/>
+          <w:sz w:val="22"/>
+        </w:rPr>
+        <w:t>Заходи мінімізації:</w:t>
+      </w:r>
+      <w:r>
+        <w:rPr>
+          <w:rFonts w:ascii="Arial" w:hAnsi="Arial"/>
+          <w:b w:val="0"/>
+          <w:i w:val="0"/>
+          <w:color w:val="000000"/>
+          <w:sz w:val="22"/>
+        </w:rPr>
+      </w:r>
+    </w:p>
+    <w:p>
+      <w:pPr>
+        <w:spacing w:before="0" w:after="80"/>
+        <w:ind w:left="425" w:hanging="198"/>
+      </w:pPr>
+      <w:r>
+        <w:t xml:space="preserve">– </w:t>
+      </w:r>
+      <w:r>
+        <w:rPr>
+          <w:rFonts w:ascii="Arial" w:hAnsi="Arial"/>
+          <w:b w:val="0"/>
+          <w:i w:val="0"/>
+          <w:color w:val="000000"/>
+          <w:sz w:val="22"/>
+        </w:rPr>
+        <w:t>Зберігання персональних даних — лише на платформах, що відповідають GDPR (Microsoft Azure EU Region).</w:t>
+      </w:r>
+    </w:p>
+    <w:p>
+      <w:pPr>
+        <w:spacing w:before="0" w:after="80"/>
+        <w:ind w:left="425" w:hanging="198"/>
+      </w:pPr>
+      <w:r>
+        <w:t xml:space="preserve">– </w:t>
+      </w:r>
+      <w:r>
+        <w:rPr>
+          <w:rFonts w:ascii="Arial" w:hAnsi="Arial"/>
+          <w:b w:val="0"/>
+          <w:i w:val="0"/>
+          <w:color w:val="000000"/>
+          <w:sz w:val="22"/>
+        </w:rPr>
+        <w:t>Протокол управління даними (Data Management Plan) розробляється в М1.</w:t>
+      </w:r>
+    </w:p>
+    <w:p>
+      <w:pPr>
+        <w:spacing w:before="0" w:after="80"/>
+        <w:ind w:left="425" w:hanging="198"/>
+      </w:pPr>
+      <w:r>
+        <w:t xml:space="preserve">– </w:t>
+      </w:r>
+      <w:r>
+        <w:rPr>
+          <w:rFonts w:ascii="Arial" w:hAnsi="Arial"/>
+          <w:b w:val="0"/>
+          <w:i w:val="0"/>
+          <w:color w:val="000000"/>
+          <w:sz w:val="22"/>
+        </w:rPr>
+        <w:t>Аудит кібербезпеки Living Lab проводиться в М18 незалежним фахівцем.</w:t>
+      </w:r>
+    </w:p>
+    <w:p>
+      <w:pPr>
+        <w:spacing w:before="160" w:after="80"/>
+      </w:pPr>
+      <w:r>
+        <w:rPr>
+          <w:rFonts w:ascii="Arial" w:hAnsi="Arial"/>
+          <w:b/>
+          <w:i w:val="0"/>
+          <w:color w:val="000000"/>
+          <w:sz w:val="22"/>
+        </w:rPr>
+        <w:t>Зведена матриця ризиків</w:t>
+      </w:r>
+    </w:p>
+    <w:p>
+      <w:pPr>
+        <w:spacing w:before="0" w:after="80"/>
+      </w:pPr>
+      <w:r>
+        <w:rPr>
+          <w:rFonts w:ascii="Arial" w:hAnsi="Arial"/>
+          <w:b w:val="0"/>
+          <w:i w:val="0"/>
+          <w:color w:val="000000"/>
+          <w:sz w:val="22"/>
+        </w:rPr>
+        <w:t>Ризик</w:t>
+        <w:tab/>
+        <w:t>Ймовірність</w:t>
+        <w:tab/>
+        <w:t>Вплив</w:t>
+        <w:tab/>
+        <w:t>Пріоритет</w:t>
+        <w:tab/>
+        <w:t>Статус</w:t>
+      </w:r>
+    </w:p>
+    <w:p>
+      <w:pPr>
+        <w:spacing w:before="0" w:after="80"/>
+      </w:pPr>
+      <w:r>
+        <w:rPr>
+          <w:rFonts w:ascii="Arial" w:hAnsi="Arial"/>
+          <w:b w:val="0"/>
+          <w:i w:val="0"/>
+          <w:color w:val="000000"/>
+          <w:sz w:val="22"/>
+        </w:rPr>
+        <w:t>Безпека (фізична)</w:t>
+        <w:tab/>
+        <w:t>Висока</w:t>
+        <w:tab/>
+        <w:t>Критичний</w:t>
+        <w:tab/>
+        <w:t>1</w:t>
+        <w:tab/>
+        <w:t>Цифрова архітектура</w:t>
+      </w:r>
+    </w:p>
+    <w:p>
+      <w:pPr>
+        <w:spacing w:before="0" w:after="80"/>
+      </w:pPr>
+      <w:r>
+        <w:rPr>
+          <w:rFonts w:ascii="Arial" w:hAnsi="Arial"/>
+          <w:b w:val="0"/>
+          <w:i w:val="0"/>
+          <w:color w:val="000000"/>
+          <w:sz w:val="22"/>
+        </w:rPr>
+        <w:t>Корупція</w:t>
+        <w:tab/>
+        <w:t>Середня</w:t>
+        <w:tab/>
+        <w:t>Середній</w:t>
+        <w:tab/>
+        <w:t>2</w:t>
+        <w:tab/>
+        <w:t>Подвійна авторизація, ProZorro</w:t>
+      </w:r>
+    </w:p>
+    <w:p>
+      <w:pPr>
+        <w:spacing w:before="0" w:after="80"/>
+      </w:pPr>
+      <w:r>
+        <w:rPr>
+          <w:rFonts w:ascii="Arial" w:hAnsi="Arial"/>
+          <w:b w:val="0"/>
+          <w:i w:val="0"/>
+          <w:color w:val="000000"/>
+          <w:sz w:val="22"/>
+        </w:rPr>
+        <w:t>Гендерний дисбаланс</w:t>
+        <w:tab/>
+        <w:t>Середня</w:t>
+        <w:tab/>
+        <w:t>Середній</w:t>
+        <w:tab/>
+        <w:t>3</w:t>
+        <w:tab/>
+        <w:t>Квоти, активне залучення</w:t>
+      </w:r>
+    </w:p>
+    <w:p>
+      <w:pPr>
+        <w:spacing w:before="0" w:after="80"/>
+      </w:pPr>
+      <w:r>
+        <w:rPr>
+          <w:rFonts w:ascii="Arial" w:hAnsi="Arial"/>
+          <w:b w:val="0"/>
+          <w:i w:val="0"/>
+          <w:color w:val="000000"/>
+          <w:sz w:val="22"/>
+        </w:rPr>
+        <w:t>Кліматичний вплив</w:t>
+        <w:tab/>
+        <w:t>Низька</w:t>
+        <w:tab/>
+        <w:t>Низький</w:t>
+        <w:tab/>
+        <w:t>4</w:t>
+        <w:tab/>
+        <w:t>Цифровий за замовчуванням</w:t>
+      </w:r>
+    </w:p>
+    <w:p>
+      <w:pPr>
+        <w:spacing w:before="0" w:after="80"/>
+      </w:pPr>
+      <w:r>
+        <w:rPr>
+          <w:rFonts w:ascii="Arial" w:hAnsi="Arial"/>
+          <w:b w:val="0"/>
+          <w:i w:val="0"/>
+          <w:color w:val="000000"/>
+          <w:sz w:val="22"/>
+        </w:rPr>
+        <w:t>SEAH</w:t>
+        <w:tab/>
+        <w:t>Низька</w:t>
+        <w:tab/>
+        <w:t>Критичний</w:t>
+        <w:tab/>
+        <w:t>2</w:t>
+        <w:tab/>
+        <w:t>Кодекс, hotline, інструктаж</w:t>
+      </w:r>
+    </w:p>
+    <w:p>
+      <w:pPr>
+        <w:spacing w:before="160" w:after="80"/>
+      </w:pPr>
+      <w:r>
+        <w:rPr>
+          <w:rFonts w:ascii="Arial" w:hAnsi="Arial"/>
+          <w:b/>
+          <w:i w:val="0"/>
+          <w:color w:val="000000"/>
+          <w:sz w:val="22"/>
+        </w:rPr>
+        <w:t>Економічна ефективність</w:t>
+      </w:r>
+    </w:p>
+    <w:p>
+      <w:pPr>
+        <w:spacing w:before="0" w:after="120"/>
+      </w:pPr>
+      <w:r>
+        <w:rPr>
+          <w:rFonts w:ascii="Arial" w:hAnsi="Arial"/>
+          <w:b w:val="0"/>
+          <w:i w:val="0"/>
           <w:color w:val="000000"/>
           <w:sz w:val="22"/>
         </w:rPr>
@@ -1767,124 +4764,307 @@
       </w:pPr>
     </w:p>
     <w:p>
-      <w:pPr/>
-      <w:r>
-        <w:rPr>
-          <w:rFonts w:ascii="Arial" w:hAnsi="Arial"/>
-          <w:color w:val="000000"/>
-          <w:sz w:val="22"/>
-        </w:rPr>
-        <w:t>## 3.1 Ключовий персонал для реалізації проєкту</w:t>
-      </w:r>
-    </w:p>
-    <w:p>
-      <w:pPr/>
-      <w:r>
-        <w:rPr>
-          <w:rFonts w:ascii="Arial" w:hAnsi="Arial"/>
-          <w:color w:val="000000"/>
-          <w:sz w:val="22"/>
-        </w:rPr>
-        <w:t>### NTNU — Координатор проєкту</w:t>
-      </w:r>
-    </w:p>
-    <w:p>
-      <w:pPr/>
-      <w:r>
-        <w:rPr>
-          <w:rFonts w:ascii="Arial" w:hAnsi="Arial"/>
-          <w:color w:val="000000"/>
-          <w:sz w:val="22"/>
-        </w:rPr>
-        <w:t>**Prof. [ПІБ], Координатор проєкту** — Департамент інженерної кібернетики NTNU, керівник або старший науковець Gemini Center for Digital Twin Technology. Має понад 15 років досвіду в галузі кіберфізичних систем, model-based engineering та промислового IoT. Керував щонайменше двома великими міжнародними проєктами з capacity building (Horizon Europe або аналогічними). Компетентності: архітектура цифрових двійників, системна інтеграція, управління міжнародними консорціумами. Відповідає за загальну координацію проєкту, звітування перед HK-dir, керівництво WP1 та WP2.</w:t>
-      </w:r>
-    </w:p>
-    <w:p>
-      <w:pPr/>
-      <w:r>
-        <w:rPr>
-          <w:rFonts w:ascii="Arial" w:hAnsi="Arial"/>
-          <w:color w:val="000000"/>
-          <w:sz w:val="22"/>
-        </w:rPr>
-        <w:t>**Assoc. Prof. [ПІБ], Науковий керівник WP4** — Спеціаліст у галузі physics-informed machine learning та оптимізації енергосистем. Публікації у провідних журналах (IEEE Transactions on Power Systems, Applied Energy). Досвід роботи зі SINTEF Energy Research у спільних промислових проєктах. Відповідає за наукове керівництво WP4 (Living Lab та пілотні проєкти) та методологічну підтримку курсу з PINN.</w:t>
-      </w:r>
-    </w:p>
-    <w:p>
-      <w:pPr/>
-      <w:r>
-        <w:rPr>
-          <w:rFonts w:ascii="Arial" w:hAnsi="Arial"/>
-          <w:color w:val="000000"/>
-          <w:sz w:val="22"/>
-        </w:rPr>
-        <w:t>**Dr. [ПІБ], Спеціаліст з кібербезпеки для енергетичних систем** — Досвід у дослідженні вразливостей SCADA та захисту критичної інфраструктури. Консультант програми кібербезпеки NTNU для норвезької нафтогазової промисловості. Відповідає за розробку модуля «Кібербезпека цифрової енергетичної інфраструктури» та аудит Living Lab (М18).</w:t>
-      </w:r>
-    </w:p>
-    <w:p>
-      <w:pPr/>
-      <w:r>
-        <w:rPr>
-          <w:rFonts w:ascii="Arial" w:hAnsi="Arial"/>
-          <w:color w:val="000000"/>
-          <w:sz w:val="22"/>
-        </w:rPr>
-        <w:t>### Запорізький національний університет (ЗНУ)</w:t>
-      </w:r>
-    </w:p>
-    <w:p>
-      <w:pPr/>
-      <w:r>
-        <w:rPr>
-          <w:rFonts w:ascii="Arial" w:hAnsi="Arial"/>
-          <w:color w:val="000000"/>
-          <w:sz w:val="22"/>
-        </w:rPr>
-        <w:t>**Проф. [ПІБ], Заступник координатора проєкту (ЗНУ)** — Декан або завідувач кафедри Інженерного науково-освітнього інституту або факультету математики ЗНУ. Дослідницький досвід у галузі цифрових двійників для промислових систем та паралельних обчислень (HPC). Бере участь принаймні в 2 активних міжнародних проєктах (Erasmus+ або Horizon). Відповідає за керівництво WP3 і WP5 (ЗНУ-складова), взаємодію з місцевою промисловістю, координацію Living Lab.</w:t>
-      </w:r>
-    </w:p>
-    <w:p>
-      <w:pPr/>
-      <w:r>
-        <w:rPr>
-          <w:rFonts w:ascii="Arial" w:hAnsi="Arial"/>
-          <w:color w:val="000000"/>
-          <w:sz w:val="22"/>
-        </w:rPr>
-        <w:t>**Доц. [ПІБ], Провідний розробник навчальних програм (ЗНУ)** — Фахівець у галузі IoT та хмарних платформ (Microsoft Azure, Azure IoT Hub). Практичний досвід розгортання Azure-рішень в університетській інфраструктурі ЗНУ. Відповідає за технічну розробку модулів «Промисловий IoT та SCADA-інтеграція», «Симуляційна оптимізація», координацію розгортання Living Lab.</w:t>
-      </w:r>
-    </w:p>
-    <w:p>
-      <w:pPr/>
-      <w:r>
-        <w:rPr>
-          <w:rFonts w:ascii="Arial" w:hAnsi="Arial"/>
-          <w:color w:val="000000"/>
-          <w:sz w:val="22"/>
-        </w:rPr>
-        <w:t>**Доц. [ПІБ], Спеціаліст зі smart grids та ВДЕ (ЗНУ)** — Дослідницький профіль у галузі smart grids, управлінні розподіленою генерацією та підвищенні енергетичної стійкості. Автор публікацій у Q1–Q2 журналах з відновлюваної енергетики. Відповідає за розробку модуля «Прогностичне обслуговування» та наукову частину пілотного проєкту 2 (WP4).</w:t>
-      </w:r>
-    </w:p>
-    <w:p>
-      <w:pPr/>
-      <w:r>
-        <w:rPr>
-          <w:rFonts w:ascii="Arial" w:hAnsi="Arial"/>
-          <w:color w:val="000000"/>
-          <w:sz w:val="22"/>
-        </w:rPr>
-        <w:t>### Університет-партнер 2 (буде підтверджено NTNU)</w:t>
-      </w:r>
-    </w:p>
-    <w:p>
-      <w:pPr/>
-      <w:r>
-        <w:rPr>
-          <w:rFonts w:ascii="Arial" w:hAnsi="Arial"/>
-          <w:color w:val="000000"/>
-          <w:sz w:val="22"/>
-        </w:rPr>
-        <w:t>**[ПІБ], Керівник WP1 (Партнер-2)** — Провідний фахівець з технічної університетської освіти в галузі енергетики/комп'ютерних наук з документованим досвідом реформування навчальних програм (наприклад, у межах Erasmus+ CBHE). Відповідає за координацію розробки та акредитації нових модулів на боці Партнера-2, розбудову педагогічних компетенцій НПП Партнера-2.</w:t>
+      <w:pPr>
+        <w:pStyle w:val="Ingenmellomrom"/>
+      </w:pPr>
+      <w:r/>
+    </w:p>
+    <w:p>
+      <w:pPr>
+        <w:spacing w:before="160" w:after="80"/>
+      </w:pPr>
+      <w:r>
+        <w:rPr>
+          <w:rFonts w:ascii="Arial" w:hAnsi="Arial"/>
+          <w:b/>
+          <w:i w:val="0"/>
+          <w:color w:val="000000"/>
+          <w:sz w:val="22"/>
+        </w:rPr>
+        <w:t>Ключовий персонал для реалізації проєкту</w:t>
+      </w:r>
+    </w:p>
+    <w:p>
+      <w:pPr>
+        <w:spacing w:before="160" w:after="80"/>
+      </w:pPr>
+      <w:r>
+        <w:rPr>
+          <w:rFonts w:ascii="Arial" w:hAnsi="Arial"/>
+          <w:b/>
+          <w:i w:val="0"/>
+          <w:color w:val="000000"/>
+          <w:sz w:val="22"/>
+        </w:rPr>
+        <w:t>NTNU — Координатор проєкту</w:t>
+      </w:r>
+    </w:p>
+    <w:p>
+      <w:pPr>
+        <w:spacing w:before="0" w:after="120"/>
+      </w:pPr>
+      <w:r>
+        <w:rPr>
+          <w:rFonts w:ascii="Arial" w:hAnsi="Arial"/>
+          <w:b w:val="0"/>
+          <w:i w:val="0"/>
+          <w:color w:val="000000"/>
+          <w:sz w:val="22"/>
+        </w:rPr>
+      </w:r>
+      <w:r>
+        <w:rPr>
+          <w:rFonts w:ascii="Arial" w:hAnsi="Arial"/>
+          <w:b/>
+          <w:i w:val="0"/>
+          <w:color w:val="000000"/>
+          <w:sz w:val="22"/>
+        </w:rPr>
+        <w:t>Prof. [ПІБ], Координатор проєкту</w:t>
+      </w:r>
+      <w:r>
+        <w:rPr>
+          <w:rFonts w:ascii="Arial" w:hAnsi="Arial"/>
+          <w:b w:val="0"/>
+          <w:i w:val="0"/>
+          <w:color w:val="000000"/>
+          <w:sz w:val="22"/>
+        </w:rPr>
+        <w:t xml:space="preserve"> — Департамент інженерної кібернетики NTNU, керівник або старший науковець Gemini Center for Digital Twin Technology. Має понад 15 років досвіду в галузі кіберфізичних систем, model-based engineering та промислового IoT. Керував щонайменше двома великими міжнародними проєктами з capacity building (Horizon Europe або аналогічними). Компетентності: архітектура цифрових двійників, системна інтеграція, управління міжнародними консорціумами. Відповідає за загальну координацію проєкту, звітування перед HK-dir, керівництво WP1 та WP2.</w:t>
+      </w:r>
+    </w:p>
+    <w:p>
+      <w:pPr>
+        <w:spacing w:before="0" w:after="120"/>
+      </w:pPr>
+      <w:r>
+        <w:rPr>
+          <w:rFonts w:ascii="Arial" w:hAnsi="Arial"/>
+          <w:b w:val="0"/>
+          <w:i w:val="0"/>
+          <w:color w:val="000000"/>
+          <w:sz w:val="22"/>
+        </w:rPr>
+      </w:r>
+      <w:r>
+        <w:rPr>
+          <w:rFonts w:ascii="Arial" w:hAnsi="Arial"/>
+          <w:b/>
+          <w:i w:val="0"/>
+          <w:color w:val="000000"/>
+          <w:sz w:val="22"/>
+        </w:rPr>
+        <w:t>Assoc. Prof. [ПІБ], Науковий керівник WP4</w:t>
+      </w:r>
+      <w:r>
+        <w:rPr>
+          <w:rFonts w:ascii="Arial" w:hAnsi="Arial"/>
+          <w:b w:val="0"/>
+          <w:i w:val="0"/>
+          <w:color w:val="000000"/>
+          <w:sz w:val="22"/>
+        </w:rPr>
+        <w:t xml:space="preserve"> — Спеціаліст у галузі physics-informed machine learning та оптимізації енергосистем. Публікації у провідних журналах (IEEE Transactions on Power Systems, Applied Energy). Досвід роботи зі SINTEF Energy Research у спільних промислових проєктах. Відповідає за наукове керівництво WP4 (Living Lab та пілотні проєкти) та методологічну підтримку курсу з PINN.</w:t>
+      </w:r>
+    </w:p>
+    <w:p>
+      <w:pPr>
+        <w:spacing w:before="0" w:after="120"/>
+      </w:pPr>
+      <w:r>
+        <w:rPr>
+          <w:rFonts w:ascii="Arial" w:hAnsi="Arial"/>
+          <w:b w:val="0"/>
+          <w:i w:val="0"/>
+          <w:color w:val="000000"/>
+          <w:sz w:val="22"/>
+        </w:rPr>
+      </w:r>
+      <w:r>
+        <w:rPr>
+          <w:rFonts w:ascii="Arial" w:hAnsi="Arial"/>
+          <w:b/>
+          <w:i w:val="0"/>
+          <w:color w:val="000000"/>
+          <w:sz w:val="22"/>
+        </w:rPr>
+        <w:t>Dr. [ПІБ], Спеціаліст з кібербезпеки для енергетичних систем</w:t>
+      </w:r>
+      <w:r>
+        <w:rPr>
+          <w:rFonts w:ascii="Arial" w:hAnsi="Arial"/>
+          <w:b w:val="0"/>
+          <w:i w:val="0"/>
+          <w:color w:val="000000"/>
+          <w:sz w:val="22"/>
+        </w:rPr>
+        <w:t xml:space="preserve"> — Досвід у дослідженні вразливостей SCADA та захисту критичної інфраструктури. Консультант програми кібербезпеки NTNU для норвезької нафтогазової промисловості. Відповідає за розробку модуля «Кібербезпека цифрової енергетичної інфраструктури» та аудит Living Lab (М18).</w:t>
+      </w:r>
+    </w:p>
+    <w:p>
+      <w:pPr>
+        <w:spacing w:before="160" w:after="80"/>
+      </w:pPr>
+      <w:r>
+        <w:rPr>
+          <w:rFonts w:ascii="Arial" w:hAnsi="Arial"/>
+          <w:b/>
+          <w:i w:val="0"/>
+          <w:color w:val="000000"/>
+          <w:sz w:val="22"/>
+        </w:rPr>
+        <w:t>Запорізький національний університет (ЗНУ)</w:t>
+      </w:r>
+    </w:p>
+    <w:p>
+      <w:pPr>
+        <w:spacing w:before="0" w:after="120"/>
+      </w:pPr>
+      <w:r>
+        <w:rPr>
+          <w:rFonts w:ascii="Arial" w:hAnsi="Arial"/>
+          <w:b w:val="0"/>
+          <w:i w:val="0"/>
+          <w:color w:val="000000"/>
+          <w:sz w:val="22"/>
+        </w:rPr>
+      </w:r>
+      <w:r>
+        <w:rPr>
+          <w:rFonts w:ascii="Arial" w:hAnsi="Arial"/>
+          <w:b/>
+          <w:i w:val="0"/>
+          <w:color w:val="000000"/>
+          <w:sz w:val="22"/>
+        </w:rPr>
+        <w:t>Проф. [ПІБ], Заступник координатора проєкту (ЗНУ)</w:t>
+      </w:r>
+      <w:r>
+        <w:rPr>
+          <w:rFonts w:ascii="Arial" w:hAnsi="Arial"/>
+          <w:b w:val="0"/>
+          <w:i w:val="0"/>
+          <w:color w:val="000000"/>
+          <w:sz w:val="22"/>
+        </w:rPr>
+        <w:t xml:space="preserve"> — Декан або завідувач кафедри Інженерного науково-освітнього інституту або факультету математики ЗНУ. Дослідницький досвід у галузі цифрових двійників для промислових систем та паралельних обчислень (HPC). Бере участь принаймні в 2 активних міжнародних проєктах (Erasmus+ або Horizon). Відповідає за керівництво WP3 і WP5 (ЗНУ-складова), взаємодію з місцевою промисловістю, координацію Living Lab.</w:t>
+      </w:r>
+    </w:p>
+    <w:p>
+      <w:pPr>
+        <w:spacing w:before="0" w:after="120"/>
+      </w:pPr>
+      <w:r>
+        <w:rPr>
+          <w:rFonts w:ascii="Arial" w:hAnsi="Arial"/>
+          <w:b w:val="0"/>
+          <w:i w:val="0"/>
+          <w:color w:val="000000"/>
+          <w:sz w:val="22"/>
+        </w:rPr>
+      </w:r>
+      <w:r>
+        <w:rPr>
+          <w:rFonts w:ascii="Arial" w:hAnsi="Arial"/>
+          <w:b/>
+          <w:i w:val="0"/>
+          <w:color w:val="000000"/>
+          <w:sz w:val="22"/>
+        </w:rPr>
+        <w:t>Доц. [ПІБ], Провідний розробник навчальних програм (ЗНУ)</w:t>
+      </w:r>
+      <w:r>
+        <w:rPr>
+          <w:rFonts w:ascii="Arial" w:hAnsi="Arial"/>
+          <w:b w:val="0"/>
+          <w:i w:val="0"/>
+          <w:color w:val="000000"/>
+          <w:sz w:val="22"/>
+        </w:rPr>
+        <w:t xml:space="preserve"> — Фахівець у галузі IoT та хмарних платформ (Microsoft Azure, Azure IoT Hub). Практичний досвід розгортання Azure-рішень в університетській інфраструктурі ЗНУ. Відповідає за технічну розробку модулів «Промисловий IoT та SCADA-інтеграція», «Симуляційна оптимізація», координацію розгортання Living Lab.</w:t>
+      </w:r>
+    </w:p>
+    <w:p>
+      <w:pPr>
+        <w:spacing w:before="0" w:after="120"/>
+      </w:pPr>
+      <w:r>
+        <w:rPr>
+          <w:rFonts w:ascii="Arial" w:hAnsi="Arial"/>
+          <w:b w:val="0"/>
+          <w:i w:val="0"/>
+          <w:color w:val="000000"/>
+          <w:sz w:val="22"/>
+        </w:rPr>
+      </w:r>
+      <w:r>
+        <w:rPr>
+          <w:rFonts w:ascii="Arial" w:hAnsi="Arial"/>
+          <w:b/>
+          <w:i w:val="0"/>
+          <w:color w:val="000000"/>
+          <w:sz w:val="22"/>
+        </w:rPr>
+        <w:t>Доц. [ПІБ], Спеціаліст зі smart grids та ВДЕ (ЗНУ)</w:t>
+      </w:r>
+      <w:r>
+        <w:rPr>
+          <w:rFonts w:ascii="Arial" w:hAnsi="Arial"/>
+          <w:b w:val="0"/>
+          <w:i w:val="0"/>
+          <w:color w:val="000000"/>
+          <w:sz w:val="22"/>
+        </w:rPr>
+        <w:t xml:space="preserve"> — Дослідницький профіль у галузі smart grids, управлінні розподіленою генерацією та підвищенні енергетичної стійкості. Автор публікацій у Q1–Q2 журналах з відновлюваної енергетики. Відповідає за розробку модуля «Прогностичне обслуговування» та наукову частину пілотного проєкту 2 (WP4).</w:t>
+      </w:r>
+    </w:p>
+    <w:p>
+      <w:pPr>
+        <w:spacing w:before="160" w:after="80"/>
+      </w:pPr>
+      <w:r>
+        <w:rPr>
+          <w:rFonts w:ascii="Arial" w:hAnsi="Arial"/>
+          <w:b/>
+          <w:i w:val="0"/>
+          <w:color w:val="000000"/>
+          <w:sz w:val="22"/>
+        </w:rPr>
+        <w:t>Університет-партнер 2 (буде підтверджено NTNU)</w:t>
+      </w:r>
+    </w:p>
+    <w:p>
+      <w:pPr>
+        <w:spacing w:before="0" w:after="120"/>
+      </w:pPr>
+      <w:r>
+        <w:rPr>
+          <w:rFonts w:ascii="Arial" w:hAnsi="Arial"/>
+          <w:b w:val="0"/>
+          <w:i w:val="0"/>
+          <w:color w:val="000000"/>
+          <w:sz w:val="22"/>
+        </w:rPr>
+      </w:r>
+      <w:r>
+        <w:rPr>
+          <w:rFonts w:ascii="Arial" w:hAnsi="Arial"/>
+          <w:b/>
+          <w:i w:val="0"/>
+          <w:color w:val="000000"/>
+          <w:sz w:val="22"/>
+        </w:rPr>
+        <w:t>[ПІБ], Керівник WP1 (Партнер-2)</w:t>
+      </w:r>
+      <w:r>
+        <w:rPr>
+          <w:rFonts w:ascii="Arial" w:hAnsi="Arial"/>
+          <w:b w:val="0"/>
+          <w:i w:val="0"/>
+          <w:color w:val="000000"/>
+          <w:sz w:val="22"/>
+        </w:rPr>
+        <w:t xml:space="preserve"> — Провідний фахівець з технічної університетської освіти в галузі енергетики/комп'ютерних наук з документованим досвідом реформування навчальних програм (наприклад, у межах Erasmus+ CBHE). Відповідає за координацію розробки та акредитації нових модулів на боці Партнера-2, розбудову педагогічних компетенцій НПП Партнера-2.</w:t>
       </w:r>
     </w:p>
     <w:p>
@@ -1942,142 +5122,536 @@
       </w:pPr>
     </w:p>
     <w:p>
-      <w:pPr/>
-      <w:r>
-        <w:rPr>
-          <w:rFonts w:ascii="Arial" w:hAnsi="Arial"/>
-          <w:color w:val="000000"/>
-          <w:sz w:val="22"/>
-        </w:rPr>
-        <w:t>## 3.2 Залучення, взаємодія та розподіл роботи між партнерами</w:t>
-      </w:r>
-    </w:p>
-    <w:p>
-      <w:pPr/>
-      <w:r>
-        <w:rPr>
-          <w:rFonts w:ascii="Arial" w:hAnsi="Arial"/>
-          <w:color w:val="000000"/>
-          <w:sz w:val="22"/>
-        </w:rPr>
-        <w:t>### Управлінська структура</w:t>
-      </w:r>
-    </w:p>
-    <w:p>
-      <w:pPr/>
-      <w:r>
-        <w:rPr>
-          <w:rFonts w:ascii="Arial" w:hAnsi="Arial"/>
-          <w:color w:val="000000"/>
-          <w:sz w:val="22"/>
-        </w:rPr>
-        <w:t>**Наглядова рада (Steering Committee, SC):** Включає по 2 представники від кожного партнера (NTNU, ЗНУ, Партнер-2); щонайменше 40% членів — жінки. SC приймає стратегічні рішення, затверджує щорічні плани та звіти, розглядає питання ризиків. Засідання — щоквартально (онлайн); позачергові — за потребою. Рішення приймаються консенсусом; за неможливості — голосуванням (NTNU має veto у питаннях дотримання норвезького законодавства та вимог HK-dir).</w:t>
-      </w:r>
-    </w:p>
-    <w:p>
-      <w:pPr/>
-      <w:r>
-        <w:rPr>
-          <w:rFonts w:ascii="Arial" w:hAnsi="Arial"/>
-          <w:color w:val="000000"/>
-          <w:sz w:val="22"/>
-        </w:rPr>
-        <w:t>**Виконавчий комітет (Executive Committee, EC):** Координатор проєкту (NTNU), обидва заступники координаторів (ЗНУ та Партнер-2), фінансовий менеджер (NTNU). Оперативні засідання — щомісяця (45 хв. онлайн). EC відповідає за повсякденне управління, моніторинг показників, вирішення операційних питань.</w:t>
-      </w:r>
-    </w:p>
-    <w:p>
-      <w:pPr/>
-      <w:r>
-        <w:rPr>
-          <w:rFonts w:ascii="Arial" w:hAnsi="Arial"/>
-          <w:color w:val="000000"/>
-          <w:sz w:val="22"/>
-        </w:rPr>
-        <w:t>**Керівники робочих пакетів (WP Leads):** WP1 — NTNU (провідний) + Партнер-2; WP2 — NTNU (провідний) + ЗНУ; WP3 — ЗНУ (провідний) + Партнер-2; WP4 — ЗНУ (провідний) + NTNU; WP5 — ЗНУ (провідний) + NTNU.</w:t>
-      </w:r>
-    </w:p>
-    <w:p>
-      <w:pPr/>
-      <w:r>
-        <w:rPr>
-          <w:rFonts w:ascii="Arial" w:hAnsi="Arial"/>
-          <w:color w:val="000000"/>
-          <w:sz w:val="22"/>
-        </w:rPr>
-        <w:t>### Розподіл бюджету та ролей</w:t>
-      </w:r>
-    </w:p>
-    <w:p>
-      <w:pPr/>
-      <w:r>
-        <w:rPr>
-          <w:rFonts w:ascii="Arial" w:hAnsi="Arial"/>
-          <w:color w:val="000000"/>
-          <w:sz w:val="22"/>
-        </w:rPr>
-        <w:t>| Партнер | Роль | Частка бюджету | Ключові WP |</w:t>
-        <w:br/>
-        <w:t>|---|---|---|---|</w:t>
-        <w:br/>
-        <w:t>| NTNU | Координатор, методологічний лідер | ~28% (≤30% за правилами HK-dir) | WP1, WP2 |</w:t>
-        <w:br/>
-        <w:t>| ЗНУ | Основний навчальний і дослідницький партнер | ~42% | WP3, WP4, WP5 |</w:t>
-        <w:br/>
-        <w:t>| Партнер-2 | Другий навчальний партнер | ~30% | WP1, WP3 |</w:t>
-      </w:r>
-    </w:p>
-    <w:p>
-      <w:pPr/>
-      <w:r>
-        <w:rPr>
-          <w:rFonts w:ascii="Arial" w:hAnsi="Arial"/>
-          <w:color w:val="000000"/>
-          <w:sz w:val="22"/>
-        </w:rPr>
-        <w:t>### Механізми взаємодії</w:t>
-      </w:r>
-    </w:p>
-    <w:p>
-      <w:pPr/>
-      <w:r>
-        <w:rPr>
-          <w:rFonts w:ascii="Arial" w:hAnsi="Arial"/>
-          <w:color w:val="000000"/>
-          <w:sz w:val="22"/>
-        </w:rPr>
-        <w:t>- **Спільна цифрова платформа:** Microsoft Teams + SharePoint використовуються для спільної роботи над документами, спілкування та зберігання матеріалів. Усі матеріали — в захищеному хмарному середовищі.</w:t>
-        <w:br/>
-        <w:t>- **Планові обміни:** Щомісяця — 15-хвилинний «pulse check» між WP-лідерами; щокварталу — повний огляд прогресу SC; щорічно — очна стратегічна сесія (по черзі в Тронгеймі та в Україні або у нейтральному місці в ЄС).</w:t>
-        <w:br/>
-        <w:t>- **Спільний репозиторій KPI:** Панель моніторингу результатів у реальному часі (Google Data Studio або Power BI) доступна всім членам SC та HK-dir на запит.</w:t>
-      </w:r>
-    </w:p>
-    <w:p>
-      <w:pPr/>
-      <w:r>
-        <w:rPr>
-          <w:rFonts w:ascii="Arial" w:hAnsi="Arial"/>
-          <w:color w:val="000000"/>
-          <w:sz w:val="22"/>
-        </w:rPr>
-        <w:t>### Залучення стейкхолдерів</w:t>
-      </w:r>
-    </w:p>
-    <w:p>
-      <w:pPr/>
-      <w:r>
-        <w:rPr>
-          <w:rFonts w:ascii="Arial" w:hAnsi="Arial"/>
-          <w:color w:val="000000"/>
-          <w:sz w:val="22"/>
-        </w:rPr>
-        <w:t>- **Консультативна рада промисловості (Industry Advisory Board, IAB):** 5 представників енергетичних компаній (оператори розподільних мереж, підприємства ВДЕ, постачальники SCADA) беруть участь у щорічних засіданнях IAB, рецензують навчальні програми та пропонують реальні кейси для WP4. Залучення IAB забезпечує відповідність програми ринковим потребам і сприяє працевлаштуванню випускників.</w:t>
-        <w:br/>
-        <w:t>- **МОН України:** Регулярна взаємодія щодо акредитації нових модулів (WP1); проєкт прагне отримати статус «зразкової програми» (pilot program) МОН для можливої реплікації в інших університетах.</w:t>
-        <w:br/>
-        <w:t>- **Місцеві органи влади Запорізької та регіону Партнера-2:** Інформування про результати проєкту через регіональні освітні адміністрації; пошук можливостей для партнерства у відновленні місцевої енергетичної інфраструктури.</w:t>
-        <w:br/>
-        <w:t>- **Норвезьке посольство в Україні:** Залучення до публічних заходів (конференції, хакатони) для підвищення видимості норвезько-українського співробітництва.</w:t>
+      <w:pPr>
+        <w:pStyle w:val="Ingenmellomrom"/>
+      </w:pPr>
+      <w:r/>
+    </w:p>
+    <w:p>
+      <w:pPr>
+        <w:spacing w:before="160" w:after="80"/>
+      </w:pPr>
+      <w:r>
+        <w:rPr>
+          <w:rFonts w:ascii="Arial" w:hAnsi="Arial"/>
+          <w:b/>
+          <w:i w:val="0"/>
+          <w:color w:val="000000"/>
+          <w:sz w:val="22"/>
+        </w:rPr>
+        <w:t>Залучення, взаємодія та розподіл роботи між партнерами</w:t>
+      </w:r>
+    </w:p>
+    <w:p>
+      <w:pPr>
+        <w:spacing w:before="160" w:after="80"/>
+      </w:pPr>
+      <w:r>
+        <w:rPr>
+          <w:rFonts w:ascii="Arial" w:hAnsi="Arial"/>
+          <w:b/>
+          <w:i w:val="0"/>
+          <w:color w:val="000000"/>
+          <w:sz w:val="22"/>
+        </w:rPr>
+        <w:t>Управлінська структура</w:t>
+      </w:r>
+    </w:p>
+    <w:p>
+      <w:pPr>
+        <w:spacing w:before="0" w:after="120"/>
+      </w:pPr>
+      <w:r>
+        <w:rPr>
+          <w:rFonts w:ascii="Arial" w:hAnsi="Arial"/>
+          <w:b w:val="0"/>
+          <w:i w:val="0"/>
+          <w:color w:val="000000"/>
+          <w:sz w:val="22"/>
+        </w:rPr>
+      </w:r>
+      <w:r>
+        <w:rPr>
+          <w:rFonts w:ascii="Arial" w:hAnsi="Arial"/>
+          <w:b/>
+          <w:i w:val="0"/>
+          <w:color w:val="000000"/>
+          <w:sz w:val="22"/>
+        </w:rPr>
+        <w:t>Наглядова рада (Steering Committee, SC):</w:t>
+      </w:r>
+      <w:r>
+        <w:rPr>
+          <w:rFonts w:ascii="Arial" w:hAnsi="Arial"/>
+          <w:b w:val="0"/>
+          <w:i w:val="0"/>
+          <w:color w:val="000000"/>
+          <w:sz w:val="22"/>
+        </w:rPr>
+        <w:t xml:space="preserve"> Включає по 2 представники від кожного партнера (NTNU, ЗНУ, Партнер-2); щонайменше 40% членів — жінки. SC приймає стратегічні рішення, затверджує щорічні плани та звіти, розглядає питання ризиків. Засідання — щоквартально (онлайн); позачергові — за потребою. Рішення приймаються консенсусом; за неможливості — голосуванням (NTNU має veto у питаннях дотримання норвезького законодавства та вимог HK-dir).</w:t>
+      </w:r>
+    </w:p>
+    <w:p>
+      <w:pPr>
+        <w:spacing w:before="0" w:after="120"/>
+      </w:pPr>
+      <w:r>
+        <w:rPr>
+          <w:rFonts w:ascii="Arial" w:hAnsi="Arial"/>
+          <w:b w:val="0"/>
+          <w:i w:val="0"/>
+          <w:color w:val="000000"/>
+          <w:sz w:val="22"/>
+        </w:rPr>
+      </w:r>
+      <w:r>
+        <w:rPr>
+          <w:rFonts w:ascii="Arial" w:hAnsi="Arial"/>
+          <w:b/>
+          <w:i w:val="0"/>
+          <w:color w:val="000000"/>
+          <w:sz w:val="22"/>
+        </w:rPr>
+        <w:t>Виконавчий комітет (Executive Committee, EC):</w:t>
+      </w:r>
+      <w:r>
+        <w:rPr>
+          <w:rFonts w:ascii="Arial" w:hAnsi="Arial"/>
+          <w:b w:val="0"/>
+          <w:i w:val="0"/>
+          <w:color w:val="000000"/>
+          <w:sz w:val="22"/>
+        </w:rPr>
+        <w:t xml:space="preserve"> Координатор проєкту (NTNU), обидва заступники координаторів (ЗНУ та Партнер-2), фінансовий менеджер (NTNU). Оперативні засідання — щомісяця (45 хв. онлайн). EC відповідає за повсякденне управління, моніторинг показників, вирішення операційних питань.</w:t>
+      </w:r>
+    </w:p>
+    <w:p>
+      <w:pPr>
+        <w:spacing w:before="0" w:after="120"/>
+      </w:pPr>
+      <w:r>
+        <w:rPr>
+          <w:rFonts w:ascii="Arial" w:hAnsi="Arial"/>
+          <w:b w:val="0"/>
+          <w:i w:val="0"/>
+          <w:color w:val="000000"/>
+          <w:sz w:val="22"/>
+        </w:rPr>
+      </w:r>
+      <w:r>
+        <w:rPr>
+          <w:rFonts w:ascii="Arial" w:hAnsi="Arial"/>
+          <w:b/>
+          <w:i w:val="0"/>
+          <w:color w:val="000000"/>
+          <w:sz w:val="22"/>
+        </w:rPr>
+        <w:t>Керівники робочих пакетів (WP Leads):</w:t>
+      </w:r>
+      <w:r>
+        <w:rPr>
+          <w:rFonts w:ascii="Arial" w:hAnsi="Arial"/>
+          <w:b w:val="0"/>
+          <w:i w:val="0"/>
+          <w:color w:val="000000"/>
+          <w:sz w:val="22"/>
+        </w:rPr>
+        <w:t xml:space="preserve"> WP1 — NTNU (провідний) + Партнер-2; WP2 — NTNU (провідний) + ЗНУ; WP3 — ЗНУ (провідний) + Партнер-2; WP4 — ЗНУ (провідний) + NTNU; WP5 — ЗНУ (провідний) + NTNU.</w:t>
+      </w:r>
+    </w:p>
+    <w:p>
+      <w:pPr>
+        <w:spacing w:before="160" w:after="80"/>
+      </w:pPr>
+      <w:r>
+        <w:rPr>
+          <w:rFonts w:ascii="Arial" w:hAnsi="Arial"/>
+          <w:b/>
+          <w:i w:val="0"/>
+          <w:color w:val="000000"/>
+          <w:sz w:val="22"/>
+        </w:rPr>
+        <w:t>Розподіл бюджету та ролей</w:t>
+      </w:r>
+    </w:p>
+    <w:p>
+      <w:pPr>
+        <w:spacing w:before="0" w:after="80"/>
+      </w:pPr>
+      <w:r>
+        <w:rPr>
+          <w:rFonts w:ascii="Arial" w:hAnsi="Arial"/>
+          <w:b w:val="0"/>
+          <w:i w:val="0"/>
+          <w:color w:val="000000"/>
+          <w:sz w:val="22"/>
+        </w:rPr>
+        <w:t>Партнер</w:t>
+        <w:tab/>
+        <w:t>Роль</w:t>
+        <w:tab/>
+        <w:t>Частка бюджету</w:t>
+        <w:tab/>
+        <w:t>Ключові WP</w:t>
+      </w:r>
+    </w:p>
+    <w:p>
+      <w:pPr>
+        <w:spacing w:before="0" w:after="80"/>
+      </w:pPr>
+      <w:r>
+        <w:rPr>
+          <w:rFonts w:ascii="Arial" w:hAnsi="Arial"/>
+          <w:b w:val="0"/>
+          <w:i w:val="0"/>
+          <w:color w:val="000000"/>
+          <w:sz w:val="22"/>
+        </w:rPr>
+        <w:t>NTNU</w:t>
+        <w:tab/>
+        <w:t>Координатор, методологічний лідер</w:t>
+        <w:tab/>
+        <w:t>~28% (≤30% за правилами HK-dir)</w:t>
+        <w:tab/>
+        <w:t>WP1, WP2</w:t>
+      </w:r>
+    </w:p>
+    <w:p>
+      <w:pPr>
+        <w:spacing w:before="0" w:after="80"/>
+      </w:pPr>
+      <w:r>
+        <w:rPr>
+          <w:rFonts w:ascii="Arial" w:hAnsi="Arial"/>
+          <w:b w:val="0"/>
+          <w:i w:val="0"/>
+          <w:color w:val="000000"/>
+          <w:sz w:val="22"/>
+        </w:rPr>
+        <w:t>ЗНУ</w:t>
+        <w:tab/>
+        <w:t>Основний навчальний і дослідницький партнер</w:t>
+        <w:tab/>
+        <w:t>~42%</w:t>
+        <w:tab/>
+        <w:t>WP3, WP4, WP5</w:t>
+      </w:r>
+    </w:p>
+    <w:p>
+      <w:pPr>
+        <w:spacing w:before="0" w:after="80"/>
+      </w:pPr>
+      <w:r>
+        <w:rPr>
+          <w:rFonts w:ascii="Arial" w:hAnsi="Arial"/>
+          <w:b w:val="0"/>
+          <w:i w:val="0"/>
+          <w:color w:val="000000"/>
+          <w:sz w:val="22"/>
+        </w:rPr>
+        <w:t>Партнер-2</w:t>
+        <w:tab/>
+        <w:t>Другий навчальний партнер</w:t>
+        <w:tab/>
+        <w:t>~30%</w:t>
+        <w:tab/>
+        <w:t>WP1, WP3</w:t>
+      </w:r>
+    </w:p>
+    <w:p>
+      <w:pPr>
+        <w:spacing w:before="160" w:after="80"/>
+      </w:pPr>
+      <w:r>
+        <w:rPr>
+          <w:rFonts w:ascii="Arial" w:hAnsi="Arial"/>
+          <w:b/>
+          <w:i w:val="0"/>
+          <w:color w:val="000000"/>
+          <w:sz w:val="22"/>
+        </w:rPr>
+        <w:t>Механізми взаємодії</w:t>
+      </w:r>
+    </w:p>
+    <w:p>
+      <w:pPr>
+        <w:spacing w:before="0" w:after="80"/>
+        <w:ind w:left="425" w:hanging="198"/>
+      </w:pPr>
+      <w:r>
+        <w:t xml:space="preserve">– </w:t>
+      </w:r>
+      <w:r>
+        <w:rPr>
+          <w:rFonts w:ascii="Arial" w:hAnsi="Arial"/>
+          <w:b w:val="0"/>
+          <w:i w:val="0"/>
+          <w:color w:val="000000"/>
+          <w:sz w:val="22"/>
+        </w:rPr>
+      </w:r>
+      <w:r>
+        <w:rPr>
+          <w:rFonts w:ascii="Arial" w:hAnsi="Arial"/>
+          <w:b/>
+          <w:i w:val="0"/>
+          <w:color w:val="000000"/>
+          <w:sz w:val="22"/>
+        </w:rPr>
+        <w:t>Спільна цифрова платформа:</w:t>
+      </w:r>
+      <w:r>
+        <w:rPr>
+          <w:rFonts w:ascii="Arial" w:hAnsi="Arial"/>
+          <w:b w:val="0"/>
+          <w:i w:val="0"/>
+          <w:color w:val="000000"/>
+          <w:sz w:val="22"/>
+        </w:rPr>
+        <w:t xml:space="preserve"> Microsoft Teams + SharePoint використовуються для спільної роботи над документами, спілкування та зберігання матеріалів. Усі матеріали — в захищеному хмарному середовищі.</w:t>
+      </w:r>
+    </w:p>
+    <w:p>
+      <w:pPr>
+        <w:spacing w:before="0" w:after="80"/>
+        <w:ind w:left="425" w:hanging="198"/>
+      </w:pPr>
+      <w:r>
+        <w:t xml:space="preserve">– </w:t>
+      </w:r>
+      <w:r>
+        <w:rPr>
+          <w:rFonts w:ascii="Arial" w:hAnsi="Arial"/>
+          <w:b w:val="0"/>
+          <w:i w:val="0"/>
+          <w:color w:val="000000"/>
+          <w:sz w:val="22"/>
+        </w:rPr>
+      </w:r>
+      <w:r>
+        <w:rPr>
+          <w:rFonts w:ascii="Arial" w:hAnsi="Arial"/>
+          <w:b/>
+          <w:i w:val="0"/>
+          <w:color w:val="000000"/>
+          <w:sz w:val="22"/>
+        </w:rPr>
+        <w:t>Планові обміни:</w:t>
+      </w:r>
+      <w:r>
+        <w:rPr>
+          <w:rFonts w:ascii="Arial" w:hAnsi="Arial"/>
+          <w:b w:val="0"/>
+          <w:i w:val="0"/>
+          <w:color w:val="000000"/>
+          <w:sz w:val="22"/>
+        </w:rPr>
+        <w:t xml:space="preserve"> Щомісяця — 15-хвилинний «pulse check» між WP-лідерами; щокварталу — повний огляд прогресу SC; щорічно — очна стратегічна сесія (по черзі в Тронгеймі та в Україні або у нейтральному місці в ЄС).</w:t>
+      </w:r>
+    </w:p>
+    <w:p>
+      <w:pPr>
+        <w:spacing w:before="0" w:after="80"/>
+        <w:ind w:left="425" w:hanging="198"/>
+      </w:pPr>
+      <w:r>
+        <w:t xml:space="preserve">– </w:t>
+      </w:r>
+      <w:r>
+        <w:rPr>
+          <w:rFonts w:ascii="Arial" w:hAnsi="Arial"/>
+          <w:b w:val="0"/>
+          <w:i w:val="0"/>
+          <w:color w:val="000000"/>
+          <w:sz w:val="22"/>
+        </w:rPr>
+      </w:r>
+      <w:r>
+        <w:rPr>
+          <w:rFonts w:ascii="Arial" w:hAnsi="Arial"/>
+          <w:b/>
+          <w:i w:val="0"/>
+          <w:color w:val="000000"/>
+          <w:sz w:val="22"/>
+        </w:rPr>
+        <w:t>Спільний репозиторій KPI:</w:t>
+      </w:r>
+      <w:r>
+        <w:rPr>
+          <w:rFonts w:ascii="Arial" w:hAnsi="Arial"/>
+          <w:b w:val="0"/>
+          <w:i w:val="0"/>
+          <w:color w:val="000000"/>
+          <w:sz w:val="22"/>
+        </w:rPr>
+        <w:t xml:space="preserve"> Панель моніторингу результатів у реальному часі (Google Data Studio або Power BI) доступна всім членам SC та HK-dir на запит.</w:t>
+      </w:r>
+    </w:p>
+    <w:p>
+      <w:pPr>
+        <w:spacing w:before="160" w:after="80"/>
+      </w:pPr>
+      <w:r>
+        <w:rPr>
+          <w:rFonts w:ascii="Arial" w:hAnsi="Arial"/>
+          <w:b/>
+          <w:i w:val="0"/>
+          <w:color w:val="000000"/>
+          <w:sz w:val="22"/>
+        </w:rPr>
+        <w:t>Залучення стейкхолдерів</w:t>
+      </w:r>
+    </w:p>
+    <w:p>
+      <w:pPr>
+        <w:spacing w:before="0" w:after="80"/>
+        <w:ind w:left="425" w:hanging="198"/>
+      </w:pPr>
+      <w:r>
+        <w:t xml:space="preserve">– </w:t>
+      </w:r>
+      <w:r>
+        <w:rPr>
+          <w:rFonts w:ascii="Arial" w:hAnsi="Arial"/>
+          <w:b w:val="0"/>
+          <w:i w:val="0"/>
+          <w:color w:val="000000"/>
+          <w:sz w:val="22"/>
+        </w:rPr>
+      </w:r>
+      <w:r>
+        <w:rPr>
+          <w:rFonts w:ascii="Arial" w:hAnsi="Arial"/>
+          <w:b/>
+          <w:i w:val="0"/>
+          <w:color w:val="000000"/>
+          <w:sz w:val="22"/>
+        </w:rPr>
+        <w:t>Консультативна рада промисловості (Industry Advisory Board, IAB):</w:t>
+      </w:r>
+      <w:r>
+        <w:rPr>
+          <w:rFonts w:ascii="Arial" w:hAnsi="Arial"/>
+          <w:b w:val="0"/>
+          <w:i w:val="0"/>
+          <w:color w:val="000000"/>
+          <w:sz w:val="22"/>
+        </w:rPr>
+        <w:t xml:space="preserve"> 5 представників енергетичних компаній (оператори розподільних мереж, підприємства ВДЕ, постачальники SCADA) беруть участь у щорічних засіданнях IAB, рецензують навчальні програми та пропонують реальні кейси для WP4. Залучення IAB забезпечує відповідність програми ринковим потребам і сприяє працевлаштуванню випускників.</w:t>
+      </w:r>
+    </w:p>
+    <w:p>
+      <w:pPr>
+        <w:spacing w:before="0" w:after="80"/>
+        <w:ind w:left="425" w:hanging="198"/>
+      </w:pPr>
+      <w:r>
+        <w:t xml:space="preserve">– </w:t>
+      </w:r>
+      <w:r>
+        <w:rPr>
+          <w:rFonts w:ascii="Arial" w:hAnsi="Arial"/>
+          <w:b w:val="0"/>
+          <w:i w:val="0"/>
+          <w:color w:val="000000"/>
+          <w:sz w:val="22"/>
+        </w:rPr>
+      </w:r>
+      <w:r>
+        <w:rPr>
+          <w:rFonts w:ascii="Arial" w:hAnsi="Arial"/>
+          <w:b/>
+          <w:i w:val="0"/>
+          <w:color w:val="000000"/>
+          <w:sz w:val="22"/>
+        </w:rPr>
+        <w:t>МОН України:</w:t>
+      </w:r>
+      <w:r>
+        <w:rPr>
+          <w:rFonts w:ascii="Arial" w:hAnsi="Arial"/>
+          <w:b w:val="0"/>
+          <w:i w:val="0"/>
+          <w:color w:val="000000"/>
+          <w:sz w:val="22"/>
+        </w:rPr>
+        <w:t xml:space="preserve"> Регулярна взаємодія щодо акредитації нових модулів (WP1); проєкт прагне отримати статус «зразкової програми» (pilot program) МОН для можливої реплікації в інших університетах.</w:t>
+      </w:r>
+    </w:p>
+    <w:p>
+      <w:pPr>
+        <w:spacing w:before="0" w:after="80"/>
+        <w:ind w:left="425" w:hanging="198"/>
+      </w:pPr>
+      <w:r>
+        <w:t xml:space="preserve">– </w:t>
+      </w:r>
+      <w:r>
+        <w:rPr>
+          <w:rFonts w:ascii="Arial" w:hAnsi="Arial"/>
+          <w:b w:val="0"/>
+          <w:i w:val="0"/>
+          <w:color w:val="000000"/>
+          <w:sz w:val="22"/>
+        </w:rPr>
+      </w:r>
+      <w:r>
+        <w:rPr>
+          <w:rFonts w:ascii="Arial" w:hAnsi="Arial"/>
+          <w:b/>
+          <w:i w:val="0"/>
+          <w:color w:val="000000"/>
+          <w:sz w:val="22"/>
+        </w:rPr>
+        <w:t>Місцеві органи влади Запорізької та регіону Партнера-2:</w:t>
+      </w:r>
+      <w:r>
+        <w:rPr>
+          <w:rFonts w:ascii="Arial" w:hAnsi="Arial"/>
+          <w:b w:val="0"/>
+          <w:i w:val="0"/>
+          <w:color w:val="000000"/>
+          <w:sz w:val="22"/>
+        </w:rPr>
+        <w:t xml:space="preserve"> Інформування про результати проєкту через регіональні освітні адміністрації; пошук можливостей для партнерства у відновленні місцевої енергетичної інфраструктури.</w:t>
+      </w:r>
+    </w:p>
+    <w:p>
+      <w:pPr>
+        <w:spacing w:before="0" w:after="80"/>
+        <w:ind w:left="425" w:hanging="198"/>
+      </w:pPr>
+      <w:r>
+        <w:t xml:space="preserve">– </w:t>
+      </w:r>
+      <w:r>
+        <w:rPr>
+          <w:rFonts w:ascii="Arial" w:hAnsi="Arial"/>
+          <w:b w:val="0"/>
+          <w:i w:val="0"/>
+          <w:color w:val="000000"/>
+          <w:sz w:val="22"/>
+        </w:rPr>
+      </w:r>
+      <w:r>
+        <w:rPr>
+          <w:rFonts w:ascii="Arial" w:hAnsi="Arial"/>
+          <w:b/>
+          <w:i w:val="0"/>
+          <w:color w:val="000000"/>
+          <w:sz w:val="22"/>
+        </w:rPr>
+        <w:t>Норвезьке посольство в Україні:</w:t>
+      </w:r>
+      <w:r>
+        <w:rPr>
+          <w:rFonts w:ascii="Arial" w:hAnsi="Arial"/>
+          <w:b w:val="0"/>
+          <w:i w:val="0"/>
+          <w:color w:val="000000"/>
+          <w:sz w:val="22"/>
+        </w:rPr>
+        <w:t xml:space="preserve"> Залучення до публічних заходів (конференції, хакатони) для підвищення видимості норвезько-українського співробітництва.</w:t>
       </w:r>
     </w:p>
     <w:p>
@@ -2193,76 +5767,167 @@
       </w:pPr>
     </w:p>
     <w:p>
-      <w:pPr/>
-      <w:r>
-        <w:rPr>
-          <w:rFonts w:ascii="Arial" w:hAnsi="Arial"/>
-          <w:color w:val="000000"/>
-          <w:sz w:val="22"/>
-        </w:rPr>
-        <w:t>## 4.1 Вплив проєкту та заходи зі розповсюдження результатів</w:t>
-      </w:r>
-    </w:p>
-    <w:p>
-      <w:pPr/>
-      <w:r>
-        <w:rPr>
-          <w:rFonts w:ascii="Arial" w:hAnsi="Arial"/>
-          <w:color w:val="000000"/>
-          <w:sz w:val="22"/>
-        </w:rPr>
-        <w:t>### Прямий вплив на цільові групи</w:t>
-      </w:r>
-    </w:p>
-    <w:p>
-      <w:pPr/>
-      <w:r>
-        <w:rPr>
-          <w:rFonts w:ascii="Arial" w:hAnsi="Arial"/>
-          <w:color w:val="000000"/>
-          <w:sz w:val="22"/>
-        </w:rPr>
-        <w:t>**Студенти:** Впродовж трьох років проєкту нові навчальні модулі охоплять щонайменше 240 студентів бакалаврату та магістратури технічних спеціальностей ЗНУ та Партнера-2 (80 осіб/рік починаючи з 2-го року). Ці студенти здобудуть унікальні для українського ринку праці компетентності: архітектура цифрових двійників, фізично обґрунтовані нейронні мережі для енергетики, IoT-інтеграція та кібербезпека критичної інфраструктури. 10 кращих студентів пройдуть стажування в NTNU (Трондгейм), здобувши міжнародний досвід та контакти. Щонайменше 150 студентів з числа учасників (розрахунок: 63% від 240) вийдуть на ринок праці у сфері, безпосередньо пов'язаній із відновленням і модернізацією енергетичного сектору України, що підтверджується прогнозами попиту на ринку праці (USAID AMES, 2024).</w:t>
-      </w:r>
-    </w:p>
-    <w:p>
-      <w:pPr/>
-      <w:r>
-        <w:rPr>
-          <w:rFonts w:ascii="Arial" w:hAnsi="Arial"/>
-          <w:color w:val="000000"/>
-          <w:sz w:val="22"/>
-        </w:rPr>
-        <w:t>**Науково-педагогічні працівники:** 30 НПП (не менше 15 від кожного українського партнера) підвищать кваліфікацію та стануть першим в Україні сертифікованим педагогічним колективом у галузі цифрових двійників для енергетики. 8 з них, сертифіковані як «тренери тренерів», набудуть здатності самостійно актуалізувати та поширювати програму після завершення проєкту. Стажування НПП в NTNU розширить їхні дослідницькі мережі та відкриє нові можливості для спільних публікацій і заявок на Horizon Europe.</w:t>
-      </w:r>
-    </w:p>
-    <w:p>
-      <w:pPr/>
-      <w:r>
-        <w:rPr>
-          <w:rFonts w:ascii="Arial" w:hAnsi="Arial"/>
-          <w:color w:val="000000"/>
-          <w:sz w:val="22"/>
-        </w:rPr>
-        <w:t>**Університети-партнери:** Обидва українські університети отримають акредитовані, інтегровані в навчальні плани модулі, функціональну Living Lab як дослідницько-навчальну інфраструктуру вартістю понад NOK 400 000, відкриту бібліотеку навчальних кейсів і наборів даних. Це безпосередньо підвищує їхню привабливість для абітурієнтів і потенційних дослідницьких партнерів.</w:t>
-      </w:r>
-    </w:p>
-    <w:p>
-      <w:pPr/>
-      <w:r>
-        <w:rPr>
-          <w:rFonts w:ascii="Arial" w:hAnsi="Arial"/>
-          <w:color w:val="000000"/>
-          <w:sz w:val="22"/>
-        </w:rPr>
-        <w:t>### Інституційний вплив</w:t>
-      </w:r>
-    </w:p>
-    <w:p>
-      <w:pPr/>
-      <w:r>
-        <w:rPr>
-          <w:rFonts w:ascii="Arial" w:hAnsi="Arial"/>
+      <w:pPr>
+        <w:pStyle w:val="Ingenmellomrom"/>
+      </w:pPr>
+      <w:r/>
+    </w:p>
+    <w:p>
+      <w:pPr>
+        <w:spacing w:before="160" w:after="80"/>
+      </w:pPr>
+      <w:r>
+        <w:rPr>
+          <w:rFonts w:ascii="Arial" w:hAnsi="Arial"/>
+          <w:b/>
+          <w:i w:val="0"/>
+          <w:color w:val="000000"/>
+          <w:sz w:val="22"/>
+        </w:rPr>
+        <w:t>Вплив проєкту та заходи зі розповсюдження результатів</w:t>
+      </w:r>
+    </w:p>
+    <w:p>
+      <w:pPr>
+        <w:spacing w:before="160" w:after="80"/>
+      </w:pPr>
+      <w:r>
+        <w:rPr>
+          <w:rFonts w:ascii="Arial" w:hAnsi="Arial"/>
+          <w:b/>
+          <w:i w:val="0"/>
+          <w:color w:val="000000"/>
+          <w:sz w:val="22"/>
+        </w:rPr>
+        <w:t>Прямий вплив на цільові групи</w:t>
+      </w:r>
+    </w:p>
+    <w:p>
+      <w:pPr>
+        <w:spacing w:before="0" w:after="120"/>
+      </w:pPr>
+      <w:r>
+        <w:rPr>
+          <w:rFonts w:ascii="Arial" w:hAnsi="Arial"/>
+          <w:b w:val="0"/>
+          <w:i w:val="0"/>
+          <w:color w:val="000000"/>
+          <w:sz w:val="22"/>
+        </w:rPr>
+      </w:r>
+      <w:r>
+        <w:rPr>
+          <w:rFonts w:ascii="Arial" w:hAnsi="Arial"/>
+          <w:b/>
+          <w:i w:val="0"/>
+          <w:color w:val="000000"/>
+          <w:sz w:val="22"/>
+        </w:rPr>
+        <w:t>Студенти:</w:t>
+      </w:r>
+      <w:r>
+        <w:rPr>
+          <w:rFonts w:ascii="Arial" w:hAnsi="Arial"/>
+          <w:b w:val="0"/>
+          <w:i w:val="0"/>
+          <w:color w:val="000000"/>
+          <w:sz w:val="22"/>
+        </w:rPr>
+        <w:t xml:space="preserve"> Впродовж трьох років проєкту нові навчальні модулі охоплять щонайменше 240 студентів бакалаврату та магістратури технічних спеціальностей ЗНУ та Партнера-2 (80 осіб/рік починаючи з 2-го року). Ці студенти здобудуть унікальні для українського ринку праці компетентності: архітектура цифрових двійників, фізично обґрунтовані нейронні мережі для енергетики, IoT-інтеграція та кібербезпека критичної інфраструктури. 10 кращих студентів пройдуть стажування в NTNU (Трондгейм), здобувши міжнародний досвід та контакти. Щонайменше 150 студентів з числа учасників (розрахунок: 63% від 240) вийдуть на ринок праці у сфері, безпосередньо пов'язаній із відновленням і модернізацією енергетичного сектору України, що підтверджується прогнозами попиту на ринку праці (USAID AMES, 2024).</w:t>
+      </w:r>
+    </w:p>
+    <w:p>
+      <w:pPr>
+        <w:spacing w:before="0" w:after="120"/>
+      </w:pPr>
+      <w:r>
+        <w:rPr>
+          <w:rFonts w:ascii="Arial" w:hAnsi="Arial"/>
+          <w:b w:val="0"/>
+          <w:i w:val="0"/>
+          <w:color w:val="000000"/>
+          <w:sz w:val="22"/>
+        </w:rPr>
+      </w:r>
+      <w:r>
+        <w:rPr>
+          <w:rFonts w:ascii="Arial" w:hAnsi="Arial"/>
+          <w:b/>
+          <w:i w:val="0"/>
+          <w:color w:val="000000"/>
+          <w:sz w:val="22"/>
+        </w:rPr>
+        <w:t>Науково-педагогічні працівники:</w:t>
+      </w:r>
+      <w:r>
+        <w:rPr>
+          <w:rFonts w:ascii="Arial" w:hAnsi="Arial"/>
+          <w:b w:val="0"/>
+          <w:i w:val="0"/>
+          <w:color w:val="000000"/>
+          <w:sz w:val="22"/>
+        </w:rPr>
+        <w:t xml:space="preserve"> 30 НПП (не менше 15 від кожного українського партнера) підвищать кваліфікацію та стануть першим в Україні сертифікованим педагогічним колективом у галузі цифрових двійників для енергетики. 8 з них, сертифіковані як «тренери тренерів», набудуть здатності самостійно актуалізувати та поширювати програму після завершення проєкту. Стажування НПП в NTNU розширить їхні дослідницькі мережі та відкриє нові можливості для спільних публікацій і заявок на Horizon Europe.</w:t>
+      </w:r>
+    </w:p>
+    <w:p>
+      <w:pPr>
+        <w:spacing w:before="0" w:after="120"/>
+      </w:pPr>
+      <w:r>
+        <w:rPr>
+          <w:rFonts w:ascii="Arial" w:hAnsi="Arial"/>
+          <w:b w:val="0"/>
+          <w:i w:val="0"/>
+          <w:color w:val="000000"/>
+          <w:sz w:val="22"/>
+        </w:rPr>
+      </w:r>
+      <w:r>
+        <w:rPr>
+          <w:rFonts w:ascii="Arial" w:hAnsi="Arial"/>
+          <w:b/>
+          <w:i w:val="0"/>
+          <w:color w:val="000000"/>
+          <w:sz w:val="22"/>
+        </w:rPr>
+        <w:t>Університети-партнери:</w:t>
+      </w:r>
+      <w:r>
+        <w:rPr>
+          <w:rFonts w:ascii="Arial" w:hAnsi="Arial"/>
+          <w:b w:val="0"/>
+          <w:i w:val="0"/>
+          <w:color w:val="000000"/>
+          <w:sz w:val="22"/>
+        </w:rPr>
+        <w:t xml:space="preserve"> Обидва українські університети отримають акредитовані, інтегровані в навчальні плани модулі, функціональну Living Lab як дослідницько-навчальну інфраструктуру вартістю понад NOK 400 000, відкриту бібліотеку навчальних кейсів і наборів даних. Це безпосередньо підвищує їхню привабливість для абітурієнтів і потенційних дослідницьких партнерів.</w:t>
+      </w:r>
+    </w:p>
+    <w:p>
+      <w:pPr>
+        <w:spacing w:before="160" w:after="80"/>
+      </w:pPr>
+      <w:r>
+        <w:rPr>
+          <w:rFonts w:ascii="Arial" w:hAnsi="Arial"/>
+          <w:b/>
+          <w:i w:val="0"/>
+          <w:color w:val="000000"/>
+          <w:sz w:val="22"/>
+        </w:rPr>
+        <w:t>Інституційний вплив</w:t>
+      </w:r>
+    </w:p>
+    <w:p>
+      <w:pPr>
+        <w:spacing w:before="0" w:after="120"/>
+      </w:pPr>
+      <w:r>
+        <w:rPr>
+          <w:rFonts w:ascii="Arial" w:hAnsi="Arial"/>
+          <w:b w:val="0"/>
+          <w:i w:val="0"/>
           <w:color w:val="000000"/>
           <w:sz w:val="22"/>
         </w:rPr>
@@ -2270,10 +5935,14 @@
       </w:r>
     </w:p>
     <w:p>
-      <w:pPr/>
-      <w:r>
-        <w:rPr>
-          <w:rFonts w:ascii="Arial" w:hAnsi="Arial"/>
+      <w:pPr>
+        <w:spacing w:before="0" w:after="120"/>
+      </w:pPr>
+      <w:r>
+        <w:rPr>
+          <w:rFonts w:ascii="Arial" w:hAnsi="Arial"/>
+          <w:b w:val="0"/>
+          <w:i w:val="0"/>
           <w:color w:val="000000"/>
           <w:sz w:val="22"/>
         </w:rPr>
@@ -2281,77 +5950,325 @@
       </w:r>
     </w:p>
     <w:p>
-      <w:pPr/>
-      <w:r>
-        <w:rPr>
-          <w:rFonts w:ascii="Arial" w:hAnsi="Arial"/>
-          <w:color w:val="000000"/>
-          <w:sz w:val="22"/>
-        </w:rPr>
-        <w:t>### Регіональний та національний вплив</w:t>
-      </w:r>
-    </w:p>
-    <w:p>
-      <w:pPr/>
-      <w:r>
-        <w:rPr>
-          <w:rFonts w:ascii="Arial" w:hAnsi="Arial"/>
-          <w:color w:val="000000"/>
-          <w:sz w:val="22"/>
-        </w:rPr>
-        <w:t>**Внесок у відновлення енергетики:** Підготовані фахівці стануть прямими учасниками відновлення зруйнованої енергетичної інфраструктури Запорізької та суміжних областей. Компетентності з цифрового двійника підстанцій та оптимізації розподільних мереж є критично необхідними для «розумного» відновлення — не просто відбудови знищеного, а впровадження нової цифрової архітектури.</w:t>
-      </w:r>
-    </w:p>
-    <w:p>
-      <w:pPr/>
-      <w:r>
-        <w:rPr>
-          <w:rFonts w:ascii="Arial" w:hAnsi="Arial"/>
-          <w:color w:val="000000"/>
-          <w:sz w:val="22"/>
-        </w:rPr>
-        <w:t>**Мультиплікаційний ефект:** Проєкт прагне отримати статус «пілотної програми» МОН України, що відкриє шлях для реплікації навчальних модулів у 10–15 інших технічних університетах України. Відкриті навчальні матеріали (OER) на Zenodo та GitHub доступні всім охочим без обмежень. Очікується, що впродовж 5 років після завершення проєкту (до 2034 р.) більше 1 000 додаткових студентів в Україні матимуть доступ до цих матеріалів через інші університети.</w:t>
-      </w:r>
-    </w:p>
-    <w:p>
-      <w:pPr/>
-      <w:r>
-        <w:rPr>
-          <w:rFonts w:ascii="Arial" w:hAnsi="Arial"/>
-          <w:color w:val="000000"/>
-          <w:sz w:val="22"/>
-        </w:rPr>
-        <w:t>**Індустріальна кооперація:** Industry Advisory Board забезпечить прямий зв'язок навчальної програми з потребами роботодавців. Очікується підписання 2–3 меморандумів про взаєморозуміння між університетами та енергетичними компаніями регіону, що відкриє шлях до спільних дослідницьких проєктів і цільової підготовки фахівців.</w:t>
-      </w:r>
-    </w:p>
-    <w:p>
-      <w:pPr/>
-      <w:r>
-        <w:rPr>
-          <w:rFonts w:ascii="Arial" w:hAnsi="Arial"/>
-          <w:color w:val="000000"/>
-          <w:sz w:val="22"/>
-        </w:rPr>
-        <w:t>### План розповсюдження результатів</w:t>
-      </w:r>
-    </w:p>
-    <w:p>
-      <w:pPr/>
-      <w:r>
-        <w:rPr>
-          <w:rFonts w:ascii="Arial" w:hAnsi="Arial"/>
-          <w:color w:val="000000"/>
-          <w:sz w:val="22"/>
-        </w:rPr>
-        <w:t>- **Наукові публікації:** 8 рецензованих статей у журналах Scopus/WoS Q1–Q2 (IEEE Transactions on Power Systems, Energies, Applied Energy, Renewable and Sustainable Energy Reviews). Мінімум 4 — у відкритому доступі (open access) для максимального охоплення.</w:t>
-        <w:br/>
-        <w:t>- **Відкриті освітні ресурси:** 4 пакети OER (силабуси, лекційні матеріали, набори даних, відеолекції) на Zenodo та GitHub під ліцензією CC BY 4.0.</w:t>
-        <w:br/>
-        <w:t>- **Конференції:** Щорічний онлайн-форум DigiTwin Ukraine; підсумкова очна конференція в Норвегії (М36). Презентації на міжнародних форумах: IEEE PowerTech, EuroPES, CIGRÉ.</w:t>
-        <w:br/>
-        <w:t>- **Медіа-присутність:** Прес-релізи через медіа-служби NTNU та ЗНУ; анонси на сайтах МОН України та HK-dir. LinkedIn-сторінка проєкту для міжнародного поширення.</w:t>
-        <w:br/>
-        <w:t>- **Звіти для стейкхолдерів:** Щорічний публічний звіт для Industry Advisory Board, МОН України та регіональних органів влади.</w:t>
+      <w:pPr>
+        <w:spacing w:before="160" w:after="80"/>
+      </w:pPr>
+      <w:r>
+        <w:rPr>
+          <w:rFonts w:ascii="Arial" w:hAnsi="Arial"/>
+          <w:b/>
+          <w:i w:val="0"/>
+          <w:color w:val="000000"/>
+          <w:sz w:val="22"/>
+        </w:rPr>
+        <w:t>Регіональний та національний вплив</w:t>
+      </w:r>
+    </w:p>
+    <w:p>
+      <w:pPr>
+        <w:spacing w:before="0" w:after="120"/>
+      </w:pPr>
+      <w:r>
+        <w:rPr>
+          <w:rFonts w:ascii="Arial" w:hAnsi="Arial"/>
+          <w:b w:val="0"/>
+          <w:i w:val="0"/>
+          <w:color w:val="000000"/>
+          <w:sz w:val="22"/>
+        </w:rPr>
+      </w:r>
+      <w:r>
+        <w:rPr>
+          <w:rFonts w:ascii="Arial" w:hAnsi="Arial"/>
+          <w:b/>
+          <w:i w:val="0"/>
+          <w:color w:val="000000"/>
+          <w:sz w:val="22"/>
+        </w:rPr>
+        <w:t>Внесок у відновлення енергетики:</w:t>
+      </w:r>
+      <w:r>
+        <w:rPr>
+          <w:rFonts w:ascii="Arial" w:hAnsi="Arial"/>
+          <w:b w:val="0"/>
+          <w:i w:val="0"/>
+          <w:color w:val="000000"/>
+          <w:sz w:val="22"/>
+        </w:rPr>
+        <w:t xml:space="preserve"> Підготовані фахівці стануть прямими учасниками відновлення зруйнованої енергетичної інфраструктури Запорізької та суміжних областей. Компетентності з цифрового двійника підстанцій та оптимізації розподільних мереж є критично необхідними для «розумного» відновлення — не просто відбудови знищеного, а впровадження нової цифрової архітектури.</w:t>
+      </w:r>
+    </w:p>
+    <w:p>
+      <w:pPr>
+        <w:spacing w:before="0" w:after="120"/>
+      </w:pPr>
+      <w:r>
+        <w:rPr>
+          <w:rFonts w:ascii="Arial" w:hAnsi="Arial"/>
+          <w:b w:val="0"/>
+          <w:i w:val="0"/>
+          <w:color w:val="000000"/>
+          <w:sz w:val="22"/>
+        </w:rPr>
+      </w:r>
+      <w:r>
+        <w:rPr>
+          <w:rFonts w:ascii="Arial" w:hAnsi="Arial"/>
+          <w:b/>
+          <w:i w:val="0"/>
+          <w:color w:val="000000"/>
+          <w:sz w:val="22"/>
+        </w:rPr>
+        <w:t>Мультиплікаційний ефект:</w:t>
+      </w:r>
+      <w:r>
+        <w:rPr>
+          <w:rFonts w:ascii="Arial" w:hAnsi="Arial"/>
+          <w:b w:val="0"/>
+          <w:i w:val="0"/>
+          <w:color w:val="000000"/>
+          <w:sz w:val="22"/>
+        </w:rPr>
+        <w:t xml:space="preserve"> Проєкт прагне отримати статус «пілотної програми» МОН України, що відкриє шлях для реплікації навчальних модулів у 10–15 інших технічних університетах України. Відкриті навчальні матеріали (OER) на Zenodo та GitHub доступні всім охочим без обмежень. Очікується, що впродовж 5 років після завершення проєкту (до 2034 р.) більше 1 000 додаткових студентів в Україні матимуть доступ до цих матеріалів через інші університети.</w:t>
+      </w:r>
+    </w:p>
+    <w:p>
+      <w:pPr>
+        <w:spacing w:before="0" w:after="120"/>
+      </w:pPr>
+      <w:r>
+        <w:rPr>
+          <w:rFonts w:ascii="Arial" w:hAnsi="Arial"/>
+          <w:b w:val="0"/>
+          <w:i w:val="0"/>
+          <w:color w:val="000000"/>
+          <w:sz w:val="22"/>
+        </w:rPr>
+      </w:r>
+      <w:r>
+        <w:rPr>
+          <w:rFonts w:ascii="Arial" w:hAnsi="Arial"/>
+          <w:b/>
+          <w:i w:val="0"/>
+          <w:color w:val="000000"/>
+          <w:sz w:val="22"/>
+        </w:rPr>
+        <w:t>Індустріальна кооперація:</w:t>
+      </w:r>
+      <w:r>
+        <w:rPr>
+          <w:rFonts w:ascii="Arial" w:hAnsi="Arial"/>
+          <w:b w:val="0"/>
+          <w:i w:val="0"/>
+          <w:color w:val="000000"/>
+          <w:sz w:val="22"/>
+        </w:rPr>
+        <w:t xml:space="preserve"> Industry Advisory Board забезпечить прямий зв'язок навчальної програми з потребами роботодавців. Очікується підписання 2–3 меморандумів про взаєморозуміння між університетами та енергетичними компаніями регіону, що відкриє шлях до спільних дослідницьких проєктів і цільової підготовки фахівців.</w:t>
+      </w:r>
+    </w:p>
+    <w:p>
+      <w:pPr>
+        <w:spacing w:before="160" w:after="80"/>
+      </w:pPr>
+      <w:r>
+        <w:rPr>
+          <w:rFonts w:ascii="Arial" w:hAnsi="Arial"/>
+          <w:b/>
+          <w:i w:val="0"/>
+          <w:color w:val="000000"/>
+          <w:sz w:val="22"/>
+        </w:rPr>
+        <w:t>План розповсюдження результатів</w:t>
+      </w:r>
+    </w:p>
+    <w:p>
+      <w:pPr>
+        <w:spacing w:before="0" w:after="80"/>
+        <w:ind w:left="425" w:hanging="198"/>
+      </w:pPr>
+      <w:r>
+        <w:t xml:space="preserve">– </w:t>
+      </w:r>
+      <w:r>
+        <w:rPr>
+          <w:rFonts w:ascii="Arial" w:hAnsi="Arial"/>
+          <w:b w:val="0"/>
+          <w:i w:val="0"/>
+          <w:color w:val="000000"/>
+          <w:sz w:val="22"/>
+        </w:rPr>
+      </w:r>
+      <w:r>
+        <w:rPr>
+          <w:rFonts w:ascii="Arial" w:hAnsi="Arial"/>
+          <w:b/>
+          <w:i w:val="0"/>
+          <w:color w:val="000000"/>
+          <w:sz w:val="22"/>
+        </w:rPr>
+        <w:t>Наукові публікації:</w:t>
+      </w:r>
+      <w:r>
+        <w:rPr>
+          <w:rFonts w:ascii="Arial" w:hAnsi="Arial"/>
+          <w:b w:val="0"/>
+          <w:i w:val="0"/>
+          <w:color w:val="000000"/>
+          <w:sz w:val="22"/>
+        </w:rPr>
+        <w:t xml:space="preserve"> 8 рецензованих статей у журналах Scopus/WoS Q1–Q2 (IEEE Transactions on Power Systems, Energies, Applied Energy, Renewable and Sustainable Energy Reviews). Мінімум 4 — у відкритому доступі (open access) для максимального охоплення.</w:t>
+      </w:r>
+    </w:p>
+    <w:p>
+      <w:pPr>
+        <w:spacing w:before="0" w:after="80"/>
+        <w:ind w:left="425" w:hanging="198"/>
+      </w:pPr>
+      <w:r>
+        <w:t xml:space="preserve">– </w:t>
+      </w:r>
+      <w:r>
+        <w:rPr>
+          <w:rFonts w:ascii="Arial" w:hAnsi="Arial"/>
+          <w:b w:val="0"/>
+          <w:i w:val="0"/>
+          <w:color w:val="000000"/>
+          <w:sz w:val="22"/>
+        </w:rPr>
+      </w:r>
+      <w:r>
+        <w:rPr>
+          <w:rFonts w:ascii="Arial" w:hAnsi="Arial"/>
+          <w:b/>
+          <w:i w:val="0"/>
+          <w:color w:val="000000"/>
+          <w:sz w:val="22"/>
+        </w:rPr>
+        <w:t>Відкриті освітні ресурси:</w:t>
+      </w:r>
+      <w:r>
+        <w:rPr>
+          <w:rFonts w:ascii="Arial" w:hAnsi="Arial"/>
+          <w:b w:val="0"/>
+          <w:i w:val="0"/>
+          <w:color w:val="000000"/>
+          <w:sz w:val="22"/>
+        </w:rPr>
+        <w:t xml:space="preserve"> 4 пакети OER (силабуси, лекційні матеріали, набори даних, відеолекції) на Zenodo та GitHub під ліцензією CC BY 4.0.</w:t>
+      </w:r>
+    </w:p>
+    <w:p>
+      <w:pPr>
+        <w:spacing w:before="0" w:after="80"/>
+        <w:ind w:left="425" w:hanging="198"/>
+      </w:pPr>
+      <w:r>
+        <w:t xml:space="preserve">– </w:t>
+      </w:r>
+      <w:r>
+        <w:rPr>
+          <w:rFonts w:ascii="Arial" w:hAnsi="Arial"/>
+          <w:b w:val="0"/>
+          <w:i w:val="0"/>
+          <w:color w:val="000000"/>
+          <w:sz w:val="22"/>
+        </w:rPr>
+      </w:r>
+      <w:r>
+        <w:rPr>
+          <w:rFonts w:ascii="Arial" w:hAnsi="Arial"/>
+          <w:b/>
+          <w:i w:val="0"/>
+          <w:color w:val="000000"/>
+          <w:sz w:val="22"/>
+        </w:rPr>
+        <w:t>Конференції:</w:t>
+      </w:r>
+      <w:r>
+        <w:rPr>
+          <w:rFonts w:ascii="Arial" w:hAnsi="Arial"/>
+          <w:b w:val="0"/>
+          <w:i w:val="0"/>
+          <w:color w:val="000000"/>
+          <w:sz w:val="22"/>
+        </w:rPr>
+        <w:t xml:space="preserve"> Щорічний онлайн-форум DigiTwin Ukraine; підсумкова очна конференція в Норвегії (М36). Презентації на міжнародних форумах: IEEE PowerTech, EuroPES, CIGRÉ.</w:t>
+      </w:r>
+    </w:p>
+    <w:p>
+      <w:pPr>
+        <w:spacing w:before="0" w:after="80"/>
+        <w:ind w:left="425" w:hanging="198"/>
+      </w:pPr>
+      <w:r>
+        <w:t xml:space="preserve">– </w:t>
+      </w:r>
+      <w:r>
+        <w:rPr>
+          <w:rFonts w:ascii="Arial" w:hAnsi="Arial"/>
+          <w:b w:val="0"/>
+          <w:i w:val="0"/>
+          <w:color w:val="000000"/>
+          <w:sz w:val="22"/>
+        </w:rPr>
+      </w:r>
+      <w:r>
+        <w:rPr>
+          <w:rFonts w:ascii="Arial" w:hAnsi="Arial"/>
+          <w:b/>
+          <w:i w:val="0"/>
+          <w:color w:val="000000"/>
+          <w:sz w:val="22"/>
+        </w:rPr>
+        <w:t>Медіа-присутність:</w:t>
+      </w:r>
+      <w:r>
+        <w:rPr>
+          <w:rFonts w:ascii="Arial" w:hAnsi="Arial"/>
+          <w:b w:val="0"/>
+          <w:i w:val="0"/>
+          <w:color w:val="000000"/>
+          <w:sz w:val="22"/>
+        </w:rPr>
+        <w:t xml:space="preserve"> Прес-релізи через медіа-служби NTNU та ЗНУ; анонси на сайтах МОН України та HK-dir. LinkedIn-сторінка проєкту для міжнародного поширення.</w:t>
+      </w:r>
+    </w:p>
+    <w:p>
+      <w:pPr>
+        <w:spacing w:before="0" w:after="80"/>
+        <w:ind w:left="425" w:hanging="198"/>
+      </w:pPr>
+      <w:r>
+        <w:t xml:space="preserve">– </w:t>
+      </w:r>
+      <w:r>
+        <w:rPr>
+          <w:rFonts w:ascii="Arial" w:hAnsi="Arial"/>
+          <w:b w:val="0"/>
+          <w:i w:val="0"/>
+          <w:color w:val="000000"/>
+          <w:sz w:val="22"/>
+        </w:rPr>
+      </w:r>
+      <w:r>
+        <w:rPr>
+          <w:rFonts w:ascii="Arial" w:hAnsi="Arial"/>
+          <w:b/>
+          <w:i w:val="0"/>
+          <w:color w:val="000000"/>
+          <w:sz w:val="22"/>
+        </w:rPr>
+        <w:t>Звіти для стейкхолдерів:</w:t>
+      </w:r>
+      <w:r>
+        <w:rPr>
+          <w:rFonts w:ascii="Arial" w:hAnsi="Arial"/>
+          <w:b w:val="0"/>
+          <w:i w:val="0"/>
+          <w:color w:val="000000"/>
+          <w:sz w:val="22"/>
+        </w:rPr>
+        <w:t xml:space="preserve"> Щорічний публічний звіт для Industry Advisory Board, МОН України та регіональних органів влади.</w:t>
       </w:r>
     </w:p>
     <w:p>
@@ -2409,32 +6326,50 @@
       </w:pPr>
     </w:p>
     <w:p>
-      <w:pPr/>
-      <w:r>
-        <w:rPr>
-          <w:rFonts w:ascii="Arial" w:hAnsi="Arial"/>
-          <w:color w:val="000000"/>
-          <w:sz w:val="22"/>
-        </w:rPr>
-        <w:t>## 4.2 Тривалість впливу та оцінка результатів проєкту</w:t>
-      </w:r>
-    </w:p>
-    <w:p>
-      <w:pPr/>
-      <w:r>
-        <w:rPr>
-          <w:rFonts w:ascii="Arial" w:hAnsi="Arial"/>
-          <w:color w:val="000000"/>
-          <w:sz w:val="22"/>
-        </w:rPr>
-        <w:t>### План довгострокової стійкості</w:t>
-      </w:r>
-    </w:p>
-    <w:p>
-      <w:pPr/>
-      <w:r>
-        <w:rPr>
-          <w:rFonts w:ascii="Arial" w:hAnsi="Arial"/>
+      <w:pPr>
+        <w:pStyle w:val="Ingenmellomrom"/>
+      </w:pPr>
+      <w:r/>
+    </w:p>
+    <w:p>
+      <w:pPr>
+        <w:spacing w:before="160" w:after="80"/>
+      </w:pPr>
+      <w:r>
+        <w:rPr>
+          <w:rFonts w:ascii="Arial" w:hAnsi="Arial"/>
+          <w:b/>
+          <w:i w:val="0"/>
+          <w:color w:val="000000"/>
+          <w:sz w:val="22"/>
+        </w:rPr>
+        <w:t>Тривалість впливу та оцінка результатів проєкту</w:t>
+      </w:r>
+    </w:p>
+    <w:p>
+      <w:pPr>
+        <w:spacing w:before="160" w:after="80"/>
+      </w:pPr>
+      <w:r>
+        <w:rPr>
+          <w:rFonts w:ascii="Arial" w:hAnsi="Arial"/>
+          <w:b/>
+          <w:i w:val="0"/>
+          <w:color w:val="000000"/>
+          <w:sz w:val="22"/>
+        </w:rPr>
+        <w:t>План довгострокової стійкості</w:t>
+      </w:r>
+    </w:p>
+    <w:p>
+      <w:pPr>
+        <w:spacing w:before="0" w:after="120"/>
+      </w:pPr>
+      <w:r>
+        <w:rPr>
+          <w:rFonts w:ascii="Arial" w:hAnsi="Arial"/>
+          <w:b w:val="0"/>
+          <w:i w:val="0"/>
           <w:color w:val="000000"/>
           <w:sz w:val="22"/>
         </w:rPr>
@@ -2442,129 +6377,475 @@
       </w:r>
     </w:p>
     <w:p>
-      <w:pPr/>
-      <w:r>
-        <w:rPr>
-          <w:rFonts w:ascii="Arial" w:hAnsi="Arial"/>
-          <w:color w:val="000000"/>
-          <w:sz w:val="22"/>
-        </w:rPr>
-        <w:t>**Кадрова стійкість:** 8 сертифікованих «тренерів тренерів» (WP2) забезпечують передачу знань у межах університетів і здатні актуалізувати курси відповідно до розвитку технологій без зовнішньої підтримки. Лабораторія паралельних і розподілених обчислень ЗНУ та Azure-інфраструктура залишаються у власності університету і становлять постійну операційну базу Living Lab.</w:t>
-      </w:r>
-    </w:p>
-    <w:p>
-      <w:pPr/>
-      <w:r>
-        <w:rPr>
-          <w:rFonts w:ascii="Arial" w:hAnsi="Arial"/>
-          <w:color w:val="000000"/>
-          <w:sz w:val="22"/>
-        </w:rPr>
-        <w:t>**Інфраструктурна стійкість:** Living Lab (WP4) переходить у режим постійно діючої навчально-дослідницької інфраструктури ЗНУ після завершення проєкту. Університет зобов'язується виділяти щорічне операційне фінансування (обслуговування Azure-підписки, дрібний ремонт обладнання) у своєму бюджеті — це є умовою підписання Листа про зобов'язання (Letter of Commitment).</w:t>
-      </w:r>
-    </w:p>
-    <w:p>
-      <w:pPr/>
-      <w:r>
-        <w:rPr>
-          <w:rFonts w:ascii="Arial" w:hAnsi="Arial"/>
-          <w:color w:val="000000"/>
-          <w:sz w:val="22"/>
-        </w:rPr>
-        <w:t>**Стратегічна стійкість:** Дорожня карта NTNU–ЗНУ 2026–2028 передбачає на фазі «Scaling» (2028) підготовку спільних заявок на Horizon Europe (наприклад, EIC Transition або MSCA Doctoral Networks) та Erasmus+ CBHE для масштабування результатів DigiTwin-Energy на ширше коло українських університетів. Ці майбутні заявки будуть спиратись на задокументовані результати поточного проєкту як Proof-of-Concept.</w:t>
-      </w:r>
-    </w:p>
-    <w:p>
-      <w:pPr/>
-      <w:r>
-        <w:rPr>
-          <w:rFonts w:ascii="Arial" w:hAnsi="Arial"/>
-          <w:color w:val="000000"/>
-          <w:sz w:val="22"/>
-        </w:rPr>
-        <w:t>**Відкриті ресурси як гарантія доступності:** Всі навчальні матеріали публікуються під відкритою ліцензією (CC BY 4.0) і зберігаються у двох незалежних репозиторіях (Zenodo та GitHub). Навіть у разі форс-мажору (закриття університету, евакуація тощо) ці матеріали залишаються доступними для всієї академічної спільноти України та світу.</w:t>
-      </w:r>
-    </w:p>
-    <w:p>
-      <w:pPr/>
-      <w:r>
-        <w:rPr>
-          <w:rFonts w:ascii="Arial" w:hAnsi="Arial"/>
-          <w:color w:val="000000"/>
-          <w:sz w:val="22"/>
-        </w:rPr>
-        <w:t>### Методологія оцінки та документування результатів</w:t>
-      </w:r>
-    </w:p>
-    <w:p>
-      <w:pPr/>
-      <w:r>
-        <w:rPr>
-          <w:rFonts w:ascii="Arial" w:hAnsi="Arial"/>
-          <w:color w:val="000000"/>
-          <w:sz w:val="22"/>
-        </w:rPr>
-        <w:t>**Оцінка на вході (Baseline Assessment):** У М1–М2 проводиться базове анкетування НПП і потенційних студентів для вимірювання вихідного рівня знань у галузі цифрових двійників та енергетичного IoT. Ці дані слугують контрольними точками для порівняння.</w:t>
-      </w:r>
-    </w:p>
-    <w:p>
-      <w:pPr/>
-      <w:r>
-        <w:rPr>
-          <w:rFonts w:ascii="Arial" w:hAnsi="Arial"/>
-          <w:color w:val="000000"/>
-          <w:sz w:val="22"/>
-        </w:rPr>
-        <w:t>**Моніторинг у процесі (Formative Evaluation):** Після кожного навчального модуля студенти проходять стандартизоване тестування (pre/post knowledge test). Щосеместровий опитувальник задоволеності студентів (за шкалою Лайкерта, 10 питань). Щорічний звіт EC для SC з аналізом KPI-панелі.</w:t>
-      </w:r>
-    </w:p>
-    <w:p>
-      <w:pPr/>
-      <w:r>
-        <w:rPr>
-          <w:rFonts w:ascii="Arial" w:hAnsi="Arial"/>
-          <w:color w:val="000000"/>
-          <w:sz w:val="22"/>
-        </w:rPr>
-        <w:t>**Підсумкова оцінка (Summative Evaluation):** У М33–М35 незалежний зовнішній оцінювач (external evaluator), найнятий консорціумом із застосуванням конкурсних процедур, проводить: (1) онлайн-опитування всіх 240+ студентів-учасників і 30 НПП; (2) структуровані інтерв'ю з керівниками 5 компаній Industry Advisory Board; (3) аналіз документації (syllabus compliance, публікаційна активність, OER-статистика завантажень). Deliverable: Незалежний звіт про оцінку проєкту (М36).</w:t>
-      </w:r>
-    </w:p>
-    <w:p>
-      <w:pPr/>
-      <w:r>
-        <w:rPr>
-          <w:rFonts w:ascii="Arial" w:hAnsi="Arial"/>
-          <w:color w:val="000000"/>
-          <w:sz w:val="22"/>
-        </w:rPr>
-        <w:t>**Ключові показники ефективності (KPI):**</w:t>
-        <w:br/>
-        <w:t>- Кількість акредитованих модулів: ціль 6/6 до М18</w:t>
-        <w:br/>
-        <w:t>- Кількість підготовлених студентів: ціль 240 до М36</w:t>
-        <w:br/>
-        <w:t>- Частка жінок серед учасників: ціль ≥40%</w:t>
-        <w:br/>
-        <w:t>- Кількість підвищених кваліфікацій НПП: ціль 30</w:t>
-        <w:br/>
-        <w:t>- Кількість публікацій Q1–Q2: ціль 8</w:t>
-        <w:br/>
-        <w:t>- NPS (Net Promoter Score) задоволеності студентів: ціль ≥70</w:t>
-        <w:br/>
-        <w:t>- Living Lab — кількість навчальних сценаріїв: ціль ≥10</w:t>
-        <w:br/>
-        <w:t>- OER-завантаження: ціль ≥500 до М36</w:t>
-      </w:r>
-    </w:p>
-    <w:p>
-      <w:pPr/>
-      <w:r>
-        <w:rPr>
-          <w:rFonts w:ascii="Arial" w:hAnsi="Arial"/>
-          <w:color w:val="000000"/>
-          <w:sz w:val="22"/>
-        </w:rPr>
-        <w:t>**Відстеження після закінчення проєкту:** ЗНУ зобов'язується проводити щорічне опитування студентів-випускників програми (alumni tracking) щодо їхнього працевлаштування у суміжних галузях протягом щонайменше 3 років після завершення DigiTwin-Energy. Ці дані будуть доступні для HK-dir та слугуватимуть базою для оцінки довгострокового впливу програми.</w:t>
+      <w:pPr>
+        <w:spacing w:before="0" w:after="120"/>
+      </w:pPr>
+      <w:r>
+        <w:rPr>
+          <w:rFonts w:ascii="Arial" w:hAnsi="Arial"/>
+          <w:b w:val="0"/>
+          <w:i w:val="0"/>
+          <w:color w:val="000000"/>
+          <w:sz w:val="22"/>
+        </w:rPr>
+      </w:r>
+      <w:r>
+        <w:rPr>
+          <w:rFonts w:ascii="Arial" w:hAnsi="Arial"/>
+          <w:b/>
+          <w:i w:val="0"/>
+          <w:color w:val="000000"/>
+          <w:sz w:val="22"/>
+        </w:rPr>
+        <w:t>Кадрова стійкість:</w:t>
+      </w:r>
+      <w:r>
+        <w:rPr>
+          <w:rFonts w:ascii="Arial" w:hAnsi="Arial"/>
+          <w:b w:val="0"/>
+          <w:i w:val="0"/>
+          <w:color w:val="000000"/>
+          <w:sz w:val="22"/>
+        </w:rPr>
+        <w:t xml:space="preserve"> 8 сертифікованих «тренерів тренерів» (WP2) забезпечують передачу знань у межах університетів і здатні актуалізувати курси відповідно до розвитку технологій без зовнішньої підтримки. Лабораторія паралельних і розподілених обчислень ЗНУ та Azure-інфраструктура залишаються у власності університету і становлять постійну операційну базу Living Lab.</w:t>
+      </w:r>
+    </w:p>
+    <w:p>
+      <w:pPr>
+        <w:spacing w:before="0" w:after="120"/>
+      </w:pPr>
+      <w:r>
+        <w:rPr>
+          <w:rFonts w:ascii="Arial" w:hAnsi="Arial"/>
+          <w:b w:val="0"/>
+          <w:i w:val="0"/>
+          <w:color w:val="000000"/>
+          <w:sz w:val="22"/>
+        </w:rPr>
+      </w:r>
+      <w:r>
+        <w:rPr>
+          <w:rFonts w:ascii="Arial" w:hAnsi="Arial"/>
+          <w:b/>
+          <w:i w:val="0"/>
+          <w:color w:val="000000"/>
+          <w:sz w:val="22"/>
+        </w:rPr>
+        <w:t>Інфраструктурна стійкість:</w:t>
+      </w:r>
+      <w:r>
+        <w:rPr>
+          <w:rFonts w:ascii="Arial" w:hAnsi="Arial"/>
+          <w:b w:val="0"/>
+          <w:i w:val="0"/>
+          <w:color w:val="000000"/>
+          <w:sz w:val="22"/>
+        </w:rPr>
+        <w:t xml:space="preserve"> Living Lab (WP4) переходить у режим постійно діючої навчально-дослідницької інфраструктури ЗНУ після завершення проєкту. Університет зобов'язується виділяти щорічне операційне фінансування (обслуговування Azure-підписки, дрібний ремонт обладнання) у своєму бюджеті — це є умовою підписання Листа про зобов'язання (Letter of Commitment).</w:t>
+      </w:r>
+    </w:p>
+    <w:p>
+      <w:pPr>
+        <w:spacing w:before="0" w:after="120"/>
+      </w:pPr>
+      <w:r>
+        <w:rPr>
+          <w:rFonts w:ascii="Arial" w:hAnsi="Arial"/>
+          <w:b w:val="0"/>
+          <w:i w:val="0"/>
+          <w:color w:val="000000"/>
+          <w:sz w:val="22"/>
+        </w:rPr>
+      </w:r>
+      <w:r>
+        <w:rPr>
+          <w:rFonts w:ascii="Arial" w:hAnsi="Arial"/>
+          <w:b/>
+          <w:i w:val="0"/>
+          <w:color w:val="000000"/>
+          <w:sz w:val="22"/>
+        </w:rPr>
+        <w:t>Стратегічна стійкість:</w:t>
+      </w:r>
+      <w:r>
+        <w:rPr>
+          <w:rFonts w:ascii="Arial" w:hAnsi="Arial"/>
+          <w:b w:val="0"/>
+          <w:i w:val="0"/>
+          <w:color w:val="000000"/>
+          <w:sz w:val="22"/>
+        </w:rPr>
+        <w:t xml:space="preserve"> Дорожня карта NTNU–ЗНУ 2026–2028 передбачає на фазі «Scaling» (2028) підготовку спільних заявок на Horizon Europe (наприклад, EIC Transition або MSCA Doctoral Networks) та Erasmus+ CBHE для масштабування результатів DigiTwin-Energy на ширше коло українських університетів. Ці майбутні заявки будуть спиратись на задокументовані результати поточного проєкту як Proof-of-Concept.</w:t>
+      </w:r>
+    </w:p>
+    <w:p>
+      <w:pPr>
+        <w:spacing w:before="0" w:after="120"/>
+      </w:pPr>
+      <w:r>
+        <w:rPr>
+          <w:rFonts w:ascii="Arial" w:hAnsi="Arial"/>
+          <w:b w:val="0"/>
+          <w:i w:val="0"/>
+          <w:color w:val="000000"/>
+          <w:sz w:val="22"/>
+        </w:rPr>
+      </w:r>
+      <w:r>
+        <w:rPr>
+          <w:rFonts w:ascii="Arial" w:hAnsi="Arial"/>
+          <w:b/>
+          <w:i w:val="0"/>
+          <w:color w:val="000000"/>
+          <w:sz w:val="22"/>
+        </w:rPr>
+        <w:t>Відкриті ресурси як гарантія доступності:</w:t>
+      </w:r>
+      <w:r>
+        <w:rPr>
+          <w:rFonts w:ascii="Arial" w:hAnsi="Arial"/>
+          <w:b w:val="0"/>
+          <w:i w:val="0"/>
+          <w:color w:val="000000"/>
+          <w:sz w:val="22"/>
+        </w:rPr>
+        <w:t xml:space="preserve"> Всі навчальні матеріали публікуються під відкритою ліцензією (CC BY 4.0) і зберігаються у двох незалежних репозиторіях (Zenodo та GitHub). Навіть у разі форс-мажору (закриття університету, евакуація тощо) ці матеріали залишаються доступними для всієї академічної спільноти України та світу.</w:t>
+      </w:r>
+    </w:p>
+    <w:p>
+      <w:pPr>
+        <w:spacing w:before="160" w:after="80"/>
+      </w:pPr>
+      <w:r>
+        <w:rPr>
+          <w:rFonts w:ascii="Arial" w:hAnsi="Arial"/>
+          <w:b/>
+          <w:i w:val="0"/>
+          <w:color w:val="000000"/>
+          <w:sz w:val="22"/>
+        </w:rPr>
+        <w:t>Методологія оцінки та документування результатів</w:t>
+      </w:r>
+    </w:p>
+    <w:p>
+      <w:pPr>
+        <w:spacing w:before="0" w:after="120"/>
+      </w:pPr>
+      <w:r>
+        <w:rPr>
+          <w:rFonts w:ascii="Arial" w:hAnsi="Arial"/>
+          <w:b w:val="0"/>
+          <w:i w:val="0"/>
+          <w:color w:val="000000"/>
+          <w:sz w:val="22"/>
+        </w:rPr>
+      </w:r>
+      <w:r>
+        <w:rPr>
+          <w:rFonts w:ascii="Arial" w:hAnsi="Arial"/>
+          <w:b/>
+          <w:i w:val="0"/>
+          <w:color w:val="000000"/>
+          <w:sz w:val="22"/>
+        </w:rPr>
+        <w:t>Оцінка на вході (Baseline Assessment):</w:t>
+      </w:r>
+      <w:r>
+        <w:rPr>
+          <w:rFonts w:ascii="Arial" w:hAnsi="Arial"/>
+          <w:b w:val="0"/>
+          <w:i w:val="0"/>
+          <w:color w:val="000000"/>
+          <w:sz w:val="22"/>
+        </w:rPr>
+        <w:t xml:space="preserve"> У М1–М2 проводиться базове анкетування НПП і потенційних студентів для вимірювання вихідного рівня знань у галузі цифрових двійників та енергетичного IoT. Ці дані слугують контрольними точками для порівняння.</w:t>
+      </w:r>
+    </w:p>
+    <w:p>
+      <w:pPr>
+        <w:spacing w:before="0" w:after="120"/>
+      </w:pPr>
+      <w:r>
+        <w:rPr>
+          <w:rFonts w:ascii="Arial" w:hAnsi="Arial"/>
+          <w:b w:val="0"/>
+          <w:i w:val="0"/>
+          <w:color w:val="000000"/>
+          <w:sz w:val="22"/>
+        </w:rPr>
+      </w:r>
+      <w:r>
+        <w:rPr>
+          <w:rFonts w:ascii="Arial" w:hAnsi="Arial"/>
+          <w:b/>
+          <w:i w:val="0"/>
+          <w:color w:val="000000"/>
+          <w:sz w:val="22"/>
+        </w:rPr>
+        <w:t>Моніторинг у процесі (Formative Evaluation):</w:t>
+      </w:r>
+      <w:r>
+        <w:rPr>
+          <w:rFonts w:ascii="Arial" w:hAnsi="Arial"/>
+          <w:b w:val="0"/>
+          <w:i w:val="0"/>
+          <w:color w:val="000000"/>
+          <w:sz w:val="22"/>
+        </w:rPr>
+        <w:t xml:space="preserve"> Після кожного навчального модуля студенти проходять стандартизоване тестування (pre/post knowledge test). Щосеместровий опитувальник задоволеності студентів (за шкалою Лайкерта, 10 питань). Щорічний звіт EC для SC з аналізом KPI-панелі.</w:t>
+      </w:r>
+    </w:p>
+    <w:p>
+      <w:pPr>
+        <w:spacing w:before="0" w:after="120"/>
+      </w:pPr>
+      <w:r>
+        <w:rPr>
+          <w:rFonts w:ascii="Arial" w:hAnsi="Arial"/>
+          <w:b w:val="0"/>
+          <w:i w:val="0"/>
+          <w:color w:val="000000"/>
+          <w:sz w:val="22"/>
+        </w:rPr>
+      </w:r>
+      <w:r>
+        <w:rPr>
+          <w:rFonts w:ascii="Arial" w:hAnsi="Arial"/>
+          <w:b/>
+          <w:i w:val="0"/>
+          <w:color w:val="000000"/>
+          <w:sz w:val="22"/>
+        </w:rPr>
+        <w:t>Підсумкова оцінка (Summative Evaluation):</w:t>
+      </w:r>
+      <w:r>
+        <w:rPr>
+          <w:rFonts w:ascii="Arial" w:hAnsi="Arial"/>
+          <w:b w:val="0"/>
+          <w:i w:val="0"/>
+          <w:color w:val="000000"/>
+          <w:sz w:val="22"/>
+        </w:rPr>
+        <w:t xml:space="preserve"> У М33–М35 незалежний зовнішній оцінювач (external evaluator), найнятий консорціумом із застосуванням конкурсних процедур, проводить: (1) онлайн-опитування всіх 240+ студентів-учасників і 30 НПП; (2) структуровані інтерв'ю з керівниками 5 компаній Industry Advisory Board; (3) аналіз документації (syllabus compliance, публікаційна активність, OER-статистика завантажень). Deliverable: Незалежний звіт про оцінку проєкту (М36).</w:t>
+      </w:r>
+    </w:p>
+    <w:p>
+      <w:pPr>
+        <w:spacing w:before="0" w:after="120"/>
+      </w:pPr>
+      <w:r>
+        <w:rPr>
+          <w:rFonts w:ascii="Arial" w:hAnsi="Arial"/>
+          <w:b w:val="0"/>
+          <w:i w:val="0"/>
+          <w:color w:val="000000"/>
+          <w:sz w:val="22"/>
+        </w:rPr>
+      </w:r>
+      <w:r>
+        <w:rPr>
+          <w:rFonts w:ascii="Arial" w:hAnsi="Arial"/>
+          <w:b/>
+          <w:i w:val="0"/>
+          <w:color w:val="000000"/>
+          <w:sz w:val="22"/>
+        </w:rPr>
+        <w:t>Ключові показники ефективності (KPI):</w:t>
+      </w:r>
+      <w:r>
+        <w:rPr>
+          <w:rFonts w:ascii="Arial" w:hAnsi="Arial"/>
+          <w:b w:val="0"/>
+          <w:i w:val="0"/>
+          <w:color w:val="000000"/>
+          <w:sz w:val="22"/>
+        </w:rPr>
+      </w:r>
+    </w:p>
+    <w:p>
+      <w:pPr>
+        <w:spacing w:before="0" w:after="80"/>
+        <w:ind w:left="425" w:hanging="198"/>
+      </w:pPr>
+      <w:r>
+        <w:t xml:space="preserve">– </w:t>
+      </w:r>
+      <w:r>
+        <w:rPr>
+          <w:rFonts w:ascii="Arial" w:hAnsi="Arial"/>
+          <w:b w:val="0"/>
+          <w:i w:val="0"/>
+          <w:color w:val="000000"/>
+          <w:sz w:val="22"/>
+        </w:rPr>
+        <w:t>Кількість акредитованих модулів: ціль 6/6 до М18</w:t>
+      </w:r>
+    </w:p>
+    <w:p>
+      <w:pPr>
+        <w:spacing w:before="0" w:after="80"/>
+        <w:ind w:left="425" w:hanging="198"/>
+      </w:pPr>
+      <w:r>
+        <w:t xml:space="preserve">– </w:t>
+      </w:r>
+      <w:r>
+        <w:rPr>
+          <w:rFonts w:ascii="Arial" w:hAnsi="Arial"/>
+          <w:b w:val="0"/>
+          <w:i w:val="0"/>
+          <w:color w:val="000000"/>
+          <w:sz w:val="22"/>
+        </w:rPr>
+        <w:t>Кількість підготовлених студентів: ціль 240 до М36</w:t>
+      </w:r>
+    </w:p>
+    <w:p>
+      <w:pPr>
+        <w:spacing w:before="0" w:after="80"/>
+        <w:ind w:left="425" w:hanging="198"/>
+      </w:pPr>
+      <w:r>
+        <w:t xml:space="preserve">– </w:t>
+      </w:r>
+      <w:r>
+        <w:rPr>
+          <w:rFonts w:ascii="Arial" w:hAnsi="Arial"/>
+          <w:b w:val="0"/>
+          <w:i w:val="0"/>
+          <w:color w:val="000000"/>
+          <w:sz w:val="22"/>
+        </w:rPr>
+        <w:t>Частка жінок серед учасників: ціль ≥40%</w:t>
+      </w:r>
+    </w:p>
+    <w:p>
+      <w:pPr>
+        <w:spacing w:before="0" w:after="80"/>
+        <w:ind w:left="425" w:hanging="198"/>
+      </w:pPr>
+      <w:r>
+        <w:t xml:space="preserve">– </w:t>
+      </w:r>
+      <w:r>
+        <w:rPr>
+          <w:rFonts w:ascii="Arial" w:hAnsi="Arial"/>
+          <w:b w:val="0"/>
+          <w:i w:val="0"/>
+          <w:color w:val="000000"/>
+          <w:sz w:val="22"/>
+        </w:rPr>
+        <w:t>Кількість підвищених кваліфікацій НПП: ціль 30</w:t>
+      </w:r>
+    </w:p>
+    <w:p>
+      <w:pPr>
+        <w:spacing w:before="0" w:after="80"/>
+        <w:ind w:left="425" w:hanging="198"/>
+      </w:pPr>
+      <w:r>
+        <w:t xml:space="preserve">– </w:t>
+      </w:r>
+      <w:r>
+        <w:rPr>
+          <w:rFonts w:ascii="Arial" w:hAnsi="Arial"/>
+          <w:b w:val="0"/>
+          <w:i w:val="0"/>
+          <w:color w:val="000000"/>
+          <w:sz w:val="22"/>
+        </w:rPr>
+        <w:t>Кількість публікацій Q1–Q2: ціль 8</w:t>
+      </w:r>
+    </w:p>
+    <w:p>
+      <w:pPr>
+        <w:spacing w:before="0" w:after="80"/>
+        <w:ind w:left="425" w:hanging="198"/>
+      </w:pPr>
+      <w:r>
+        <w:t xml:space="preserve">– </w:t>
+      </w:r>
+      <w:r>
+        <w:rPr>
+          <w:rFonts w:ascii="Arial" w:hAnsi="Arial"/>
+          <w:b w:val="0"/>
+          <w:i w:val="0"/>
+          <w:color w:val="000000"/>
+          <w:sz w:val="22"/>
+        </w:rPr>
+        <w:t>NPS (Net Promoter Score) задоволеності студентів: ціль ≥70</w:t>
+      </w:r>
+    </w:p>
+    <w:p>
+      <w:pPr>
+        <w:spacing w:before="0" w:after="80"/>
+        <w:ind w:left="425" w:hanging="198"/>
+      </w:pPr>
+      <w:r>
+        <w:t xml:space="preserve">– </w:t>
+      </w:r>
+      <w:r>
+        <w:rPr>
+          <w:rFonts w:ascii="Arial" w:hAnsi="Arial"/>
+          <w:b w:val="0"/>
+          <w:i w:val="0"/>
+          <w:color w:val="000000"/>
+          <w:sz w:val="22"/>
+        </w:rPr>
+        <w:t>Living Lab — кількість навчальних сценаріїв: ціль ≥10</w:t>
+      </w:r>
+    </w:p>
+    <w:p>
+      <w:pPr>
+        <w:spacing w:before="0" w:after="80"/>
+        <w:ind w:left="425" w:hanging="198"/>
+      </w:pPr>
+      <w:r>
+        <w:t xml:space="preserve">– </w:t>
+      </w:r>
+      <w:r>
+        <w:rPr>
+          <w:rFonts w:ascii="Arial" w:hAnsi="Arial"/>
+          <w:b w:val="0"/>
+          <w:i w:val="0"/>
+          <w:color w:val="000000"/>
+          <w:sz w:val="22"/>
+        </w:rPr>
+        <w:t>OER-завантаження: ціль ≥500 до М36</w:t>
+      </w:r>
+    </w:p>
+    <w:p>
+      <w:pPr>
+        <w:spacing w:before="0" w:after="120"/>
+      </w:pPr>
+      <w:r>
+        <w:rPr>
+          <w:rFonts w:ascii="Arial" w:hAnsi="Arial"/>
+          <w:b w:val="0"/>
+          <w:i w:val="0"/>
+          <w:color w:val="000000"/>
+          <w:sz w:val="22"/>
+        </w:rPr>
+      </w:r>
+      <w:r>
+        <w:rPr>
+          <w:rFonts w:ascii="Arial" w:hAnsi="Arial"/>
+          <w:b/>
+          <w:i w:val="0"/>
+          <w:color w:val="000000"/>
+          <w:sz w:val="22"/>
+        </w:rPr>
+        <w:t>Відстеження після закінчення проєкту:</w:t>
+      </w:r>
+      <w:r>
+        <w:rPr>
+          <w:rFonts w:ascii="Arial" w:hAnsi="Arial"/>
+          <w:b w:val="0"/>
+          <w:i w:val="0"/>
+          <w:color w:val="000000"/>
+          <w:sz w:val="22"/>
+        </w:rPr>
+        <w:t xml:space="preserve"> ЗНУ зобов'язується проводити щорічне опитування студентів-випускників програми (alumni tracking) щодо їхнього працевлаштування у суміжних галузях протягом щонайменше 3 років після завершення DigiTwin-Energy. Ці дані будуть доступні для HK-dir та слугуватимуть базою для оцінки довгострокового впливу програми.</w:t>
       </w:r>
     </w:p>
     <w:p>
@@ -2663,6 +6944,7 @@
     </w:p>
     <w:p>
       <w:pPr>
+        <w:pStyle w:val="Ingenmellomrom"/>
         <w:numPr>
           <w:ilvl w:val="0"/>
           <w:numId w:val="2"/>
@@ -2672,9 +6954,13 @@
           <w:szCs w:val="18"/>
         </w:rPr>
       </w:pPr>
-      <w:r>
-        <w:rPr>
-          <w:rFonts w:ascii="Arial" w:hAnsi="Arial"/>
+      <w:r/>
+      <w:r>
+        <w:rPr>
+          <w:rFonts w:ascii="Arial" w:hAnsi="Arial"/>
+          <w:b w:val="0"/>
+          <w:i w:val="0"/>
+          <w:color w:val="000000"/>
           <w:sz w:val="20"/>
         </w:rPr>
         <w:t>[1] International Energy Agency (IEA). (2024). Ukraine Energy Sector Damage Assessment and Recovery Needs. IEA Special Report. Paris: IEA. https://www.iea.org/reports/ukraine-energy-sector-damage</w:t>
@@ -2685,6 +6971,9 @@
       <w:r>
         <w:rPr>
           <w:rFonts w:ascii="Arial" w:hAnsi="Arial"/>
+          <w:b w:val="0"/>
+          <w:i w:val="0"/>
+          <w:color w:val="000000"/>
           <w:sz w:val="20"/>
         </w:rPr>
         <w:t>[2] Grieves, M., &amp; Vickers, J. (2017). Digital twin: Mitigating unpredictable, undesirable emergent behavior in complex systems. In F.-J. Kahlen, S. Flumerfelt, &amp; A. Alves (Eds.), Transdisciplinary Perspectives on Complex Systems (pp. 85–113). Springer. https://doi.org/10.1007/978-3-319-38756-7_4</w:t>
@@ -2695,6 +6984,9 @@
       <w:r>
         <w:rPr>
           <w:rFonts w:ascii="Arial" w:hAnsi="Arial"/>
+          <w:b w:val="0"/>
+          <w:i w:val="0"/>
+          <w:color w:val="000000"/>
           <w:sz w:val="20"/>
         </w:rPr>
         <w:t>[3] Raissi, M., Perdikaris, P., &amp; Karniadakis, G. E. (2019). Physics-informed neural networks: A deep learning framework for solving forward and inverse problems involving nonlinear partial differential equations. Journal of Computational Physics, 378, 686–707. https://doi.org/10.1016/j.jcp.2018.10.045</w:t>
@@ -2705,6 +6997,9 @@
       <w:r>
         <w:rPr>
           <w:rFonts w:ascii="Arial" w:hAnsi="Arial"/>
+          <w:b w:val="0"/>
+          <w:i w:val="0"/>
+          <w:color w:val="000000"/>
           <w:sz w:val="20"/>
         </w:rPr>
         <w:t>[4] Tao, F., Zhang, H., Liu, A., &amp; Nee, A. Y. C. (2019). Digital twin in industry: State-of-the-art. IEEE Transactions on Industrial Informatics, 15(4), 2405–2415. https://doi.org/10.1109/TII.2018.2873186</w:t>
@@ -2715,6 +7010,9 @@
       <w:r>
         <w:rPr>
           <w:rFonts w:ascii="Arial" w:hAnsi="Arial"/>
+          <w:b w:val="0"/>
+          <w:i w:val="0"/>
+          <w:color w:val="000000"/>
           <w:sz w:val="20"/>
         </w:rPr>
         <w:t>[5] European Commission. (2022). REPowerEU Plan. COM(2022) 230 final. Brussels: European Commission. https://eur-lex.europa.eu/legal-content/EN/TXT/?uri=COM%3A2022%3A230%3AFIN</w:t>
@@ -2725,6 +7023,9 @@
       <w:r>
         <w:rPr>
           <w:rFonts w:ascii="Arial" w:hAnsi="Arial"/>
+          <w:b w:val="0"/>
+          <w:i w:val="0"/>
+          <w:color w:val="000000"/>
           <w:sz w:val="20"/>
         </w:rPr>
         <w:t>[6] Уряд України. (2022). Національний план відновлення України. Київ: Кабінет Міністрів України. https://www.kmu.gov.ua/en/news/ukrayina-2030-prezentovano-nacionalnyj-plan-vidnovlennya</w:t>
@@ -2735,6 +7036,9 @@
       <w:r>
         <w:rPr>
           <w:rFonts w:ascii="Arial" w:hAnsi="Arial"/>
+          <w:b w:val="0"/>
+          <w:i w:val="0"/>
+          <w:color w:val="000000"/>
           <w:sz w:val="20"/>
         </w:rPr>
         <w:t>[7] Mellerud, I., &amp; Nilssen, T. (2023). NTNU Digital Transformation: Strategy and Implementation 2021–2025. Trondheim: Norwegian University of Science and Technology. https://www.ntnu.edu/digital-transformation</w:t>
@@ -2745,6 +7049,9 @@
       <w:r>
         <w:rPr>
           <w:rFonts w:ascii="Arial" w:hAnsi="Arial"/>
+          <w:b w:val="0"/>
+          <w:i w:val="0"/>
+          <w:color w:val="000000"/>
           <w:sz w:val="20"/>
         </w:rPr>
         <w:t>[8] Fuller, A., Fan, Z., Day, C., &amp; Barlow, C. (2020). Digital twin: Enabling technologies, challenges and open research. IEEE Access, 8, 108952–108971. https://doi.org/10.1109/ACCESS.2020.2998358</w:t>
@@ -2755,6 +7062,9 @@
       <w:r>
         <w:rPr>
           <w:rFonts w:ascii="Arial" w:hAnsi="Arial"/>
+          <w:b w:val="0"/>
+          <w:i w:val="0"/>
+          <w:color w:val="000000"/>
           <w:sz w:val="20"/>
         </w:rPr>
         <w:t>[9] Transparency International. (2024). Corruption Perceptions Index 2023. Berlin: Transparency International. https://www.transparency.org/en/cpi/2023</w:t>
@@ -2765,6 +7075,9 @@
       <w:r>
         <w:rPr>
           <w:rFonts w:ascii="Arial" w:hAnsi="Arial"/>
+          <w:b w:val="0"/>
+          <w:i w:val="0"/>
+          <w:color w:val="000000"/>
           <w:sz w:val="20"/>
         </w:rPr>
         <w:t>[10] Министерство освіти і науки України (МОН). (2023). Стан вищої освіти в умовах воєнного стану: Аналітична доповідь. Київ: МОН України. https://mon.gov.ua</w:t>
@@ -2775,6 +7088,9 @@
       <w:r>
         <w:rPr>
           <w:rFonts w:ascii="Arial" w:hAnsi="Arial"/>
+          <w:b w:val="0"/>
+          <w:i w:val="0"/>
+          <w:color w:val="000000"/>
           <w:sz w:val="20"/>
         </w:rPr>
         <w:t>[11] International Renewable Energy Agency (IRENA). (2023). Ukraine: Renewable Energy Transition in the Context of War and Reconstruction. Abu Dhabi: IRENA. https://www.irena.org/Publications/2023/Nov/Ukraine-Renewable-Energy-Transition</w:t>
@@ -2785,6 +7101,9 @@
       <w:r>
         <w:rPr>
           <w:rFonts w:ascii="Arial" w:hAnsi="Arial"/>
+          <w:b w:val="0"/>
+          <w:i w:val="0"/>
+          <w:color w:val="000000"/>
           <w:sz w:val="20"/>
         </w:rPr>
         <w:t>[12] Kritzinger, W., Karner, M., Traar, G., Henjes, J., &amp; Sihn, W. (2018). Digital twin in manufacturing: A categorical literature review and classification. IFAC-PapersOnLine, 51(11), 1016–1022. https://doi.org/10.1016/j.ifacol.2018.08.474</w:t>
@@ -2795,6 +7114,9 @@
       <w:r>
         <w:rPr>
           <w:rFonts w:ascii="Arial" w:hAnsi="Arial"/>
+          <w:b w:val="0"/>
+          <w:i w:val="0"/>
+          <w:color w:val="000000"/>
           <w:sz w:val="20"/>
         </w:rPr>
         <w:t>[13] НЕК «Укренерго». (2024). Річний звіт про функціонування об'єднаної енергосистеми України. Київ: НЕК «Укренерго». https://ua.energy</w:t>
@@ -2805,6 +7127,9 @@
       <w:r>
         <w:rPr>
           <w:rFonts w:ascii="Arial" w:hAnsi="Arial"/>
+          <w:b w:val="0"/>
+          <w:i w:val="0"/>
+          <w:color w:val="000000"/>
           <w:sz w:val="20"/>
         </w:rPr>
         <w:t>[14] USAID. (2024). Advanced Manufacturing and Energy Solutions (AMES) Program: Workforce Needs Assessment in Ukraine's Energy Sector. Washington, DC: USAID.</w:t>
@@ -2815,6 +7140,9 @@
       <w:r>
         <w:rPr>
           <w:rFonts w:ascii="Arial" w:hAnsi="Arial"/>
+          <w:b w:val="0"/>
+          <w:i w:val="0"/>
+          <w:color w:val="000000"/>
           <w:sz w:val="20"/>
         </w:rPr>
         <w:t>[15] UNESCO. (2020). Guidelines on Academic Freedom and Institutional Autonomy during Crises. Paris: UNESCO. https://www.unesco.org/en/higher-education/academic-freedom</w:t>
